--- a/paper/English/Paper_Mensajes_Presidenciales_Mercados_Colombia_ES.docx
+++ b/paper/English/Paper_Mensajes_Presidenciales_Mercados_Colombia_ES.docx
@@ -7,7 +7,7 @@
         <w:pStyle w:val="Title"/>
       </w:pPr>
       <w:r>
-        <w:t xml:space="preserve">Sentimiento discursivo presidencial y mercados financieros en Colombia: evidencia empírica del tono, emociones y señales de Twitter (2022–2026)</w:t>
+        <w:t xml:space="preserve">Comunicación emocional presidencial en X/Twitter y dinámicas de los mercados financieros en Colombia: tono, emociones e intensidad discursiva</w:t>
       </w:r>
     </w:p>
     <w:p>
@@ -36,87 +36,68 @@
     </w:p>
     <w:p>
       <w:pPr>
-        <w:pStyle w:val="Date"/>
-      </w:pPr>
-      <w:r>
-        <w:t xml:space="preserve">octubre de 2026</w:t>
+        <w:pStyle w:val="FirstParagraph"/>
+      </w:pPr>
+      <w:r>
+        <w:rPr>
+          <w:b/>
+          <w:bCs/>
+        </w:rPr>
+        <w:t xml:space="preserve">Afiliación.</w:t>
+      </w:r>
+      <w:r>
+        <w:t xml:space="preserve"> </w:t>
+      </w:r>
+      <w:r>
+        <w:t xml:space="preserve">Facultad de Economía, Universidad Militar Nueva Granada, Bogotá, Colombia. Los tres autores comparten la afiliación institucional indicada.</w:t>
+      </w:r>
+      <w:r>
+        <w:t xml:space="preserve"> </w:t>
+      </w:r>
+      <w:r>
+        <w:rPr>
+          <w:b/>
+          <w:bCs/>
+        </w:rPr>
+        <w:t xml:space="preserve">Autor de correspondencia:</w:t>
+      </w:r>
+      <w:r>
+        <w:t xml:space="preserve"> </w:t>
+      </w:r>
+      <w:r>
+        <w:t xml:space="preserve">Luis Eduardo Sandoval Garrido,</w:t>
+      </w:r>
+      <w:r>
+        <w:t xml:space="preserve"> </w:t>
+      </w:r>
+      <w:hyperlink r:id="rId20">
+        <w:r>
+          <w:rPr>
+            <w:rStyle w:val="Hyperlink"/>
+          </w:rPr>
+          <w:t xml:space="preserve">luis.sandoval@unimilitar.edu.co</w:t>
+        </w:r>
+      </w:hyperlink>
+      <w:r>
+        <w:t xml:space="preserve">.</w:t>
       </w:r>
     </w:p>
     <w:p>
       <w:pPr>
-        <w:pStyle w:val="FirstParagraph"/>
-      </w:pPr>
-      <w:r>
-        <w:t xml:space="preserve">Documento de Trabajo / Preprint de Investigación Económica</w:t>
-      </w:r>
-      <w:r>
-        <w:t xml:space="preserve"> </w:t>
-      </w:r>
-      <w:r>
-        <w:t xml:space="preserve">Semillero de Investigación · Universidad Militar Nueva Granada</w:t>
-      </w:r>
-    </w:p>
-    <w:p>
-      <w:pPr>
         <w:pStyle w:val="BodyText"/>
       </w:pPr>
       <w:r>
-        <w:t xml:space="preserve">Resumen</w:t>
-      </w:r>
-    </w:p>
-    <w:p>
-      <w:pPr>
-        <w:pStyle w:val="BodyText"/>
-      </w:pPr>
-      <w:r>
-        <w:t xml:space="preserve">Este artículo examina la relación observacional entre el tono sentimental, las emociones discretas y el volumen comunicativo de la cuenta oficial del presidente de Colombia, @petrogustavo, y cuatro mercados financieros domésticos (divisas, acciones, deuda pública interna y energía eléctrica) entre agosto de 2022 y mayo de 2026. A partir de un censo de 14.659 publicaciones presidenciales y una muestra comparativa de 13.648 mensajes de opinión pública sobre Gustavo Petro (empleada con fines descriptivos tras documentar un sesgo de recolección horaria), se cuantifica el perfil discursivo del mandatario mediante polaridad neta, las ocho emociones básicas de Plutchik/NRC y un Índice de Presión Informacional (IPI) estandarizado. La alineación temporal asocia cada ventana discursiva con la sesión bursátil observada posterior (</w:t>
-      </w:r>
-      <m:oMath>
-        <m:sSub>
-          <m:e>
-            <m:r>
-              <m:t>S</m:t>
-            </m:r>
-          </m:e>
-          <m:sub>
-            <m:r>
-              <m:t>t</m:t>
-            </m:r>
-          </m:sub>
-        </m:sSub>
-        <m:r>
-          <m:rPr>
-            <m:sty m:val="p"/>
-          </m:rPr>
-          <m:t>→</m:t>
-        </m:r>
-        <m:sSub>
-          <m:e>
-            <m:r>
-              <m:t>R</m:t>
-            </m:r>
-          </m:e>
-          <m:sub>
-            <m:r>
-              <m:t>t</m:t>
-            </m:r>
-            <m:r>
-              <m:rPr>
-                <m:sty m:val="p"/>
-              </m:rPr>
-              <m:t>+</m:t>
-            </m:r>
-            <m:r>
-              <m:t>1</m:t>
-            </m:r>
-          </m:sub>
-        </m:sSub>
-      </m:oMath>
-      <w:r>
-        <w:t xml:space="preserve">), consolidando 934 sesiones únicas, 882 observaciones completas para el sistema multivariado y 881 observaciones efectivas en el modelo VAR, corrigiendo la duplicación artificial de retornos en días inhábiles. Las pruebas de precedencia de Granger sobre una familia de 112 contrastes presidenciales (cuatro activos bursátiles × siete predictores discursivos × cuatro rezagos) revelan 5 rechazos nominales con</w:t>
-      </w:r>
-      <w:r>
-        <w:t xml:space="preserve"> </w:t>
+        <w:rPr>
+          <w:b/>
+          <w:bCs/>
+        </w:rPr>
+        <w:t xml:space="preserve">Resumen.</w:t>
+      </w:r>
+      <w:r>
+        <w:t xml:space="preserve"> </w:t>
+      </w:r>
+      <w:r>
+        <w:t xml:space="preserve">Este artículo examina si el tono emocional, las emociones discretas y la intensidad comunicativa de la cuenta oficial de X/Twitter del presidente de Colombia, @petrogustavo, preceden o covarían con los retornos de cuatro mercados financieros domésticos: divisas, acciones, deuda soberana interna y energía eléctrica. A partir de un censo de 14.659 publicaciones presidenciales emitidas entre agosto de 2022 y mayo de 2026, se miden la polaridad neta del sentimiento, las ocho emociones básicas del marco Plutchik/NRC y un Índice de Presión Informacional (IPI) estandarizado. Cada ventana discursiva se vincula con el retorno observado en la siguiente sesión bursátil. Tras excluir los días sin negociación, la muestra comprende 934 sesiones únicas y 882 observaciones completas para el sistema econométrico multivariado (881 observaciones efectivas en el modelo VAR). Las pruebas de precedencia temporal sobre 112 contrastes de la familia discursiva presidencial identifican cinco asociaciones nominales (</w:t>
       </w:r>
       <m:oMath>
         <m:r>
@@ -142,7 +123,7 @@
         </m:r>
       </m:oMath>
       <w:r>
-        <w:t xml:space="preserve">, concentrados en polaridad neta y en la emoción de alegría frente a la Tasa Representativa del Mercado (TRM); sin embargo, ninguno de estos contrastes conserva significancia estadística tras el control de la tasa de falsos descubrimientos (FDR de Benjamini-Hochberg,</w:t>
+        <w:t xml:space="preserve">), concentradas en la polaridad neta y la alegría frente a la tasa de cambio del peso colombiano (TRM). Sin embargo, ninguna se mantiene estadísticamente significativa tras la corrección por tasa de falsos descubrimientos (FDR de Benjamini-Hochberg,</w:t>
       </w:r>
       <w:r>
         <w:t xml:space="preserve"> </w:t>
@@ -171,7 +152,7 @@
         </m:r>
       </m:oMath>
       <w:r>
-        <w:t xml:space="preserve">). La estimación DCC-GARCH arroja un parámetro de reacción a innovaciones discursivas no significativo (</w:t>
+        <w:t xml:space="preserve">). Los análisis de dependencia condicional mediante modelos DCC-GARCH no muestran una reacción significativa de las correlaciones dinámicas ante innovaciones discursivas (</w:t>
       </w:r>
       <m:oMath>
         <m:r>
@@ -195,14 +176,12 @@
         <m:r>
           <m:t>0119</m:t>
         </m:r>
-      </m:oMath>
-      <w:r>
-        <w:t xml:space="preserve">;</w:t>
-      </w:r>
-      <w:r>
-        <w:t xml:space="preserve"> </w:t>
-      </w:r>
-      <m:oMath>
+        <m:r>
+          <m:rPr>
+            <m:sty m:val="p"/>
+          </m:rPr>
+          <m:t>;</m:t>
+        </m:r>
         <m:r>
           <m:t>p</m:t>
         </m:r>
@@ -226,7 +205,7 @@
         </m:r>
       </m:oMath>
       <w:r>
-        <w:t xml:space="preserve">) y correlaciones condicionales dinámicas promedio moderadas (-0,043 a +0,057). Asimismo, un modelo de cambio de régimen de Markov identifica dos estados de dispersión condicional IPI-TRM, mientras que el estudio de eventos ante episodios extremos de polaridad e IPI constata fluctuaciones transitorias que revierten en pocos días. Los resultados indican que los precios de los activos financieros colombianos son estadísticamente independientes de las variaciones diarias del tono discursivo presidencial, lo que es coherente con una absorción rápida del flujo comunicativo en redes y una fijación de precios anclada en fundamentales macroeconómicos e institucionales.</w:t>
+        <w:t xml:space="preserve">), mientras que los análisis de regímenes markovianos y de eventos identifican únicamente fluctuaciones transitorias ante episodios extremos de comunicación. Los resultados sugieren que la variación diaria de la comunicación emocional presidencial en X/Twitter no presenta una asociación robusta con los retornos de los mercados financieros colombianos, lo que concuerda con la hipótesis de eficiencia informativa semifuerte a frecuencia diaria y respalda la resiliencia institucional de los mercados frente al flujo comunicativo de redes sociales.</w:t>
       </w:r>
     </w:p>
     <w:p>
@@ -244,7 +223,7 @@
         <w:t xml:space="preserve"> </w:t>
       </w:r>
       <w:r>
-        <w:t xml:space="preserve">análisis de sentimientos; emociones NRC; comunicación presidencial; Twitter/X; mercados financieros; economía conductual; series de tiempo; Colombia.</w:t>
+        <w:t xml:space="preserve">análisis de sentimientos; emociones; comunicación presidencial; Twitter/X; mercados financieros; series de tiempo; Colombia.</w:t>
       </w:r>
     </w:p>
     <w:p>
@@ -252,62 +231,17 @@
         <w:pStyle w:val="BodyText"/>
       </w:pPr>
       <w:r>
-        <w:t xml:space="preserve">Abstract</w:t>
-      </w:r>
-    </w:p>
-    <w:p>
-      <w:pPr>
-        <w:pStyle w:val="BodyText"/>
-      </w:pPr>
-      <w:r>
-        <w:t xml:space="preserve">This article examines the observational relationship between emotional tone, discrete sentiments, and communicative volume from the official account of Colombian President Gustavo Petro (@petrogustavo) and four domestic financial markets (foreign exchange, equities, local sovereign bonds, and spot electricity) between August 2022 and May 2026. Using a census of 14,659 presidential posts and a descriptive benchmark of 13,648 public posts about Gustavo Petro, we quantify the executive’s discourse through net polarity, Plutchik’s eight-emotion NRC taxonomy, and a standardized presidential Informational Pressure Index (IPI). Temporal alignment matches each communicative window to the subsequent trading day (</w:t>
-      </w:r>
-      <m:oMath>
-        <m:sSub>
-          <m:e>
-            <m:r>
-              <m:t>S</m:t>
-            </m:r>
-          </m:e>
-          <m:sub>
-            <m:r>
-              <m:t>t</m:t>
-            </m:r>
-          </m:sub>
-        </m:sSub>
-        <m:r>
-          <m:rPr>
-            <m:sty m:val="p"/>
-          </m:rPr>
-          <m:t>→</m:t>
-        </m:r>
-        <m:sSub>
-          <m:e>
-            <m:r>
-              <m:t>R</m:t>
-            </m:r>
-          </m:e>
-          <m:sub>
-            <m:r>
-              <m:t>t</m:t>
-            </m:r>
-            <m:r>
-              <m:rPr>
-                <m:sty m:val="p"/>
-              </m:rPr>
-              <m:t>+</m:t>
-            </m:r>
-            <m:r>
-              <m:t>1</m:t>
-            </m:r>
-          </m:sub>
-        </m:sSub>
-      </m:oMath>
-      <w:r>
-        <w:t xml:space="preserve">), producing 934 unique market sessions, 882 complete multivariate observations, and 881 effective observations in the VAR system, avoiding stale price repetitions over non-trading days. Granger predictive precedence tests across 112 presidential specifications (four financial assets × seven discursive predictors × four lags) yield 5 nominal rejections at</w:t>
-      </w:r>
-      <w:r>
-        <w:t xml:space="preserve"> </w:t>
+        <w:rPr>
+          <w:b/>
+          <w:bCs/>
+        </w:rPr>
+        <w:t xml:space="preserve">Abstract.</w:t>
+      </w:r>
+      <w:r>
+        <w:t xml:space="preserve"> </w:t>
+      </w:r>
+      <w:r>
+        <w:t xml:space="preserve">This article examines whether the emotional tone, discrete emotions, and communicative intensity of the official X/Twitter account of the President of Colombia, @petrogustavo, precede or covary with the returns of four domestic financial markets: foreign exchange, equities, domestic sovereign debt, and electricity. Based on a census of 14,659 presidential posts issued between August 2022 and May 2026, we measure net sentiment polarity, the eight basic emotions of the Plutchik/NRC framework, and a standardized informational pressure index (IPI). Each discursive window is linked to the return observed in the subsequent trading session. After excluding non-trading days, the sample comprises 934 unique sessions, 882 complete multivariate observations, and 881 effective observations in the VAR system. Temporal precedence tests across 112 contrasts of the presidential family identify five nominal associations (</w:t>
       </w:r>
       <m:oMath>
         <m:r>
@@ -324,7 +258,10 @@
         </m:r>
       </m:oMath>
       <w:r>
-        <w:t xml:space="preserve">—concentrated in net polarity and joy predicting the exchange rate (TRM)—yet none survive false discovery rate control via Benjamini-Hochberg (</w:t>
+        <w:t xml:space="preserve">), concentrated on net polarity and joy predicting the exchange rate of the Colombian peso (TRM). However, none remain statistically significant after correction for the false discovery rate (Benjamini-Hochberg FDR,</w:t>
+      </w:r>
+      <w:r>
+        <w:t xml:space="preserve"> </w:t>
       </w:r>
       <m:oMath>
         <m:r>
@@ -341,7 +278,7 @@
         </m:r>
       </m:oMath>
       <w:r>
-        <w:t xml:space="preserve">). Multivariate DCC-GARCH estimates indicate an insignificant news reaction parameter (</w:t>
+        <w:t xml:space="preserve">). Conditional dependency analyses via DCC-GARCH models show no significant reaction of dynamic conditional correlations to discursive innovations (</w:t>
       </w:r>
       <m:oMath>
         <m:r>
@@ -356,14 +293,12 @@
         <m:r>
           <m:t>0.0119</m:t>
         </m:r>
-      </m:oMath>
-      <w:r>
-        <w:t xml:space="preserve">;</w:t>
-      </w:r>
-      <w:r>
-        <w:t xml:space="preserve"> </w:t>
-      </w:r>
-      <m:oMath>
+        <m:r>
+          <m:rPr>
+            <m:sty m:val="p"/>
+          </m:rPr>
+          <m:t>;</m:t>
+        </m:r>
         <m:r>
           <m:t>p</m:t>
         </m:r>
@@ -378,7 +313,7 @@
         </m:r>
       </m:oMath>
       <w:r>
-        <w:t xml:space="preserve">) and modest average dynamic conditional correlations (-0.043 to +0.057). Furthermore, a Markov-Switching model identifies two statistical dispersion regimes, and an event study around extreme discourse shocks shows transitory responses that revert within days. These findings indicate that Colombian financial asset prices are statistically independent of daily fluctuations in presidential social media sentiment, consistent with rapid informational absorption and valuation anchored in macroeconomic and institutional fundamentals.</w:t>
+        <w:t xml:space="preserve">), while regime-switching and event analyses identify only transitory fluctuations during extreme communication episodes. The results suggest that daily variation in presidential emotional communication on X/Twitter does not show a robust association with Colombian financial market returns. The study contributes to research on digital executive communication by showing that, in a polarized context, the emotional intensity of presidential messages is rapidly absorbed by markets and exerts a limited effect compared to macroeconomic and institutional fundamentals.</w:t>
       </w:r>
     </w:p>
     <w:p>
@@ -396,10 +331,10 @@
         <w:t xml:space="preserve"> </w:t>
       </w:r>
       <w:r>
-        <w:t xml:space="preserve">sentiment analysis; NRC emotions; presidential communication; Twitter/X; financial markets; behavioral finance; time series; Colombia.</w:t>
+        <w:t xml:space="preserve">sentiment analysis; emotions; presidential communication; Twitter/X; financial markets; time series; Colombia.</w:t>
       </w:r>
     </w:p>
-    <w:bookmarkStart w:id="20" w:name="introducción"/>
+    <w:bookmarkStart w:id="21" w:name="introducción"/>
     <w:p>
       <w:pPr>
         <w:pStyle w:val="Heading1"/>
@@ -537,7 +472,7 @@
         <w:t xml:space="preserve">)</w:t>
       </w:r>
       <w:r>
-        <w:t xml:space="preserve">. En la discusión pública y en los análisis de coyuntura local suele atribuirse a estos pronunciamientos un impacto inmediato sobre las cotizaciones del dólar, las acciones o la deuda pública. No obstante, tales afirmaciones se apoyan usualmente en correlaciones informales o episodios aislados, sin someterse a pruebas de series de tiempo que controlen por el calendario de negociación bursátil ni por la tasa de falsos descubrimientos derivada de evaluar múltiples hipótesis.</w:t>
+        <w:t xml:space="preserve">. En la discusión pública y en los análisis de coyuntura local suele atribuirse a estos pronunciamientos un impacto inmediato sobre las cotizaciones del dólar, las acciones o la deuda pública. No obstante, tales afirmaciones se apoyan usualmente en correlaciones informales o episodios aislados, sin someterse a pruebas de series de tiempo que controlen por el calendario de negociación bursátil ni por la tasa de falsos descubrimientos derivada de evaluar múltiples hipótesis simultáneas.</w:t>
       </w:r>
     </w:p>
     <w:p>
@@ -553,55 +488,17 @@
         <w:pStyle w:val="BodyText"/>
       </w:pPr>
       <w:r>
-        <w:t xml:space="preserve">Para responder a esta interrogante, la estrategia empírica descansa en cuatro componentes metodológicos articulados. Primero, se caracteriza la dinámica afectiva del censo completo de publicaciones presidenciales (14.659 trinos), delimitando de manera rigurosa esta fuente de la conversación ciudadana circundante, cuya recolección refleja una concentración horaria artificial. Segundo, se construyen indicadores estandarizados de polaridad léxica, ocho emociones del modelo de Plutchik mediante el léxico NRC y un Índice de Presión Informacional (IPI), mitigando distorsiones asociadas al volumen comunicativo y a niveles léxicos estructurales. Tercero, se establece un protocolo estricto de alineación temporal bursátil (</w:t>
-      </w:r>
-      <m:oMath>
-        <m:sSub>
-          <m:e>
-            <m:r>
-              <m:t>S</m:t>
-            </m:r>
-          </m:e>
-          <m:sub>
-            <m:r>
-              <m:t>t</m:t>
-            </m:r>
-          </m:sub>
-        </m:sSub>
-        <m:r>
-          <m:rPr>
-            <m:sty m:val="p"/>
-          </m:rPr>
-          <m:t>→</m:t>
-        </m:r>
-        <m:sSub>
-          <m:e>
-            <m:r>
-              <m:t>R</m:t>
-            </m:r>
-          </m:e>
-          <m:sub>
-            <m:r>
-              <m:t>b</m:t>
-            </m:r>
-            <m:d>
-              <m:dPr>
-                <m:begChr m:val="("/>
-                <m:sepChr m:val=""/>
-                <m:endChr m:val=")"/>
-                <m:grow/>
-              </m:dPr>
-              <m:e>
-                <m:r>
-                  <m:t>t</m:t>
-                </m:r>
-              </m:e>
-            </m:d>
-          </m:sub>
-        </m:sSub>
-      </m:oMath>
-      <w:r>
-        <w:t xml:space="preserve">) que vincula los mensajes de fines de semana y horarios inhábiles con la sesión hábil inmediatamente posterior, eliminando el sesgo de anticipación y la duplicación espuria de retornos no transados. Cuarto, se evalúa la relación econométrica mediante contrastes de causalidad de Granger sobre 112 especificaciones con ajuste de la tasa de falsos descubrimientos (FDR de Benjamini-Hochberg), modelos multivariados DCC-GARCH, cadenas de Markov con cambio de régimen y un análisis de eventos ante perturbaciones extremas de tono y volumen.</w:t>
+        <w:t xml:space="preserve">Para responder a esta interrogante, la estrategia empírica descansa en cuatro componentes metodológicos. Primero, se caracteriza la dinámica afectiva del censo completo de publicaciones presidenciales (14.659 trinos), delimitando de manera rigurosa esta fuente de la conversación ciudadana circundante, cuya recolección refleja una concentración horaria artificial. Segundo, se construyen indicadores estandarizados de polaridad léxica, ocho emociones del modelo de Plutchik mediante el léxico NRC y un Índice de Presión Informacional (IPI), mitigando distorsiones asociadas al volumen comunicativo y a niveles léxicos estructurales. Tercero, se establece un protocolo estricto de alineación temporal bursátil que vincula los mensajes de fines de semana y horarios inhábiles con la sesión hábil inmediatamente posterior, eliminando el sesgo de anticipación (</w:t>
+      </w:r>
+      <w:r>
+        <w:rPr>
+          <w:i/>
+          <w:iCs/>
+        </w:rPr>
+        <w:t xml:space="preserve">look-ahead bias</w:t>
+      </w:r>
+      <w:r>
+        <w:t xml:space="preserve">) y la duplicación espuria de retornos no transados. Cuarto, se evalúa la relación econométrica mediante contrastes de causalidad de Granger sobre 112 especificaciones con ajuste de la tasa de falsos descubrimientos (FDR de Benjamini-Hochberg), modelos multivariados DCC-GARCH, cadenas de Markov con cambio de régimen y un análisis de eventos ante perturbaciones extremas de tono y volumen.</w:t>
       </w:r>
     </w:p>
     <w:p>
@@ -609,11 +506,11 @@
         <w:pStyle w:val="BodyText"/>
       </w:pPr>
       <w:r>
-        <w:t xml:space="preserve">Los resultados indican que las cotizaciones de los mercados financieros colombianos no responden de manera sistemática al tono discursivo del presidente en Twitter/X. Si bien surgen indicios aislados de predictibilidad sobre la tasa de cambio al evaluar contrastes individuales, estas relaciones desaparecen por completo cuando se corrige el sesgo derivado de examinar múltiples hipótesis simultáneas. Asimismo, las correlaciones dinámicas entre el sentimiento de los mensajes y los rendimientos de los activos son moderadas, la sensibilidad ante innovaciones emocionales resulta despreciable y las fluctuaciones que acompañan a jornadas de tensión comunicativa extrema revierten en pocos días hábiles. Este comportamiento concuerda con la hipótesis de eficiencia informativa semifuerte a frecuencia diaria, señalando que los participantes del mercado procesan los pronunciamientos en redes sociales como ruido transitorio y mantienen la formación de precios anclada en los fundamentos macroeconómicos y las decisiones de política monetaria.</w:t>
+        <w:t xml:space="preserve">Los resultados indican que las cotizaciones de los mercados financieros colombianos no responden de manera sistemática al tono discursivo del presidente en Twitter/X. Si bien surgen indicios aislados de predictibilidad sobre la tasa de cambio al evaluar contrastes individuales, estas relaciones desaparecen por completo cuando se corrige el sesgo derivado de examinar múltiples hipótesis simultáneas. Asimismo, las correlaciones dinámicas entre el sentimiento de los mensajes y los rendimientos de los activos son moderadas, la sensibilidad ante innovaciones emocionales resulta despreciable y las fluctuaciones que acompañan a jornadas de tensión comunicativa extrema revierten en pocos días. Este comportamiento concuerda con la hipótesis de eficiencia informativa semifuerte a frecuencia diaria, señalando que los participantes del mercado procesan los pronunciamientos en redes sociales como ruido transitorio y mantienen la formación de precios anclada en los fundamentos macroeconómicos y las decisiones de política monetaria.</w:t>
       </w:r>
     </w:p>
-    <w:bookmarkEnd w:id="20"/>
-    <w:bookmarkStart w:id="33" w:name="X52b8ca2df5ea61855267e178f990e18f0266436"/>
+    <w:bookmarkEnd w:id="21"/>
+    <w:bookmarkStart w:id="34" w:name="X52b8ca2df5ea61855267e178f990e18f0266436"/>
     <w:p>
       <w:pPr>
         <w:pStyle w:val="Heading1"/>
@@ -622,15 +519,7 @@
         <w:t xml:space="preserve">2. Revisión de la literatura y marco conceptual</w:t>
       </w:r>
     </w:p>
-    <w:p>
-      <w:pPr>
-        <w:pStyle w:val="FirstParagraph"/>
-      </w:pPr>
-      <w:r>
-        <w:t xml:space="preserve">La pregunta de si el discurso presidencial en redes sociales precede a los precios de los activos se ubica en la intersección de cuatro cuerpos de literatura que rara vez dialogan entre sí: (i) la teoría de la eficiencia informativa y sus límites; (ii) la economía de la incertidumbre de política y la comunicación gubernamental; (iii) la economía del comportamiento y la psicología de las emociones; y (iv) los métodos de texto como dato en finanzas y ciencia política. Esta sección revisa cada bloque y extrae las predicciones conceptuales que orientan la estrategia empírica.</w:t>
-      </w:r>
-    </w:p>
-    <w:bookmarkStart w:id="21" w:name="Xd8ce9a28347f5f15073edfa759543644250a3a3"/>
+    <w:bookmarkStart w:id="22" w:name="Xd8ce9a28347f5f15073edfa759543644250a3a3"/>
     <w:p>
       <w:pPr>
         <w:pStyle w:val="Heading2"/>
@@ -664,7 +553,7 @@
         <w:t xml:space="preserve">)</w:t>
       </w:r>
       <w:r>
-        <w:t xml:space="preserve">: si los precios incorporan con rapidez toda la información pública, un mensaje publicado en una cuenta abierta como @petrogustavo debería reflejarse en las cotizaciones en cuestión de minutos, y su contenido rezagado no debería conservar poder predictivo sobre los retornos del día hábil siguiente. Bajo este marco, la hipótesis nula de referencia postula que el contenido discursivo rezagado carece de poder predictivo incremental sobre las variaciones de precios del día hábil posterior.</w:t>
+        <w:t xml:space="preserve">: si los precios incorporan con rapidez toda la información pública, un mensaje publicado en una cuenta abierta como @petrogustavo debería reflejarse en las cotizaciones en cuestión de minutos, y su contenido rezagado no debería conservar poder predictivo sobre los retornos del día hábil siguiente. Bajo este marco, la hipótesis nula de referencia postula que el contenido discursivo rezagado carece de poder predictivo incremental respecto de las variaciones de precios de las sesiones posteriores.</w:t>
       </w:r>
     </w:p>
     <w:p>
@@ -672,15 +561,15 @@
         <w:pStyle w:val="BodyText"/>
       </w:pPr>
       <w:r>
-        <w:t xml:space="preserve">Esta predicción se debilita cuando parte de los participantes negocia con base en creencias no fundamentadas. De Long et al.</w:t>
-      </w:r>
-      <w:r>
-        <w:t xml:space="preserve"> </w:t>
-      </w:r>
-      <w:r>
-        <w:t xml:space="preserve">(</w:t>
-      </w:r>
-      <w:hyperlink w:anchor="ref-delong_1990">
+        <w:t xml:space="preserve">Esta predicción se debilita cuando parte de los participantes negocia con base en creencias no fundamentadas.</w:t>
+      </w:r>
+      <w:r>
+        <w:t xml:space="preserve"> </w:t>
+      </w:r>
+      <w:r>
+        <w:t xml:space="preserve">De Long et al. (</w:t>
+      </w:r>
+      <w:hyperlink w:anchor="X373d1b28f44664a0cd28463ab0226a0b8f0f823">
         <w:r>
           <w:rPr>
             <w:rStyle w:val="Hyperlink"/>
@@ -711,13 +600,13 @@
         <w:t xml:space="preserve"> </w:t>
       </w:r>
       <w:r>
-        <w:t xml:space="preserve">introducen un riesgo propio que los arbitrajistas de horizonte finito no pueden eliminar, por lo que los precios pueden desviarse de forma persistente de su valor fundamental. Shleifer y Vishny</w:t>
-      </w:r>
-      <w:r>
-        <w:t xml:space="preserve"> </w:t>
-      </w:r>
-      <w:r>
-        <w:t xml:space="preserve">(</w:t>
+        <w:t xml:space="preserve">introducen un riesgo propio que los arbitrajistas de horizonte finito no pueden eliminar, por lo que los precios pueden desviarse de forma persistente de su valor fundamental.</w:t>
+      </w:r>
+      <w:r>
+        <w:t xml:space="preserve"> </w:t>
+      </w:r>
+      <w:r>
+        <w:t xml:space="preserve">Shleifer &amp; Vishny (</w:t>
       </w:r>
       <w:hyperlink w:anchor="ref-shleifer_vishny_1997">
         <w:r>
@@ -734,13 +623,13 @@
         <w:t xml:space="preserve"> </w:t>
       </w:r>
       <w:r>
-        <w:t xml:space="preserve">complementan este argumento al mostrar que el arbitraje es costoso y limitado por el capital, precisamente en los episodios en que las desviaciones son mayores. Empíricamente, Baker y Wurgler</w:t>
-      </w:r>
-      <w:r>
-        <w:t xml:space="preserve"> </w:t>
-      </w:r>
-      <w:r>
-        <w:t xml:space="preserve">(</w:t>
+        <w:t xml:space="preserve">complementan este argumento al mostrar que el arbitraje es costoso y limitado por el capital, precisamente en los episodios en que las desviaciones son mayores. Empíricamente,</w:t>
+      </w:r>
+      <w:r>
+        <w:t xml:space="preserve"> </w:t>
+      </w:r>
+      <w:r>
+        <w:t xml:space="preserve">M. Baker &amp; Wurgler (</w:t>
       </w:r>
       <w:hyperlink w:anchor="ref-baker_wurgler_2006">
         <w:r>
@@ -757,7 +646,7 @@
         <w:t xml:space="preserve"> </w:t>
       </w:r>
       <w:r>
-        <w:t xml:space="preserve">encuentran que el sentimiento del inversionista afecta con mayor intensidad a los activos difíciles de valorar y de arbitrar, característica que comparten con frecuencia los mercados de capitales poco profundos de economías emergentes como el colombiano.</w:t>
+        <w:t xml:space="preserve">encuentran que el sentimiento del inversionista afecta con mayor intensidad a los activos difíciles de valorar y de arbitrar, característica que comparten con frecuencia los mercados de capitales poco profundos de economías emergentes.</w:t>
       </w:r>
     </w:p>
     <w:p>
@@ -765,13 +654,13 @@
         <w:pStyle w:val="BodyText"/>
       </w:pPr>
       <w:r>
-        <w:t xml:space="preserve">Un tercer mecanismo es la atención limitada. Barber y Odean</w:t>
-      </w:r>
-      <w:r>
-        <w:t xml:space="preserve"> </w:t>
-      </w:r>
-      <w:r>
-        <w:t xml:space="preserve">(</w:t>
+        <w:t xml:space="preserve">Un tercer mecanismo es la atención limitada.</w:t>
+      </w:r>
+      <w:r>
+        <w:t xml:space="preserve"> </w:t>
+      </w:r>
+      <w:r>
+        <w:t xml:space="preserve">Barber &amp; Odean (</w:t>
       </w:r>
       <w:hyperlink w:anchor="ref-barber_odean_2008">
         <w:r>
@@ -788,13 +677,13 @@
         <w:t xml:space="preserve"> </w:t>
       </w:r>
       <w:r>
-        <w:t xml:space="preserve">documentan que los inversionistas individuales tienden a ser compradores netos de activos que captan su atención (por noticias, volumen inusual o retornos extremos), y Da, Engelberg y Gao</w:t>
-      </w:r>
-      <w:r>
-        <w:t xml:space="preserve"> </w:t>
-      </w:r>
-      <w:r>
-        <w:t xml:space="preserve">(</w:t>
+        <w:t xml:space="preserve">documentan que los inversionistas individuales tienden a ser compradores netos de activos que captan su atención por noticias, volumen inusual o retornos extremos, y</w:t>
+      </w:r>
+      <w:r>
+        <w:t xml:space="preserve"> </w:t>
+      </w:r>
+      <w:r>
+        <w:t xml:space="preserve">Da et al. (</w:t>
       </w:r>
       <w:hyperlink w:anchor="ref-da_engelberg_gao_2011">
         <w:r>
@@ -814,8 +703,8 @@
         <w:t xml:space="preserve">muestran que los incrementos en la intensidad de búsqueda en internet anticipan alzas de precios seguidas de reversiones posteriores. Para el presente análisis, si el discurso presidencial opera principalmente por el canal de atención transitoria, cabe anticipar fluctuaciones de corta duración que revierten con rapidez, en lugar de modificaciones sostenidas de nivel.</w:t>
       </w:r>
     </w:p>
-    <w:bookmarkEnd w:id="21"/>
-    <w:bookmarkStart w:id="22" w:name="Xa83a1e15253a9fda80d7f9d3f71f4641139c447"/>
+    <w:bookmarkEnd w:id="22"/>
+    <w:bookmarkStart w:id="23" w:name="Xa83a1e15253a9fda80d7f9d3f71f4641139c447"/>
     <w:p>
       <w:pPr>
         <w:pStyle w:val="Heading2"/>
@@ -829,13 +718,13 @@
         <w:pStyle w:val="FirstParagraph"/>
       </w:pPr>
       <w:r>
-        <w:t xml:space="preserve">La literatura macrofinanciera ofrece un fundamento analítico para que la comunicación gubernamental afecte los precios aun sin reportes contables o decisiones formales previas. Pástor y Veronesi</w:t>
-      </w:r>
-      <w:r>
-        <w:t xml:space="preserve"> </w:t>
-      </w:r>
-      <w:r>
-        <w:t xml:space="preserve">(</w:t>
+        <w:t xml:space="preserve">La literatura macrofinanciera ofrece un fundamento analítico para que la comunicación gubernamental afecte los precios aun sin reportes contables o decisiones formales previas.</w:t>
+      </w:r>
+      <w:r>
+        <w:t xml:space="preserve"> </w:t>
+      </w:r>
+      <w:r>
+        <w:t xml:space="preserve">Pástor &amp; Veronesi (</w:t>
       </w:r>
       <w:hyperlink w:anchor="ref-pastor_veronesi_2012">
         <w:r>
@@ -865,7 +754,7 @@
           <w:rPr>
             <w:rStyle w:val="Hyperlink"/>
           </w:rPr>
-          <w:t xml:space="preserve">2013</w:t>
+          <w:t xml:space="preserve">Pástor &amp; Veronesi, 2013</w:t>
         </w:r>
       </w:hyperlink>
       <w:r>
@@ -875,13 +764,13 @@
         <w:t xml:space="preserve"> </w:t>
       </w:r>
       <w:r>
-        <w:t xml:space="preserve">evidencian que la incertidumbre política exige una prima de riesgo mayor en contextos macroeconómicos débiles. Baker, Bloom y Davis</w:t>
-      </w:r>
-      <w:r>
-        <w:t xml:space="preserve"> </w:t>
-      </w:r>
-      <w:r>
-        <w:t xml:space="preserve">(</w:t>
+        <w:t xml:space="preserve">evidencian que la incertidumbre política exige una prima de riesgo mayor en contextos macroeconómicos débiles.</w:t>
+      </w:r>
+      <w:r>
+        <w:t xml:space="preserve"> </w:t>
+      </w:r>
+      <w:r>
+        <w:t xml:space="preserve">S. R. Baker et al. (</w:t>
       </w:r>
       <w:hyperlink w:anchor="ref-baker_bloom_davis_2016">
         <w:r>
@@ -906,7 +795,7 @@
         <w:pStyle w:val="BodyText"/>
       </w:pPr>
       <w:r>
-        <w:t xml:space="preserve">Esta literatura sugiere tres canales de transmisión hacia los activos financieros: primero, el canal de información fundamental, según el cual declaraciones sobre metas fiscales, reformas estructurales o composición ministerial alteran los flujos de caja esperados y la solvencia soberana, induciendo ajustes permanentes de valuación; segundo, el canal de incertidumbre de política y prima de riesgo</w:t>
+        <w:t xml:space="preserve">Esta literatura sugiere tres canales de transmisión hacia los activos financieros: primero, el canal de información fundamental, según el cual declaraciones sobre metas fiscales, reformas estructurales o composición ministerial alteran los flujos de caja esperados y la solvencia soberana, induciendo ajustes permanentes de valuación. Segundo, el canal de incertidumbre de política y prima de riesgo</w:t>
       </w:r>
       <w:r>
         <w:t xml:space="preserve"> </w:t>
@@ -940,7 +829,7 @@
         <w:t xml:space="preserve">)</w:t>
       </w:r>
       <w:r>
-        <w:t xml:space="preserve">, en el que la ambigüedad respecto a las reglas de juego eleva el rendimiento exigido por los inversionistas, manifestándose en mayor volatilidad, primas de deuda soberana más altas y aumentos en las correlaciones condicionales; y tercero, el canal de atención y sentimiento</w:t>
+        <w:t xml:space="preserve">, en el que la ambigüedad respecto a las reglas de juego eleva el rendimiento exigido por los inversionistas, manifestándose en mayor volatilidad, primas de deuda soberana más altas y aumentos en las correlaciones condicionales. Tercero, el canal de atención y sentimiento</w:t>
       </w:r>
       <w:r>
         <w:t xml:space="preserve"> </w:t>
@@ -982,13 +871,13 @@
         <w:pStyle w:val="BodyText"/>
       </w:pPr>
       <w:r>
-        <w:t xml:space="preserve">La evidencia empírica sobre redes sociales se ha concentrado predominantemente en Estados Unidos. Gjerstad et al.</w:t>
-      </w:r>
-      <w:r>
-        <w:t xml:space="preserve"> </w:t>
-      </w:r>
-      <w:r>
-        <w:t xml:space="preserve">(</w:t>
+        <w:t xml:space="preserve">La evidencia empírica sobre redes sociales se ha concentrado predominantemente en Estados Unidos.</w:t>
+      </w:r>
+      <w:r>
+        <w:t xml:space="preserve"> </w:t>
+      </w:r>
+      <w:r>
+        <w:t xml:space="preserve">Gjerstad et al. (</w:t>
       </w:r>
       <w:hyperlink w:anchor="ref-gjerstad_etal_2021">
         <w:r>
@@ -1005,13 +894,13 @@
         <w:t xml:space="preserve"> </w:t>
       </w:r>
       <w:r>
-        <w:t xml:space="preserve">analizan las publicaciones de Donald Trump y constatan que se asocian con alzas transitorias en incertidumbre y volumen negociado. Bianchi, Gómez-Cram y Kung</w:t>
-      </w:r>
-      <w:r>
-        <w:t xml:space="preserve"> </w:t>
-      </w:r>
-      <w:r>
-        <w:t xml:space="preserve">(</w:t>
+        <w:t xml:space="preserve">analizan las publicaciones de Donald Trump y constatan que se asocian con alzas transitorias en incertidumbre y volumen negociado.</w:t>
+      </w:r>
+      <w:r>
+        <w:t xml:space="preserve"> </w:t>
+      </w:r>
+      <w:r>
+        <w:t xml:space="preserve">Bianchi et al. (</w:t>
       </w:r>
       <w:hyperlink w:anchor="ref-bianchi_gomezcram_kung_2024">
         <w:r>
@@ -1028,13 +917,13 @@
         <w:t xml:space="preserve"> </w:t>
       </w:r>
       <w:r>
-        <w:t xml:space="preserve">emplean mensajes de miembros del Congreso estadounidense en ventanas intradía estrechas para identificar el efecto de sus posturas sobre los precios de los activos. En el entorno hispanohablante, Pérez Llorente</w:t>
-      </w:r>
-      <w:r>
-        <w:t xml:space="preserve"> </w:t>
-      </w:r>
-      <w:r>
-        <w:t xml:space="preserve">(</w:t>
+        <w:t xml:space="preserve">emplean mensajes de miembros del Congreso estadounidense en ventanas intradía estrechas para identificar el efecto de sus posturas sobre los precios de los activos. En el entorno hispanohablante,</w:t>
+      </w:r>
+      <w:r>
+        <w:t xml:space="preserve"> </w:t>
+      </w:r>
+      <w:r>
+        <w:t xml:space="preserve">Pérez Llorente (</w:t>
       </w:r>
       <w:hyperlink w:anchor="ref-perez_llorente_2020">
         <w:r>
@@ -1054,8 +943,8 @@
         <w:t xml:space="preserve">analiza el impacto de la actividad de Trump sobre diversos mercados financieros. Estos trabajos comparten una característica metodológica: su estrategia de identificación depende de intervalos intradiarios de minutos u horas alrededor de cada publicación. Al trabajar a frecuencia diaria, los efectos de microestructura tienden a diluirse y la inferencia pasa a depender de la acumulación sistemática de tono, lo que demanda una alineación temporal rigurosa y un control explícito sobre la multiplicidad de contrastes.</w:t>
       </w:r>
     </w:p>
-    <w:bookmarkEnd w:id="22"/>
-    <w:bookmarkStart w:id="23" w:name="X4dc1b44dc531e56959f95dfc616df0e49803a10"/>
+    <w:bookmarkEnd w:id="23"/>
+    <w:bookmarkStart w:id="24" w:name="X4dc1b44dc531e56959f95dfc616df0e49803a10"/>
     <w:p>
       <w:pPr>
         <w:pStyle w:val="Heading2"/>
@@ -1069,13 +958,13 @@
         <w:pStyle w:val="FirstParagraph"/>
       </w:pPr>
       <w:r>
-        <w:t xml:space="preserve">El estudio de las pasiones y la simpatía como moduladores de las decisiones económicas cuenta con antecedentes en Smith</w:t>
-      </w:r>
-      <w:r>
-        <w:t xml:space="preserve"> </w:t>
-      </w:r>
-      <w:r>
-        <w:t xml:space="preserve">(</w:t>
+        <w:t xml:space="preserve">El estudio de las pasiones y la simpatía como moduladores de las decisiones económicas cuenta con antecedentes en</w:t>
+      </w:r>
+      <w:r>
+        <w:t xml:space="preserve"> </w:t>
+      </w:r>
+      <w:r>
+        <w:t xml:space="preserve">Smith (</w:t>
       </w:r>
       <w:hyperlink w:anchor="ref-smith_1759">
         <w:r>
@@ -1089,7 +978,10 @@
         <w:t xml:space="preserve">)</w:t>
       </w:r>
       <w:r>
-        <w:t xml:space="preserve">, y ha sido formalizado por las finanzas conductuales al demostrar que los agentes operan bajo racionalidad acotada y heurísticas sistemáticas</w:t>
+        <w:t xml:space="preserve"> </w:t>
+      </w:r>
+      <w:r>
+        <w:t xml:space="preserve">y ha sido formalizado por las finanzas conductuales al demostrar que los agentes operan bajo racionalidad acotada y heurísticas sistemáticas</w:t>
       </w:r>
       <w:r>
         <w:t xml:space="preserve"> </w:t>
@@ -1109,13 +1001,13 @@
         <w:t xml:space="preserve">)</w:t>
       </w:r>
       <w:r>
-        <w:t xml:space="preserve">. La teoría de las perspectivas de Kahneman y Tversky</w:t>
-      </w:r>
-      <w:r>
-        <w:t xml:space="preserve"> </w:t>
-      </w:r>
-      <w:r>
-        <w:t xml:space="preserve">(</w:t>
+        <w:t xml:space="preserve">. La teoría de las perspectivas de</w:t>
+      </w:r>
+      <w:r>
+        <w:t xml:space="preserve"> </w:t>
+      </w:r>
+      <w:r>
+        <w:t xml:space="preserve">Kahneman &amp; Tversky (</w:t>
       </w:r>
       <w:hyperlink w:anchor="ref-kahneman_1979">
         <w:r>
@@ -1132,7 +1024,7 @@
         <w:t xml:space="preserve"> </w:t>
       </w:r>
       <w:r>
-        <w:t xml:space="preserve">establece que las decisiones bajo incertidumbre se evalúan respecto a un punto de referencia mediante una función de valor cóncava en las ganancias y más empinada y convexa en las pérdidas. Esta asimetría de aversión a la pérdida sugiere que mensajes presidenciales enmarcados en riesgos o pérdidas potenciales (por ejemplo, advertencias de crisis fiscal, disputas institucionales o intervenciones sectoriales) pueden generar respuestas de aversión más marcadas que mensajes favorables de magnitud equivalente.</w:t>
+        <w:t xml:space="preserve">establece que las decisiones bajo incertidumbre se evalúan respecto a un punto de referencia mediante una función de valor cóncava en las ganancias y más empinada y convexa en las pérdidas. Esta asimetría de aversión a la pérdida sugiere que mensajes presidenciales enmarcados en riesgos o pérdidas potenciales (como advertencias de crisis fiscal, disputas institucionales o intervenciones sectoriales) pueden generar respuestas de aversión más marcadas que mensajes favorables de magnitud equivalente.</w:t>
       </w:r>
     </w:p>
     <w:p>
@@ -1140,13 +1032,7 @@
         <w:pStyle w:val="BodyText"/>
       </w:pPr>
       <w:r>
-        <w:t xml:space="preserve">Loewenstein</w:t>
-      </w:r>
-      <w:r>
-        <w:t xml:space="preserve"> </w:t>
-      </w:r>
-      <w:r>
-        <w:t xml:space="preserve">(</w:t>
+        <w:t xml:space="preserve">Loewenstein (</w:t>
       </w:r>
       <w:hyperlink w:anchor="ref-loewenstein_2000">
         <w:r>
@@ -1163,13 +1049,13 @@
         <w:t xml:space="preserve"> </w:t>
       </w:r>
       <w:r>
-        <w:t xml:space="preserve">sostiene que los estados emocionales operan como determinantes directos de la toma de decisiones económicas. La evidencia experimental de Lerner y Keltner</w:t>
-      </w:r>
-      <w:r>
-        <w:t xml:space="preserve"> </w:t>
-      </w:r>
-      <w:r>
-        <w:t xml:space="preserve">(</w:t>
+        <w:t xml:space="preserve">sostiene que los estados emocionales operan como determinantes directos de la toma de decisiones económicas. La evidencia experimental de</w:t>
+      </w:r>
+      <w:r>
+        <w:t xml:space="preserve"> </w:t>
+      </w:r>
+      <w:r>
+        <w:t xml:space="preserve">Lerner &amp; Keltner (</w:t>
       </w:r>
       <w:hyperlink w:anchor="ref-lerner_keltner_2001">
         <w:r>
@@ -1194,13 +1080,13 @@
         <w:pStyle w:val="BodyText"/>
       </w:pPr>
       <w:r>
-        <w:t xml:space="preserve">La transmisión del estado de ánimo a los precios agregados ha sido documentada a partir de factores no fundamentales. Hirshleifer y Shumway</w:t>
-      </w:r>
-      <w:r>
-        <w:t xml:space="preserve"> </w:t>
-      </w:r>
-      <w:r>
-        <w:t xml:space="preserve">(</w:t>
+        <w:t xml:space="preserve">La transmisión del estado de ánimo a los precios agregados ha sido documentada a partir de factores no fundamentales.</w:t>
+      </w:r>
+      <w:r>
+        <w:t xml:space="preserve"> </w:t>
+      </w:r>
+      <w:r>
+        <w:t xml:space="preserve">Hirshleifer &amp; Shumway (</w:t>
       </w:r>
       <w:hyperlink w:anchor="ref-hirshleifer_shumway_2003">
         <w:r>
@@ -1217,13 +1103,13 @@
         <w:t xml:space="preserve"> </w:t>
       </w:r>
       <w:r>
-        <w:t xml:space="preserve">encuentran que el clima matutino en las ciudades sede de las bolsas se correlaciona con los retornos diarios en 26 mercados, y Edmans, García y Norli</w:t>
-      </w:r>
-      <w:r>
-        <w:t xml:space="preserve"> </w:t>
-      </w:r>
-      <w:r>
-        <w:t xml:space="preserve">(</w:t>
+        <w:t xml:space="preserve">encuentran que el clima matutino en las ciudades sede de las bolsas se correlaciona con los retornos diarios en 26 mercados, y</w:t>
+      </w:r>
+      <w:r>
+        <w:t xml:space="preserve"> </w:t>
+      </w:r>
+      <w:r>
+        <w:t xml:space="preserve">Edmans et al. (</w:t>
       </w:r>
       <w:hyperlink w:anchor="ref-edmans_garcia_norli_2007">
         <w:r>
@@ -1240,13 +1126,13 @@
         <w:t xml:space="preserve"> </w:t>
       </w:r>
       <w:r>
-        <w:t xml:space="preserve">observan descensos en los índices bursátiles tras derrotas de selecciones nacionales de fútbol. A nivel macroeconómico, Shiller</w:t>
-      </w:r>
-      <w:r>
-        <w:t xml:space="preserve"> </w:t>
-      </w:r>
-      <w:r>
-        <w:t xml:space="preserve">(</w:t>
+        <w:t xml:space="preserve">observan descensos en los índices bursátiles tras derrotas de selecciones nacionales de fútbol. A nivel macroeconómico,</w:t>
+      </w:r>
+      <w:r>
+        <w:t xml:space="preserve"> </w:t>
+      </w:r>
+      <w:r>
+        <w:t xml:space="preserve">Shiller (</w:t>
       </w:r>
       <w:hyperlink w:anchor="ref-shiller_2019">
         <w:r>
@@ -1266,8 +1152,8 @@
         <w:t xml:space="preserve">propone la economía narrativa, según la cual historias de amplia circulación se propagan en la opinión pública y moldean las expectativas agregadas. En este sentido, la actividad continua de un presidente en redes sociales constituye una fuente potencial de narrativas económicas con amplia difusión colectiva.</w:t>
       </w:r>
     </w:p>
-    <w:bookmarkEnd w:id="23"/>
-    <w:bookmarkStart w:id="24" w:name="Xae82508bb4b45581a0b4a49be640471b742fd97"/>
+    <w:bookmarkEnd w:id="24"/>
+    <w:bookmarkStart w:id="25" w:name="Xae82508bb4b45581a0b4a49be640471b742fd97"/>
     <w:p>
       <w:pPr>
         <w:pStyle w:val="Heading2"/>
@@ -1281,13 +1167,13 @@
         <w:pStyle w:val="FirstParagraph"/>
       </w:pPr>
       <w:r>
-        <w:t xml:space="preserve">La cuantificación del tono textual ha evidenciado capacidad explicativa en los mercados financieros, sujeta a matices relevantes. Tetlock</w:t>
-      </w:r>
-      <w:r>
-        <w:t xml:space="preserve"> </w:t>
-      </w:r>
-      <w:r>
-        <w:t xml:space="preserve">(</w:t>
+        <w:t xml:space="preserve">La cuantificación del tono textual ha evidenciado capacidad explicativa en los mercados financieros, sujeta a matices relevantes.</w:t>
+      </w:r>
+      <w:r>
+        <w:t xml:space="preserve"> </w:t>
+      </w:r>
+      <w:r>
+        <w:t xml:space="preserve">Tetlock (</w:t>
       </w:r>
       <w:hyperlink w:anchor="ref-tetlock_2007">
         <w:r>
@@ -1320,13 +1206,13 @@
         <w:t xml:space="preserve"> </w:t>
       </w:r>
       <w:r>
-        <w:t xml:space="preserve">y encuentra que valores elevados de pesimismo anticipan presiones a la baja sobre las cotizaciones seguidas de reversiones hacia sus fundamentales, así como incrementos en el volumen de negociación. García</w:t>
-      </w:r>
-      <w:r>
-        <w:t xml:space="preserve"> </w:t>
-      </w:r>
-      <w:r>
-        <w:t xml:space="preserve">(</w:t>
+        <w:t xml:space="preserve">y encuentra que valores elevados de pesimismo anticipan presiones a la baja sobre las cotizaciones seguidas de reversiones hacia sus fundamentales, así como incrementos en el volumen de negociación.</w:t>
+      </w:r>
+      <w:r>
+        <w:t xml:space="preserve"> </w:t>
+      </w:r>
+      <w:r>
+        <w:t xml:space="preserve">García (</w:t>
       </w:r>
       <w:hyperlink w:anchor="ref-garcia_2013">
         <w:r>
@@ -1361,15 +1247,9 @@
         <w:pStyle w:val="BodyText"/>
       </w:pPr>
       <w:r>
-        <w:t xml:space="preserve">Bollen, Mao y Zeng</w:t>
-      </w:r>
-      <w:r>
-        <w:t xml:space="preserve"> </w:t>
-      </w:r>
-      <w:r>
-        <w:t xml:space="preserve">(</w:t>
-      </w:r>
-      <w:hyperlink w:anchor="ref-bollen_pepe_mao_2011">
+        <w:t xml:space="preserve">Bollen et al. (</w:t>
+      </w:r>
+      <w:hyperlink w:anchor="ref-bollen_mao_zeng_2011">
         <w:r>
           <w:rPr>
             <w:rStyle w:val="Hyperlink"/>
@@ -1384,13 +1264,13 @@
         <w:t xml:space="preserve"> </w:t>
       </w:r>
       <w:r>
-        <w:t xml:space="preserve">trasladan este enfoque a Twitter y reportan que indicadores de calma colectiva mejoran la predicción direccional del Dow Jones, si bien sobre una muestra acotada a pocos meses de 2008. Ardia et al.</w:t>
-      </w:r>
-      <w:r>
-        <w:t xml:space="preserve"> </w:t>
-      </w:r>
-      <w:r>
-        <w:t xml:space="preserve">(</w:t>
+        <w:t xml:space="preserve">trasladan este enfoque a Twitter y reportan que los indicadores de calma colectiva mejoran la predicción direccional del Dow Jones, si bien sobre una muestra acotada a pocos meses de 2008.</w:t>
+      </w:r>
+      <w:r>
+        <w:t xml:space="preserve"> </w:t>
+      </w:r>
+      <w:r>
+        <w:t xml:space="preserve">Ardia et al. (</w:t>
       </w:r>
       <w:hyperlink w:anchor="ref-sentometrics_jss">
         <w:r>
@@ -1407,20 +1287,7 @@
         <w:t xml:space="preserve"> </w:t>
       </w:r>
       <w:r>
-        <w:t xml:space="preserve">estructuran el proceso en el marco</w:t>
-      </w:r>
-      <w:r>
-        <w:t xml:space="preserve"> </w:t>
-      </w:r>
-      <w:r>
-        <w:rPr>
-          <w:i/>
-          <w:iCs/>
-        </w:rPr>
-        <w:t xml:space="preserve">sentometrics</w:t>
-      </w:r>
-      <w:r>
-        <w:t xml:space="preserve">, articulando la medición por documento, la agregación léxica y esquemas de decaimiento temporal previo a la estimación econométrica.</w:t>
+        <w:t xml:space="preserve">estructuran el proceso en el marco de la sentometría, articulando la medición por documento, la agregación léxica y esquemas de decaimiento temporal previos a la estimación econométrica.</w:t>
       </w:r>
     </w:p>
     <w:p>
@@ -1428,13 +1295,13 @@
         <w:pStyle w:val="BodyText"/>
       </w:pPr>
       <w:r>
-        <w:t xml:space="preserve">Esta literatura también documenta riesgos de medición. Loughran y McDonald</w:t>
-      </w:r>
-      <w:r>
-        <w:t xml:space="preserve"> </w:t>
-      </w:r>
-      <w:r>
-        <w:t xml:space="preserve">(</w:t>
+        <w:t xml:space="preserve">Esta literatura también documenta riesgos de medición.</w:t>
+      </w:r>
+      <w:r>
+        <w:t xml:space="preserve"> </w:t>
+      </w:r>
+      <w:r>
+        <w:t xml:space="preserve">Loughran &amp; McDonald (</w:t>
       </w:r>
       <w:hyperlink w:anchor="ref-loughran_mcdonald_2011">
         <w:r>
@@ -1451,13 +1318,13 @@
         <w:t xml:space="preserve"> </w:t>
       </w:r>
       <w:r>
-        <w:t xml:space="preserve">destacan que aproximadamente tres cuartas partes de las palabras catalogadas como negativas en diccionarios de propósito general carecen de connotación desfavorable en textos económicos y financieros, lo que puede inducir señales espurias. Grimmer y Stewart</w:t>
-      </w:r>
-      <w:r>
-        <w:t xml:space="preserve"> </w:t>
-      </w:r>
-      <w:r>
-        <w:t xml:space="preserve">(</w:t>
+        <w:t xml:space="preserve">destacan que aproximadamente tres cuartas partes de las palabras catalogadas como negativas en diccionarios de propósito general carecen de connotación desfavorable en textos económicos y financieros, lo que puede inducir señales espurias.</w:t>
+      </w:r>
+      <w:r>
+        <w:t xml:space="preserve"> </w:t>
+      </w:r>
+      <w:r>
+        <w:t xml:space="preserve">Grimmer &amp; Stewart (</w:t>
       </w:r>
       <w:hyperlink w:anchor="ref-grimmer_stewart_2013">
         <w:r>
@@ -1474,13 +1341,13 @@
         <w:t xml:space="preserve"> </w:t>
       </w:r>
       <w:r>
-        <w:t xml:space="preserve">y Gentzkow, Kelly y Taddy</w:t>
-      </w:r>
-      <w:r>
-        <w:t xml:space="preserve"> </w:t>
-      </w:r>
-      <w:r>
-        <w:t xml:space="preserve">(</w:t>
+        <w:t xml:space="preserve">y</w:t>
+      </w:r>
+      <w:r>
+        <w:t xml:space="preserve"> </w:t>
+      </w:r>
+      <w:r>
+        <w:t xml:space="preserve">Gentzkow et al. (</w:t>
       </w:r>
       <w:hyperlink w:anchor="ref-gentzkow_kelly_taddy_2019">
         <w:r>
@@ -1497,7 +1364,7 @@
         <w:t xml:space="preserve"> </w:t>
       </w:r>
       <w:r>
-        <w:t xml:space="preserve">recuerdan que cualquier modelo cuantitativo del lenguaje simplifica la realidad y que su validez debe evaluarse en el contexto de aplicación. En el ámbito del discurso político estos desafíos se intensifican</w:t>
+        <w:t xml:space="preserve">recuerdan que cualquier modelo cuantitativo del lenguaje simplifica la realidad y que su validez debe evaluarse en su contexto de aplicación. En el ámbito del discurso político, estos desafíos se intensifican</w:t>
       </w:r>
       <w:r>
         <w:t xml:space="preserve"> </w:t>
@@ -1531,7 +1398,7 @@
         <w:t xml:space="preserve">)</w:t>
       </w:r>
       <w:r>
-        <w:t xml:space="preserve">: los diccionarios generales tienden a sobrestimar la positividad del vocabulario institucional habitual («paz», «justicia», «desarrollo»); los esquemas basados en unigramas no capturan la ironía ni las construcciones de negación; y la emisión de mensajes ocurre en ráfagas que generan heterocedasticidad temporal. Frente a estos factores, este artículo analiza el sentimiento en desviaciones estandarizadas (</w:t>
+        <w:t xml:space="preserve">: los diccionarios generales tienden a sobrestimar la positividad del vocabulario institucional habitual alrededor de conceptos como paz, justicia y desarrollo. Los esquemas basados en unigramas no capturan la ironía ni las construcciones de negación, y la emisión de mensajes ocurre en ráfagas que generan heterocedasticidad temporal. Frente a estos factores, este artículo analiza el sentimiento en desviaciones estandarizadas (</w:t>
       </w:r>
       <m:oMath>
         <m:r>
@@ -1542,8 +1409,8 @@
         <w:t xml:space="preserve">-scores) y complementa el balance neto con emociones discretas.</w:t>
       </w:r>
     </w:p>
-    <w:bookmarkEnd w:id="24"/>
-    <w:bookmarkStart w:id="30" w:name="Xd1b18f5cd2572ac553f5649606aacfb0087aa21"/>
+    <w:bookmarkEnd w:id="25"/>
+    <w:bookmarkStart w:id="31" w:name="Xd1b18f5cd2572ac553f5649606aacfb0087aa21"/>
     <w:p>
       <w:pPr>
         <w:pStyle w:val="Heading2"/>
@@ -1557,13 +1424,13 @@
         <w:pStyle w:val="FirstParagraph"/>
       </w:pPr>
       <w:r>
-        <w:t xml:space="preserve">La teoría psicoevolutiva de Plutchik</w:t>
-      </w:r>
-      <w:r>
-        <w:t xml:space="preserve"> </w:t>
-      </w:r>
-      <w:r>
-        <w:t xml:space="preserve">(</w:t>
+        <w:t xml:space="preserve">La teoría psicoevolutiva de</w:t>
+      </w:r>
+      <w:r>
+        <w:t xml:space="preserve"> </w:t>
+      </w:r>
+      <w:r>
+        <w:t xml:space="preserve">Plutchik (</w:t>
       </w:r>
       <w:hyperlink w:anchor="ref-plutchik_2003">
         <w:r>
@@ -1582,7 +1449,7 @@
       <w:r>
         <w:t xml:space="preserve">propone ocho emociones primarias estructuradas en pares opuestos dentro de un modelo circumplejo con gradaciones de intensidad concéntrica (</w:t>
       </w:r>
-      <w:hyperlink w:anchor="fig-rueda-plutchik">
+      <w:hyperlink w:anchor="fig-plutchik">
         <w:r>
           <w:rPr>
             <w:rStyle w:val="Hyperlink"/>
@@ -1593,7 +1460,7 @@
       <w:r>
         <w:t xml:space="preserve">): protección (miedo), destrucción de obstáculos (ira), reintegración ante pérdidas (tristeza), rechazo (aversión), incorporación (confianza), exploración (anticipación), orientación ante lo inesperado (sorpresa) y vinculación (alegría). Cada pétalo de la flor emocional transita desde una manifestación de alta intensidad en el núcleo (éxtasis, furia, terror, vigilancia) hacia expresiones atenuadas en la periferia (serenidad, enfado, temor, interés). La combinación de emociones adyacentes en el círculo genera díadas afectivas primarias (</w:t>
       </w:r>
-      <w:hyperlink w:anchor="tbl-plutchik">
+      <w:hyperlink w:anchor="tbl-diadas">
         <w:r>
           <w:rPr>
             <w:rStyle w:val="Hyperlink"/>
@@ -1609,7 +1476,6 @@
       <w:tblPr>
         <w:tblStyle w:val="Table"/>
         <w:tblW w:type="pct" w:w="5000"/>
-        <w:jc w:val="center"/>
         <w:tblLayout w:type="fixed"/>
         <w:tblLook w:firstRow="0" w:lastRow="0" w:firstColumn="0" w:lastColumn="0" w:noHBand="0" w:noVBand="0" w:val="0000"/>
       </w:tblPr>
@@ -1619,7 +1485,7 @@
       <w:tr>
         <w:tc>
           <w:tcPr/>
-          <w:bookmarkStart w:id="28" w:name="fig-rueda-plutchik"/>
+          <w:bookmarkStart w:id="29" w:name="fig-plutchik"/>
           <w:p>
             <w:pPr>
               <w:pStyle w:val="Compact"/>
@@ -1628,20 +1494,20 @@
             <w:r>
               <w:drawing>
                 <wp:inline>
-                  <wp:extent cx="4457700" cy="4457700"/>
+                  <wp:extent cx="5052060" cy="3575304"/>
                   <wp:effectExtent b="0" l="0" r="0" t="0"/>
-                  <wp:docPr descr="" title="" id="26" name="Picture"/>
+                  <wp:docPr descr="" title="" id="27" name="Picture"/>
                   <a:graphic>
                     <a:graphicData uri="http://schemas.openxmlformats.org/drawingml/2006/picture">
                       <pic:pic>
                         <pic:nvPicPr>
-                          <pic:cNvPr descr="../../output/figures/español/plutchik_rueda_emociones_es.png" id="27" name="Picture"/>
+                          <pic:cNvPr descr="../../output/figures/español/figura1_plutchik.png" id="28" name="Picture"/>
                           <pic:cNvPicPr>
                             <a:picLocks noChangeArrowheads="1" noChangeAspect="1"/>
                           </pic:cNvPicPr>
                         </pic:nvPicPr>
                         <pic:blipFill>
-                          <a:blip r:embed="rId25"/>
+                          <a:blip r:embed="rId26"/>
                           <a:stretch>
                             <a:fillRect/>
                           </a:stretch>
@@ -1649,7 +1515,7 @@
                         <pic:spPr bwMode="auto">
                           <a:xfrm>
                             <a:off x="0" y="0"/>
-                            <a:ext cx="4457700" cy="4457700"/>
+                            <a:ext cx="5052060" cy="3575304"/>
                           </a:xfrm>
                           <a:prstGeom prst="rect">
                             <a:avLst/>
@@ -1673,18 +1539,18 @@
               <w:jc w:val="center"/>
             </w:pPr>
             <w:pPr>
-              <w:jc w:val="left"/>
+              <w:jc w:val="start"/>
               <w:spacing w:before="200"/>
               <w:pStyle w:val="ImageCaption"/>
             </w:pPr>
             <w:r>
-              <w:t xml:space="preserve">Figura 1: Modelo circumplejo psicoevolutivo de las emociones de Plutchik: gradaciones de intensidad concéntrica, pares polares opuestos y díadas afectivas primarias. Fuente: elaboración conceptual a partir de Plutchik</w:t>
+              <w:t xml:space="preserve">Figura 1: Modelo circumplejo psicoevolutivo de las emociones de Plutchik: gradaciones de intensidad concéntrica, pares polares opuestos y díadas afectivas primarias. Fuente: elaboración conceptual a partir de</w:t>
             </w:r>
             <w:r>
               <w:t xml:space="preserve"> </w:t>
             </w:r>
             <w:r>
-              <w:t xml:space="preserve">(</w:t>
+              <w:t xml:space="preserve">Plutchik (</w:t>
             </w:r>
             <w:hyperlink w:anchor="ref-plutchik_2003">
               <w:r>
@@ -1701,7 +1567,7 @@
               <w:t xml:space="preserve">.</w:t>
             </w:r>
           </w:p>
-          <w:bookmarkEnd w:id="28"/>
+          <w:bookmarkEnd w:id="29"/>
         </w:tc>
       </w:tr>
     </w:tbl>
@@ -1726,24 +1592,40 @@
       <w:tr>
         <w:tc>
           <w:tcPr/>
-          <w:bookmarkStart w:id="29" w:name="tbl-plutchik"/>
+          <w:bookmarkStart w:id="30" w:name="tbl-diadas"/>
           <w:p>
             <w:pPr>
               <w:jc w:val="center"/>
             </w:pPr>
             <w:pPr>
-              <w:jc w:val="left"/>
+              <w:jc w:val="start"/>
               <w:spacing w:before="200"/>
               <w:pStyle w:val="ImageCaption"/>
             </w:pPr>
             <w:r>
-              <w:t xml:space="preserve">Tabla 1: Díadas primarias del modelo de Plutchik y su lectura hipotética en el discurso económico. La tercera columna es una interpretación propuesta por este estudio, no parte de la teoría original. Fuente: elaboración de los autores a partir de Plutchik</w:t>
+              <w:t xml:space="preserve">Tabla 1: Díadas primarias del modelo de Plutchik y su lectura hipotética en el discurso económico.</w:t>
             </w:r>
             <w:r>
               <w:t xml:space="preserve"> </w:t>
             </w:r>
             <w:r>
-              <w:t xml:space="preserve">(</w:t>
+              <w:rPr>
+                <w:i/>
+                <w:iCs/>
+              </w:rPr>
+              <w:t xml:space="preserve">Nota:</w:t>
+            </w:r>
+            <w:r>
+              <w:t xml:space="preserve"> </w:t>
+            </w:r>
+            <w:r>
+              <w:t xml:space="preserve">Elaboración de los autores a partir de</w:t>
+            </w:r>
+            <w:r>
+              <w:t xml:space="preserve"> </w:t>
+            </w:r>
+            <w:r>
+              <w:t xml:space="preserve">Plutchik (</w:t>
             </w:r>
             <w:hyperlink w:anchor="ref-plutchik_2003">
               <w:r>
@@ -1757,24 +1639,15 @@
               <w:t xml:space="preserve">)</w:t>
             </w:r>
             <w:r>
-              <w:t xml:space="preserve">.</w:t>
+              <w:t xml:space="preserve">. Las díadas constituyen un esquema conceptual y heurístico de taxonomía afectiva; no se operacionalizan como variables independientes en las regresiones econométricas.</w:t>
             </w:r>
           </w:p>
           <w:tbl>
             <w:tblPr>
               <w:tblStyle w:val="Table"/>
               <w:tblW w:type="pct" w:w="5000"/>
-              <w:jc w:val="center"/>
               <w:tblLayout w:type="fixed"/>
               <w:tblLook w:firstRow="1" w:lastRow="0" w:firstColumn="0" w:lastColumn="0" w:noHBand="0" w:noVBand="0" w:val="0020"/>
-              <w:tblBorders>
-                <w:top w:val="single" w:sz="8" w:space="0" w:color="222222"/>
-                <w:left w:val="none"/>
-                <w:bottom w:val="single" w:sz="8" w:space="0" w:color="222222"/>
-                <w:right w:val="none"/>
-                <w:insideH w:val="none"/>
-                <w:insideV w:val="none"/>
-              </w:tblBorders>
             </w:tblPr>
             <w:tblGrid>
               <w:gridCol w:w="2640"/>
@@ -1784,14 +1657,9 @@
             <w:tr>
               <w:trPr>
                 <w:tblHeader w:val="on"/>
-                <w:cantSplit/>
               </w:trPr>
               <w:tc>
-                <w:tcPr>
-                  <w:tcBorders>
-                    <w:bottom w:val="single" w:sz="6" w:space="0" w:color="222222"/>
-                  </w:tcBorders>
-                </w:tcPr>
+                <w:tcPr/>
                 <w:p>
                   <w:pPr>
                     <w:pStyle w:val="Compact"/>
@@ -1799,19 +1667,12 @@
                     <w:jc w:val="center"/>
                   </w:pPr>
                   <w:r>
-                    <w:rPr>
-                      <w:b/>
-                    </w:rPr>
                     <w:t xml:space="preserve">Díada primaria (Plutchik)</w:t>
                   </w:r>
                 </w:p>
               </w:tc>
               <w:tc>
-                <w:tcPr>
-                  <w:tcBorders>
-                    <w:bottom w:val="single" w:sz="6" w:space="0" w:color="222222"/>
-                  </w:tcBorders>
-                </w:tcPr>
+                <w:tcPr/>
                 <w:p>
                   <w:pPr>
                     <w:pStyle w:val="Compact"/>
@@ -1819,19 +1680,12 @@
                     <w:jc w:val="center"/>
                   </w:pPr>
                   <w:r>
-                    <w:rPr>
-                      <w:b/>
-                    </w:rPr>
                     <w:t xml:space="preserve">Emoción compuesta</w:t>
                   </w:r>
                 </w:p>
               </w:tc>
               <w:tc>
-                <w:tcPr>
-                  <w:tcBorders>
-                    <w:bottom w:val="single" w:sz="6" w:space="0" w:color="222222"/>
-                  </w:tcBorders>
-                </w:tcPr>
+                <w:tcPr/>
                 <w:p>
                   <w:pPr>
                     <w:pStyle w:val="Compact"/>
@@ -1839,18 +1693,12 @@
                     <w:jc w:val="center"/>
                   </w:pPr>
                   <w:r>
-                    <w:rPr>
-                      <w:b/>
-                    </w:rPr>
                     <w:t xml:space="preserve">Lectura hipotética en el discurso económico presidencial</w:t>
                   </w:r>
                 </w:p>
               </w:tc>
             </w:tr>
             <w:tr>
-              <w:trPr>
-                <w:cantSplit/>
-              </w:trPr>
               <w:tc>
                 <w:tcPr/>
                 <w:p>
@@ -1892,9 +1740,6 @@
               </w:tc>
             </w:tr>
             <w:tr>
-              <w:trPr>
-                <w:cantSplit/>
-              </w:trPr>
               <w:tc>
                 <w:tcPr/>
                 <w:p>
@@ -1936,9 +1781,6 @@
               </w:tc>
             </w:tr>
             <w:tr>
-              <w:trPr>
-                <w:cantSplit/>
-              </w:trPr>
               <w:tc>
                 <w:tcPr/>
                 <w:p>
@@ -1990,9 +1832,6 @@
               </w:tc>
             </w:tr>
             <w:tr>
-              <w:trPr>
-                <w:cantSplit/>
-              </w:trPr>
               <w:tc>
                 <w:tcPr/>
                 <w:p>
@@ -2034,9 +1873,6 @@
               </w:tc>
             </w:tr>
             <w:tr>
-              <w:trPr>
-                <w:cantSplit/>
-              </w:trPr>
               <w:tc>
                 <w:tcPr/>
                 <w:p>
@@ -2078,9 +1914,6 @@
               </w:tc>
             </w:tr>
             <w:tr>
-              <w:trPr>
-                <w:cantSplit/>
-              </w:trPr>
               <w:tc>
                 <w:tcPr/>
                 <w:p>
@@ -2122,9 +1955,6 @@
               </w:tc>
             </w:tr>
             <w:tr>
-              <w:trPr>
-                <w:cantSplit/>
-              </w:trPr>
               <w:tc>
                 <w:tcPr/>
                 <w:p>
@@ -2166,9 +1996,6 @@
               </w:tc>
             </w:tr>
             <w:tr>
-              <w:trPr>
-                <w:cantSplit/>
-              </w:trPr>
               <w:tc>
                 <w:tcPr/>
                 <w:p>
@@ -2210,7 +2037,7 @@
               </w:tc>
             </w:tr>
           </w:tbl>
-          <w:bookmarkEnd w:id="29"/>
+          <w:bookmarkEnd w:id="30"/>
           <w:p/>
         </w:tc>
       </w:tr>
@@ -2220,7 +2047,7 @@
         <w:pStyle w:val="BodyText"/>
       </w:pPr>
       <w:r>
-        <w:t xml:space="preserve">La formulación de Plutchik no tuvo por objeto explicar el comportamiento financiero; el nexo conceptual con la toma de decisiones se sustenta en la literatura conductual descrita en la sección 2.3. Al articular ambos marcos se desprenden predicciones diferenciadas: el miedo y la aversión deberían relacionarse con mayor aversión al riesgo (depreciación cambiaria, caídas bursátiles y alzas en rendimientos de deuda soberana), la ira con mayor disposición a asumir riesgos</w:t>
+        <w:t xml:space="preserve">La formulación de Plutchik no tuvo por objeto explicar el comportamiento financiero; el nexo conceptual con la toma de decisiones se sustenta en la literatura conductual descrita en la sección 2.3. Al articular ambos marcos, se desprenden predicciones diferenciadas: el miedo y la aversión deberían relacionarse con mayor aversión al riesgo (depreciación cambiaria, caídas bursátiles y alzas en los rendimientos de la deuda soberana). La ira, con mayor disposición a asumir riesgos</w:t>
       </w:r>
       <w:r>
         <w:t xml:space="preserve"> </w:t>
@@ -2240,7 +2067,7 @@
         <w:t xml:space="preserve">)</w:t>
       </w:r>
       <w:r>
-        <w:t xml:space="preserve">, y la confianza y anticipación con menores primas de riesgo exigidas.</w:t>
+        <w:t xml:space="preserve">, y la confianza y la anticipación, con menores primas de riesgo exigidas.</w:t>
       </w:r>
     </w:p>
     <w:p>
@@ -2248,13 +2075,36 @@
         <w:pStyle w:val="BodyText"/>
       </w:pPr>
       <w:r>
-        <w:t xml:space="preserve">La operacionalización se basa en el léxico NRC de Mohammad y Turney</w:t>
-      </w:r>
-      <w:r>
-        <w:t xml:space="preserve"> </w:t>
-      </w:r>
-      <w:r>
-        <w:t xml:space="preserve">(</w:t>
+        <w:t xml:space="preserve">La operacionalización se basa en el léxico NRC de</w:t>
+      </w:r>
+      <w:r>
+        <w:t xml:space="preserve"> </w:t>
+      </w:r>
+      <w:r>
+        <w:t xml:space="preserve">S. Mohammad &amp; Turney (</w:t>
+      </w:r>
+      <w:hyperlink w:anchor="ref-mohammad_turney_2010">
+        <w:r>
+          <w:rPr>
+            <w:rStyle w:val="Hyperlink"/>
+          </w:rPr>
+          <w:t xml:space="preserve">2010</w:t>
+        </w:r>
+      </w:hyperlink>
+      <w:r>
+        <w:t xml:space="preserve">)</w:t>
+      </w:r>
+      <w:r>
+        <w:t xml:space="preserve"> </w:t>
+      </w:r>
+      <w:r>
+        <w:t xml:space="preserve">y</w:t>
+      </w:r>
+      <w:r>
+        <w:t xml:space="preserve"> </w:t>
+      </w:r>
+      <w:r>
+        <w:t xml:space="preserve">S. M. Mohammad &amp; Turney (</w:t>
       </w:r>
       <w:hyperlink w:anchor="ref-mohammad_turney_2013">
         <w:r>
@@ -2265,24 +2115,10 @@
         </w:r>
       </w:hyperlink>
       <w:r>
-        <w:t xml:space="preserve">;</w:t>
-      </w:r>
-      <w:r>
-        <w:t xml:space="preserve"> </w:t>
-      </w:r>
-      <w:hyperlink w:anchor="ref-mohammad_turney_2010">
-        <w:r>
-          <w:rPr>
-            <w:rStyle w:val="Hyperlink"/>
-          </w:rPr>
-          <w:t xml:space="preserve">2010</w:t>
-        </w:r>
-      </w:hyperlink>
-      <w:r>
         <w:t xml:space="preserve">)</w:t>
       </w:r>
       <w:r>
-        <w:t xml:space="preserve">, desarrollado mediante anotación colectiva de más de catorce mil términos según las ocho dimensiones de Plutchik y dos polaridades. Las adaptaciones al español se generaron mediante traducción asistida, lo que incorpora un margen de error léxico que se asume explícitamente. La extracción se ejecuta mediante la librería</w:t>
+        <w:t xml:space="preserve">, desarrollado con anotación colectiva de más de catorce mil términos según las ocho dimensiones de Plutchik y dos polaridades. Las adaptaciones al español se generaron mediante traducción asistida, lo que incorpora un margen de error léxico que se asume explícitamente. La extracción se ejecuta mediante la librería</w:t>
       </w:r>
       <w:r>
         <w:t xml:space="preserve"> </w:t>
@@ -2348,8 +2184,8 @@
         <w:t xml:space="preserve">.</w:t>
       </w:r>
     </w:p>
-    <w:bookmarkEnd w:id="30"/>
-    <w:bookmarkStart w:id="31" w:name="X6227181e2540c687b7370e89b3387f9e49b286d"/>
+    <w:bookmarkEnd w:id="31"/>
+    <w:bookmarkStart w:id="32" w:name="X6227181e2540c687b7370e89b3387f9e49b286d"/>
     <w:p>
       <w:pPr>
         <w:pStyle w:val="Heading2"/>
@@ -2450,6 +2286,20 @@
       <w:r>
         <w:t xml:space="preserve">(</w:t>
       </w:r>
+      <w:hyperlink w:anchor="ref-benoit_textual_2018">
+        <w:r>
+          <w:rPr>
+            <w:rStyle w:val="Hyperlink"/>
+          </w:rPr>
+          <w:t xml:space="preserve">Benoit et al., 2016</w:t>
+        </w:r>
+      </w:hyperlink>
+      <w:r>
+        <w:t xml:space="preserve">;</w:t>
+      </w:r>
+      <w:r>
+        <w:t xml:space="preserve"> </w:t>
+      </w:r>
       <w:hyperlink w:anchor="ref-quanteda">
         <w:r>
           <w:rPr>
@@ -2548,7 +2398,7 @@
         <w:t xml:space="preserve"> </w:t>
       </w:r>
       <w:r>
-        <w:t xml:space="preserve">permiten que la prevalencia temática varie según covariables temporales. En este estudio, estos métodos cumplen una función de control descriptivo para asegurar que las oscilaciones de tono no correspondan simplemente a reconfiguraciones en la agenda temática</w:t>
+        <w:t xml:space="preserve">permiten que la prevalencia temática varíe según covariables temporales. En este estudio, estos métodos cumplen una función de control descriptivo para asegurar que las oscilaciones de tono no correspondan simplemente a reconfiguraciones en la agenda temática</w:t>
       </w:r>
       <w:r>
         <w:t xml:space="preserve"> </w:t>
@@ -2571,8 +2421,8 @@
         <w:t xml:space="preserve">.</w:t>
       </w:r>
     </w:p>
-    <w:bookmarkEnd w:id="31"/>
-    <w:bookmarkStart w:id="32" w:name="evidencia-en-colombia-y-américa-latina"/>
+    <w:bookmarkEnd w:id="32"/>
+    <w:bookmarkStart w:id="33" w:name="evidencia-en-colombia-y-américa-latina"/>
     <w:p>
       <w:pPr>
         <w:pStyle w:val="Heading2"/>
@@ -2586,13 +2436,13 @@
         <w:pStyle w:val="FirstParagraph"/>
       </w:pPr>
       <w:r>
-        <w:t xml:space="preserve">En Colombia, las investigaciones sobre redes sociales y política se han enfocado en campañas electorales y percepción ciudadana. Prada Espinel</w:t>
-      </w:r>
-      <w:r>
-        <w:t xml:space="preserve"> </w:t>
-      </w:r>
-      <w:r>
-        <w:t xml:space="preserve">(</w:t>
+        <w:t xml:space="preserve">En Colombia, las investigaciones sobre redes sociales y política se han enfocado en las campañas electorales y la percepción ciudadana.</w:t>
+      </w:r>
+      <w:r>
+        <w:t xml:space="preserve"> </w:t>
+      </w:r>
+      <w:r>
+        <w:t xml:space="preserve">Prada Espinel (</w:t>
       </w:r>
       <w:hyperlink w:anchor="ref-prada_espinel_2018">
         <w:r>
@@ -2609,13 +2459,13 @@
         <w:t xml:space="preserve"> </w:t>
       </w:r>
       <w:r>
-        <w:t xml:space="preserve">examina los patrones comunicativos de Gustavo Petro e Iván Duque durante las elecciones de 2018, y Casallas</w:t>
-      </w:r>
-      <w:r>
-        <w:t xml:space="preserve"> </w:t>
-      </w:r>
-      <w:r>
-        <w:t xml:space="preserve">(</w:t>
+        <w:t xml:space="preserve">examinan los patrones comunicativos de Gustavo Petro e Iván Duque durante las elecciones de 2018, y</w:t>
+      </w:r>
+      <w:r>
+        <w:t xml:space="preserve"> </w:t>
+      </w:r>
+      <w:r>
+        <w:t xml:space="preserve">Casallas Felipe (</w:t>
       </w:r>
       <w:hyperlink w:anchor="ref-casallas_2020">
         <w:r>
@@ -2632,13 +2482,13 @@
         <w:t xml:space="preserve"> </w:t>
       </w:r>
       <w:r>
-        <w:t xml:space="preserve">analiza la percepción política de ambos dirigentes en Twitter. Romero Moreno et al.</w:t>
-      </w:r>
-      <w:r>
-        <w:t xml:space="preserve"> </w:t>
-      </w:r>
-      <w:r>
-        <w:t xml:space="preserve">(</w:t>
+        <w:t xml:space="preserve">analiza la percepción política de ambos dirigentes en Twitter.</w:t>
+      </w:r>
+      <w:r>
+        <w:t xml:space="preserve"> </w:t>
+      </w:r>
+      <w:r>
+        <w:t xml:space="preserve">Romero Moreno et al. (</w:t>
       </w:r>
       <w:hyperlink w:anchor="ref-romero_moreno_2020">
         <w:r>
@@ -2655,13 +2505,13 @@
         <w:t xml:space="preserve"> </w:t>
       </w:r>
       <w:r>
-        <w:t xml:space="preserve">aplican minería de opinión con propósitos de comunicación política, mientras que Gómez-Torres et al.</w:t>
-      </w:r>
-      <w:r>
-        <w:t xml:space="preserve"> </w:t>
-      </w:r>
-      <w:r>
-        <w:t xml:space="preserve">(</w:t>
+        <w:t xml:space="preserve">aplican la minería de opiniones con fines de comunicación política, mientras que</w:t>
+      </w:r>
+      <w:r>
+        <w:t xml:space="preserve"> </w:t>
+      </w:r>
+      <w:r>
+        <w:t xml:space="preserve">Gómez-Torres et al. (</w:t>
       </w:r>
       <w:hyperlink w:anchor="ref-gomez_torres_2018">
         <w:r>
@@ -2678,13 +2528,13 @@
         <w:t xml:space="preserve"> </w:t>
       </w:r>
       <w:r>
-        <w:t xml:space="preserve">analizan el sentimiento ciudadano ante el contexto político en Ecuador. En el terreno de la economía política aplicada, Sandoval-Garrido y Marín-Jaramillo</w:t>
-      </w:r>
-      <w:r>
-        <w:t xml:space="preserve"> </w:t>
-      </w:r>
-      <w:r>
-        <w:t xml:space="preserve">(</w:t>
+        <w:t xml:space="preserve">analizan el sentimiento ciudadano en el contexto político de Ecuador. En el terreno de la economía política aplicada,</w:t>
+      </w:r>
+      <w:r>
+        <w:t xml:space="preserve"> </w:t>
+      </w:r>
+      <w:r>
+        <w:t xml:space="preserve">Sandoval-Garrido &amp; Marín-Jaramillo (</w:t>
       </w:r>
       <w:hyperlink w:anchor="ref-sandoval_marin_2022">
         <w:r>
@@ -2709,77 +2559,43 @@
         <w:pStyle w:val="BodyText"/>
       </w:pPr>
       <w:r>
-        <w:t xml:space="preserve">Un antecedente directo de este trabajo es el análisis exploratorio preliminar de los autores</w:t>
-      </w:r>
-      <w:r>
-        <w:t xml:space="preserve"> </w:t>
-      </w:r>
-      <w:r>
-        <w:t xml:space="preserve">(</w:t>
-      </w:r>
-      <w:hyperlink w:anchor="ref-original_petro_paper">
-        <w:r>
-          <w:rPr>
-            <w:rStyle w:val="Hyperlink"/>
-          </w:rPr>
-          <w:t xml:space="preserve">Echeverry De Mendoza et al., 2026</w:t>
-        </w:r>
-      </w:hyperlink>
-      <w:r>
-        <w:t xml:space="preserve">)</w:t>
-      </w:r>
-      <w:r>
-        <w:t xml:space="preserve">, centrado en las publicaciones de Petro durante marzo y abril de 2023 frente al índice accionario COLEQTY. Aquel trabajo estuvo acotado por un horizonte de dos meses, un único activo y un indicador bursátil posteriormente sustituido por el MSCI COLCAP.</w:t>
+        <w:t xml:space="preserve">Para el contexto de economías emergentes de la región, la literatura previa no registra análisis que integren simultáneamente un periodo presidencial cuatrienal completo en Twitter/X, una caracterización multidimensional del tono a partir de polaridad, emociones discretas e índice de presión informacional, una cobertura conjunta de cuatro mercados financieros con sus calendarios específicos y una corrección sistemática de la tasa de falsos descubrimientos sobre la familia completa de contrastes.</w:t>
+      </w:r>
+    </w:p>
+    <w:bookmarkEnd w:id="33"/>
+    <w:bookmarkEnd w:id="34"/>
+    <w:bookmarkStart w:id="54" w:name="metodología"/>
+    <w:p>
+      <w:pPr>
+        <w:pStyle w:val="Heading1"/>
+      </w:pPr>
+      <w:r>
+        <w:t xml:space="preserve">3. Metodología</w:t>
+      </w:r>
+    </w:p>
+    <w:bookmarkStart w:id="35" w:name="diseño-población-observada-y-unidades"/>
+    <w:p>
+      <w:pPr>
+        <w:pStyle w:val="Heading2"/>
+      </w:pPr>
+      <w:r>
+        <w:t xml:space="preserve">3.1 Diseño, población observada y unidades</w:t>
       </w:r>
     </w:p>
     <w:p>
       <w:pPr>
-        <w:pStyle w:val="BodyText"/>
-      </w:pPr>
-      <w:r>
-        <w:t xml:space="preserve">Para el contexto de economías emergentes de la región, la literatura previa no registra análisis que integren simultáneamente un periodo presidencial cuatrienal completo en Twitter/X, una caracterización multidimensional del tono (polaridad, emociones discretas e índice de presión informacional), una cobertura conjunta de cuatro mercados financieros con sus calendarios específicos y una corrección sistemática de la tasa de falsos descubrimientos sobre la familia completa de contrastes.</w:t>
-      </w:r>
-    </w:p>
-    <w:bookmarkEnd w:id="32"/>
-    <w:bookmarkEnd w:id="33"/>
-    <w:bookmarkStart w:id="53" w:name="metodología"/>
-    <w:p>
-      <w:pPr>
-        <w:pStyle w:val="Heading1"/>
-      </w:pPr>
-      <w:r>
-        <w:t xml:space="preserve">3. Metodología</w:t>
-      </w:r>
-    </w:p>
-    <w:bookmarkStart w:id="34" w:name="diseño-población-observada-y-unidades"/>
-    <w:p>
-      <w:pPr>
-        <w:pStyle w:val="Heading2"/>
-      </w:pPr>
-      <w:r>
-        <w:t xml:space="preserve">3.1 Diseño, población observada y unidades</w:t>
+        <w:pStyle w:val="FirstParagraph"/>
+      </w:pPr>
+      <w:r>
+        <w:t xml:space="preserve">La investigación adopta un diseño cuantitativo, longitudinal y observacional con alcances descriptivos, analíticos de sentimientos y econométricos de series de tiempo. Al sustentarse en información observacional sin asignación aleatoria ni intervención experimental, las estimaciones evalúan precedencia temporal predictiva y covariación condicional, diferenciándose de una identificación causal estructural directa.</w:t>
       </w:r>
     </w:p>
     <w:p>
       <w:pPr>
-        <w:pStyle w:val="FirstParagraph"/>
-      </w:pPr>
-      <w:r>
-        <w:t xml:space="preserve">La investigación adopta un diseño cuantitativo, longitudinal y observacional con alcances descriptivo, analítico de sentimientos y econométrico de series de tiempo. Al sustentarse en información observacional sin asignación aleatoria ni intervención experimental, las estimaciones evalúan precedencia temporal predictiva y covariación condicional, diferenciándose de una identificación causal estructural directa.</w:t>
-      </w:r>
-    </w:p>
-    <w:p>
-      <w:pPr>
         <w:pStyle w:val="BodyText"/>
       </w:pPr>
       <w:r>
-        <w:t xml:space="preserve">Las unidades de análisis se estructuran en dos niveles:</w:t>
-      </w:r>
-      <w:r>
-        <w:t xml:space="preserve"> </w:t>
-      </w:r>
-      <w:r>
-        <w:t xml:space="preserve">* Unidad textual: cada publicación individual con identificador único de 64 bits y marca temporal registrada en hora legal de Colombia (</w:t>
+        <w:t xml:space="preserve">Las unidades de análisis se estructuran en dos niveles: Unidad textual: cada publicación individual con identificador único de 64 bits y marca temporal registrada en hora legal de Colombia (</w:t>
       </w:r>
       <w:r>
         <w:rPr>
@@ -2788,17 +2604,11 @@
         <w:t xml:space="preserve">America/Bogota</w:t>
       </w:r>
       <w:r>
-        <w:t xml:space="preserve">, UTC-5).</w:t>
-      </w:r>
-      <w:r>
-        <w:t xml:space="preserve"> </w:t>
-      </w:r>
-      <w:r>
-        <w:t xml:space="preserve">* Unidad temporal financiera: la sesión bursátil hábil observada para los mercados de acciones y deuda soberana; y el día calendario para el tipo de cambio oficial y el mercado continuo de energía eléctrica.</w:t>
+        <w:t xml:space="preserve">, UTC-5). Unidad temporal financiera: la sesión bursátil hábil observada para los mercados de acciones y deuda soberana, y el día calendario para el tipo de cambio oficial y el mercado continuo de energía eléctrica.</w:t>
       </w:r>
     </w:p>
-    <w:bookmarkEnd w:id="34"/>
-    <w:bookmarkStart w:id="37" w:name="fuentes-cobertura-y-depuración-de-datos"/>
+    <w:bookmarkEnd w:id="35"/>
+    <w:bookmarkStart w:id="38" w:name="fuentes-cobertura-y-depuración-de-datos"/>
     <w:p>
       <w:pPr>
         <w:pStyle w:val="Heading2"/>
@@ -2807,7 +2617,7 @@
         <w:t xml:space="preserve">3.2 Fuentes, cobertura y depuración de datos</w:t>
       </w:r>
     </w:p>
-    <w:bookmarkStart w:id="35" w:name="a.-datos-textuales-de-twitterx"/>
+    <w:bookmarkStart w:id="36" w:name="a.-datos-textuales-de-twitterx"/>
     <w:p>
       <w:pPr>
         <w:pStyle w:val="Heading3"/>
@@ -2821,7 +2631,7 @@
         <w:pStyle w:val="FirstParagraph"/>
       </w:pPr>
       <w:r>
-        <w:t xml:space="preserve">Los datos textuales provienen de dos fuentes independientes consolidadas en el dataset contractual</w:t>
+        <w:t xml:space="preserve">Los datos textuales provienen de dos fuentes consolidadas en el dataset contractual</w:t>
       </w:r>
       <w:r>
         <w:t xml:space="preserve"> </w:t>
@@ -2839,31 +2649,75 @@
         <w:t xml:space="preserve"> </w:t>
       </w:r>
       <w:r>
-        <w:t xml:space="preserve">1. Corpus Principal (</w:t>
+        <w:t xml:space="preserve">1.</w:t>
+      </w:r>
+      <w:r>
+        <w:t xml:space="preserve"> </w:t>
+      </w:r>
+      <w:r>
+        <w:rPr>
+          <w:b/>
+          <w:bCs/>
+        </w:rPr>
+        <w:t xml:space="preserve">Corpus Principal (</w:t>
       </w:r>
       <w:r>
         <w:rPr>
           <w:rStyle w:val="VerbatimChar"/>
+          <w:b/>
+          <w:bCs/>
         </w:rPr>
         <w:t xml:space="preserve">presidente</w:t>
       </w:r>
       <w:r>
-        <w:t xml:space="preserve">): censo histórico completo de las publicaciones emitidas directamente por la cuenta oficial @petrogustavo entre el 7 de agosto de 2022 y el 31 de mayo de 2026. Comprende 14.659 publicaciones (14.437 textos con contenido léxico procesable tras excluir 222 registros compuestos únicamente por enlaces o contenido multimedia). Al abarcar las 24 horas del día, constituye la fuente para el análisis econométrico de mercado.</w:t>
-      </w:r>
-      <w:r>
-        <w:t xml:space="preserve"> </w:t>
-      </w:r>
-      <w:r>
-        <w:t xml:space="preserve">2. Corpus Secundario (</w:t>
+        <w:rPr>
+          <w:b/>
+          <w:bCs/>
+        </w:rPr>
+        <w:t xml:space="preserve">):</w:t>
+      </w:r>
+      <w:r>
+        <w:t xml:space="preserve"> </w:t>
+      </w:r>
+      <w:r>
+        <w:t xml:space="preserve">Censo histórico completo de las publicaciones emitidas directamente por la cuenta oficial @petrogustavo entre el 7 de agosto de 2022 y el 31 de mayo de 2026. Comprende 14.659 publicaciones, de las cuales 14.437 son textos con contenido léxico procesable tras excluir 222 registros compuestos únicamente por enlaces o contenido multimedia. Al abarcar las 24 horas del día con emisión natural, constituye la fuente exclusiva para el análisis econométrico de mercado.</w:t>
+      </w:r>
+      <w:r>
+        <w:t xml:space="preserve"> </w:t>
+      </w:r>
+      <w:r>
+        <w:t xml:space="preserve">2.</w:t>
+      </w:r>
+      <w:r>
+        <w:t xml:space="preserve"> </w:t>
+      </w:r>
+      <w:r>
+        <w:rPr>
+          <w:b/>
+          <w:bCs/>
+        </w:rPr>
+        <w:t xml:space="preserve">Corpus Secundario (</w:t>
       </w:r>
       <w:r>
         <w:rPr>
           <w:rStyle w:val="VerbatimChar"/>
+          <w:b/>
+          <w:bCs/>
         </w:rPr>
         <w:t xml:space="preserve">opinion</w:t>
       </w:r>
       <w:r>
-        <w:t xml:space="preserve">): muestra de 13.648 publicaciones ciudadanas recopiladas en el mismo periodo mediante la consulta</w:t>
+        <w:rPr>
+          <w:b/>
+          <w:bCs/>
+        </w:rPr>
+        <w:t xml:space="preserve">):</w:t>
+      </w:r>
+      <w:r>
+        <w:t xml:space="preserve"> </w:t>
+      </w:r>
+      <w:r>
+        <w:t xml:space="preserve">Muestra de 13.648 publicaciones ciudadanas recopiladas en el mismo periodo mediante la consulta</w:t>
       </w:r>
       <w:r>
         <w:t xml:space="preserve"> </w:t>
@@ -2875,11 +2729,11 @@
         <w:t xml:space="preserve">"Gustavo Petro" OR \@petrogustavo</w:t>
       </w:r>
       <w:r>
-        <w:t xml:space="preserve">, filtrando retweets, respuestas, citas y enlaces. La auditoría metodológica documentó que el 97,49 % de sus registros (13.305 publicaciones) se concentra a las 18:00 horas COT con un cupo diario fijo de 10 mensajes. Por esta razón, este corpus se emplea como referencia descriptiva y no se integra en las ecuaciones de mercado.</w:t>
+        <w:t xml:space="preserve">, filtrando retweets, respuestas, citas y enlaces. La auditoría metodológica documenta que el 97,49 % de sus registros (13.305 publicaciones) se concentra a las 18:00 horas COT y el 95,77 % de los días registra exactamente diez tweets por un cupo diario fijo en su script histórico. Por esta razón, este corpus se emplea únicamente como referencia descriptiva y de auditoría de calidad, excluyéndose de las ecuaciones de mercado.</w:t>
       </w:r>
     </w:p>
-    <w:bookmarkEnd w:id="35"/>
-    <w:bookmarkStart w:id="36" w:name="b.-datos-de-mercado-financiero"/>
+    <w:bookmarkEnd w:id="36"/>
+    <w:bookmarkStart w:id="37" w:name="b.-datos-de-mercado-financiero"/>
     <w:p>
       <w:pPr>
         <w:pStyle w:val="Heading3"/>
@@ -2914,19 +2768,67 @@
         <w:t xml:space="preserve"> </w:t>
       </w:r>
       <w:r>
-        <w:t xml:space="preserve">* Tasa Representativa del Mercado (TRM): tipo de cambio oficial en COP/USD certificado por la Superintendencia Financiera (1.400 observaciones continuas).</w:t>
-      </w:r>
-      <w:r>
-        <w:t xml:space="preserve"> </w:t>
-      </w:r>
-      <w:r>
-        <w:t xml:space="preserve">* Índice Accionario MSCI COLCAP: índice bursátil oficial de la Bolsa de Valores de Colombia (935 sesiones hábiles observadas, 400 arrastres de fin de semana y 65 feriados sin negociación).</w:t>
-      </w:r>
-      <w:r>
-        <w:t xml:space="preserve"> </w:t>
-      </w:r>
-      <w:r>
-        <w:t xml:space="preserve">* Curva de Rendimientos Soberanos TES en pesos: tasas cero cupón a 1, 5 y 10 años, junto con la pendiente</w:t>
+        <w:t xml:space="preserve">-</w:t>
+      </w:r>
+      <w:r>
+        <w:t xml:space="preserve"> </w:t>
+      </w:r>
+      <w:r>
+        <w:rPr>
+          <w:b/>
+          <w:bCs/>
+        </w:rPr>
+        <w:t xml:space="preserve">Tasa Representativa del Mercado (TRM):</w:t>
+      </w:r>
+      <w:r>
+        <w:t xml:space="preserve"> </w:t>
+      </w:r>
+      <w:r>
+        <w:t xml:space="preserve">Tipo de cambio oficial en COP/USD certificado por la Superintendencia Financiera (1.400 observaciones continuas).</w:t>
+      </w:r>
+      <w:r>
+        <w:t xml:space="preserve"> </w:t>
+      </w:r>
+      <w:r>
+        <w:t xml:space="preserve">-</w:t>
+      </w:r>
+      <w:r>
+        <w:t xml:space="preserve"> </w:t>
+      </w:r>
+      <w:r>
+        <w:rPr>
+          <w:b/>
+          <w:bCs/>
+        </w:rPr>
+        <w:t xml:space="preserve">Índice Accionario MSCI COLCAP:</w:t>
+      </w:r>
+      <w:r>
+        <w:t xml:space="preserve"> </w:t>
+      </w:r>
+      <w:r>
+        <w:t xml:space="preserve">Índice bursátil oficial de la Bolsa de Valores de Colombia (935 sesiones hábiles observadas, 400 arrastres de fin de semana y 65 feriados sin negociación).</w:t>
+      </w:r>
+      <w:r>
+        <w:t xml:space="preserve"> </w:t>
+      </w:r>
+      <w:r>
+        <w:t xml:space="preserve">-</w:t>
+      </w:r>
+      <w:r>
+        <w:t xml:space="preserve"> </w:t>
+      </w:r>
+      <w:r>
+        <w:rPr>
+          <w:b/>
+          <w:bCs/>
+        </w:rPr>
+        <w:t xml:space="preserve">Curva de Rendimientos Soberanos TES en pesos:</w:t>
+      </w:r>
+      <w:r>
+        <w:t xml:space="preserve"> </w:t>
+      </w:r>
+      <w:r>
+        <w:t xml:space="preserve">Tasas cero cupón a 1, 5 y 10 años, junto con la pendiente</w:t>
       </w:r>
       <w:r>
         <w:t xml:space="preserve"> </w:t>
@@ -2936,10 +2838,6 @@
           <m:t>10</m:t>
         </m:r>
         <m:r>
-          <m:rPr>
-            <m:nor/>
-            <m:sty m:val="p"/>
-          </m:rPr>
           <m:t>Y</m:t>
         </m:r>
         <m:r>
@@ -2952,10 +2850,6 @@
           <m:t>1</m:t>
         </m:r>
         <m:r>
-          <m:rPr>
-            <m:nor/>
-            <m:sty m:val="p"/>
-          </m:rPr>
           <m:t>Y</m:t>
         </m:r>
       </m:oMath>
@@ -2969,12 +2863,28 @@
         <w:t xml:space="preserve"> </w:t>
       </w:r>
       <w:r>
-        <w:t xml:space="preserve">* Precio Spot de Bolsa de Energía: precio nacional ponderado de energía en bolsa (COP/kWh) administrado por XM (1.400 días continuos).</w:t>
+        <w:t xml:space="preserve">-</w:t>
+      </w:r>
+      <w:r>
+        <w:t xml:space="preserve"> </w:t>
+      </w:r>
+      <w:r>
+        <w:rPr>
+          <w:b/>
+          <w:bCs/>
+        </w:rPr>
+        <w:t xml:space="preserve">Precio Spot de Bolsa de Energía:</w:t>
+      </w:r>
+      <w:r>
+        <w:t xml:space="preserve"> </w:t>
+      </w:r>
+      <w:r>
+        <w:t xml:space="preserve">Precio nacional ponderado de energía en bolsa (COP/kWh) administrado por XM (1.400 días continuos).</w:t>
       </w:r>
     </w:p>
-    <w:bookmarkEnd w:id="36"/>
     <w:bookmarkEnd w:id="37"/>
-    <w:bookmarkStart w:id="39" w:name="operacionalización-de-variables"/>
+    <w:bookmarkEnd w:id="38"/>
+    <w:bookmarkStart w:id="40" w:name="operacionalización-de-variables"/>
     <w:p>
       <w:pPr>
         <w:pStyle w:val="Heading2"/>
@@ -3005,7 +2915,7 @@
         <w:t xml:space="preserve"> </w:t>
       </w:r>
       <w:r>
-        <w:t xml:space="preserve">resume la definición, formulación matemática, unidad y rol analítico de cada variable en el estudio.</w:t>
+        <w:t xml:space="preserve">resume la definición, formulación matemática completa, unidad y rol analítico de cada variable en el estudio.</w:t>
       </w:r>
     </w:p>
     <w:tbl>
@@ -3021,35 +2931,26 @@
       <w:tr>
         <w:tc>
           <w:tcPr/>
-          <w:bookmarkStart w:id="38" w:name="tbl-operacionalizacion"/>
+          <w:bookmarkStart w:id="39" w:name="tbl-operacionalizacion"/>
           <w:p>
             <w:pPr>
               <w:jc w:val="center"/>
             </w:pPr>
             <w:pPr>
-              <w:jc w:val="left"/>
+              <w:jc w:val="start"/>
               <w:spacing w:before="200"/>
               <w:pStyle w:val="ImageCaption"/>
             </w:pPr>
             <w:r>
-              <w:t xml:space="preserve">Tabla 2: Operacionalización formal de las variables analíticas. Fuente: elaboración de los autores.</w:t>
+              <w:t xml:space="preserve">Tabla 2: Operacionalización formal de las variables analíticas. Fuente: elaboración de los autores a partir de los datos maestros y cuaderno reproducible.</w:t>
             </w:r>
           </w:p>
           <w:tbl>
             <w:tblPr>
               <w:tblStyle w:val="Table"/>
               <w:tblW w:type="pct" w:w="5000"/>
-              <w:jc w:val="center"/>
               <w:tblLayout w:type="fixed"/>
               <w:tblLook w:firstRow="1" w:lastRow="0" w:firstColumn="0" w:lastColumn="0" w:noHBand="0" w:noVBand="0" w:val="0020"/>
-              <w:tblBorders>
-                <w:top w:val="single" w:sz="8" w:space="0" w:color="222222"/>
-                <w:left w:val="none"/>
-                <w:bottom w:val="single" w:sz="8" w:space="0" w:color="222222"/>
-                <w:right w:val="none"/>
-                <w:insideH w:val="none"/>
-                <w:insideV w:val="none"/>
-              </w:tblBorders>
             </w:tblPr>
             <w:tblGrid>
               <w:gridCol w:w="1584"/>
@@ -3061,14 +2962,9 @@
             <w:tr>
               <w:trPr>
                 <w:tblHeader w:val="on"/>
-                <w:cantSplit/>
               </w:trPr>
               <w:tc>
-                <w:tcPr>
-                  <w:tcBorders>
-                    <w:bottom w:val="single" w:sz="6" w:space="0" w:color="222222"/>
-                  </w:tcBorders>
-                </w:tcPr>
+                <w:tcPr/>
                 <w:p>
                   <w:pPr>
                     <w:pStyle w:val="Compact"/>
@@ -3076,19 +2972,12 @@
                     <w:jc w:val="center"/>
                   </w:pPr>
                   <w:r>
-                    <w:rPr>
-                      <w:b/>
-                    </w:rPr>
                     <w:t xml:space="preserve">Variable</w:t>
                   </w:r>
                 </w:p>
               </w:tc>
               <w:tc>
-                <w:tcPr>
-                  <w:tcBorders>
-                    <w:bottom w:val="single" w:sz="6" w:space="0" w:color="222222"/>
-                  </w:tcBorders>
-                </w:tcPr>
+                <w:tcPr/>
                 <w:p>
                   <w:pPr>
                     <w:pStyle w:val="Compact"/>
@@ -3096,19 +2985,12 @@
                     <w:jc w:val="center"/>
                   </w:pPr>
                   <w:r>
-                    <w:rPr>
-                      <w:b/>
-                    </w:rPr>
                     <w:t xml:space="preserve">Naturaleza</w:t>
                   </w:r>
                 </w:p>
               </w:tc>
               <w:tc>
-                <w:tcPr>
-                  <w:tcBorders>
-                    <w:bottom w:val="single" w:sz="6" w:space="0" w:color="222222"/>
-                  </w:tcBorders>
-                </w:tcPr>
+                <w:tcPr/>
                 <w:p>
                   <w:pPr>
                     <w:pStyle w:val="Compact"/>
@@ -3116,19 +2998,12 @@
                     <w:jc w:val="center"/>
                   </w:pPr>
                   <w:r>
-                    <w:rPr>
-                      <w:b/>
-                    </w:rPr>
-                    <w:t xml:space="preserve">Definición / Fórmula</w:t>
+                    <w:t xml:space="preserve">Definición / Formulación Matemática</w:t>
                   </w:r>
                 </w:p>
               </w:tc>
               <w:tc>
-                <w:tcPr>
-                  <w:tcBorders>
-                    <w:bottom w:val="single" w:sz="6" w:space="0" w:color="222222"/>
-                  </w:tcBorders>
-                </w:tcPr>
+                <w:tcPr/>
                 <w:p>
                   <w:pPr>
                     <w:pStyle w:val="Compact"/>
@@ -3136,19 +3011,12 @@
                     <w:jc w:val="center"/>
                   </w:pPr>
                   <w:r>
-                    <w:rPr>
-                      <w:b/>
-                    </w:rPr>
                     <w:t xml:space="preserve">Unidad</w:t>
                   </w:r>
                 </w:p>
               </w:tc>
               <w:tc>
-                <w:tcPr>
-                  <w:tcBorders>
-                    <w:bottom w:val="single" w:sz="6" w:space="0" w:color="222222"/>
-                  </w:tcBorders>
-                </w:tcPr>
+                <w:tcPr/>
                 <w:p>
                   <w:pPr>
                     <w:pStyle w:val="Compact"/>
@@ -3156,18 +3024,12 @@
                     <w:jc w:val="center"/>
                   </w:pPr>
                   <w:r>
-                    <w:rPr>
-                      <w:b/>
-                    </w:rPr>
                     <w:t xml:space="preserve">Rol Econométrico</w:t>
                   </w:r>
                 </w:p>
               </w:tc>
             </w:tr>
             <w:tr>
-              <w:trPr>
-                <w:cantSplit/>
-              </w:trPr>
               <w:tc>
                 <w:tcPr/>
                 <w:p>
@@ -3203,14 +3065,16 @@
                     <w:jc w:val="center"/>
                   </w:pPr>
                   <m:oMath>
+                    <m:r>
+                      <m:t>P</m:t>
+                    </m:r>
+                    <m:r>
+                      <m:t>o</m:t>
+                    </m:r>
                     <m:sSub>
                       <m:e>
                         <m:r>
-                          <m:rPr>
-                            <m:nor/>
-                            <m:sty m:val="p"/>
-                          </m:rPr>
-                          <m:t>Pol</m:t>
+                          <m:t>l</m:t>
                         </m:r>
                       </m:e>
                       <m:sub>
@@ -3231,17 +3095,43 @@
                       </m:rPr>
                       <m:t>∑</m:t>
                     </m:r>
+                    <m:r>
+                      <m:t>P</m:t>
+                    </m:r>
+                    <m:r>
+                      <m:t>o</m:t>
+                    </m:r>
+                    <m:r>
+                      <m:t>s</m:t>
+                    </m:r>
+                    <m:r>
+                      <m:t>i</m:t>
+                    </m:r>
+                    <m:r>
+                      <m:t>t</m:t>
+                    </m:r>
+                    <m:r>
+                      <m:t>i</m:t>
+                    </m:r>
+                    <m:r>
+                      <m:t>v</m:t>
+                    </m:r>
                     <m:sSub>
                       <m:e>
                         <m:r>
-                          <m:rPr>
-                            <m:nor/>
-                            <m:sty m:val="p"/>
-                          </m:rPr>
-                          <m:t>Positivos</m:t>
+                          <m:t>e</m:t>
                         </m:r>
                       </m:e>
                       <m:sub>
+                        <m:r>
+                          <m:t>i</m:t>
+                        </m:r>
+                        <m:r>
+                          <m:rPr>
+                            <m:sty m:val="p"/>
+                          </m:rPr>
+                          <m:t>,</m:t>
+                        </m:r>
                         <m:r>
                           <m:t>d</m:t>
                         </m:r>
@@ -3259,17 +3149,43 @@
                       </m:rPr>
                       <m:t>∑</m:t>
                     </m:r>
+                    <m:r>
+                      <m:t>N</m:t>
+                    </m:r>
+                    <m:r>
+                      <m:t>e</m:t>
+                    </m:r>
+                    <m:r>
+                      <m:t>g</m:t>
+                    </m:r>
+                    <m:r>
+                      <m:t>a</m:t>
+                    </m:r>
+                    <m:r>
+                      <m:t>t</m:t>
+                    </m:r>
+                    <m:r>
+                      <m:t>i</m:t>
+                    </m:r>
+                    <m:r>
+                      <m:t>v</m:t>
+                    </m:r>
                     <m:sSub>
                       <m:e>
                         <m:r>
-                          <m:rPr>
-                            <m:nor/>
-                            <m:sty m:val="p"/>
-                          </m:rPr>
-                          <m:t>Negativos</m:t>
+                          <m:t>e</m:t>
                         </m:r>
                       </m:e>
                       <m:sub>
+                        <m:r>
+                          <m:t>i</m:t>
+                        </m:r>
+                        <m:r>
+                          <m:rPr>
+                            <m:sty m:val="p"/>
+                          </m:rPr>
+                          <m:t>,</m:t>
+                        </m:r>
                         <m:r>
                           <m:t>d</m:t>
                         </m:r>
@@ -3287,7 +3203,7 @@
                     <w:jc w:val="center"/>
                   </w:pPr>
                   <w:r>
-                    <w:t xml:space="preserve">Conteo neto</w:t>
+                    <w:t xml:space="preserve">Conteo neto diario</w:t>
                   </w:r>
                 </w:p>
               </w:tc>
@@ -3327,9 +3243,6 @@
               </w:tc>
             </w:tr>
             <w:tr>
-              <w:trPr>
-                <w:cantSplit/>
-              </w:trPr>
               <w:tc>
                 <w:tcPr/>
                 <w:p>
@@ -3339,7 +3252,7 @@
                     <w:jc w:val="center"/>
                   </w:pPr>
                   <w:r>
-                    <w:t xml:space="preserve">Emociones NRC</w:t>
+                    <w:t xml:space="preserve">Emociones y Tono NRC</w:t>
                   </w:r>
                 </w:p>
               </w:tc>
@@ -3365,7 +3278,7 @@
                     <w:jc w:val="center"/>
                   </w:pPr>
                   <w:r>
-                    <w:t xml:space="preserve">Tasas estandarizadas de ira, miedo, alegría, tristeza, confianza</w:t>
+                    <w:t xml:space="preserve">Tasas estandarizadas de ira, miedo, alegría, más positividad y negatividad</w:t>
                   </w:r>
                 </w:p>
               </w:tc>
@@ -3383,7 +3296,7 @@
                     </m:r>
                   </m:oMath>
                   <w:r>
-                    <w:t xml:space="preserve">-score</w:t>
+                    <w:t xml:space="preserve">-score diario</w:t>
                   </w:r>
                 </w:p>
               </w:tc>
@@ -3396,7 +3309,7 @@
                     <w:jc w:val="center"/>
                   </w:pPr>
                   <w:r>
-                    <w:t xml:space="preserve">Predictor discursivo</w:t>
+                    <w:t xml:space="preserve">Predictores discursivos</w:t>
                   </w:r>
                   <w:r>
                     <w:t xml:space="preserve"> </w:t>
@@ -3423,9 +3336,6 @@
               </w:tc>
             </w:tr>
             <w:tr>
-              <w:trPr>
-                <w:cantSplit/>
-              </w:trPr>
               <w:tc>
                 <w:tcPr/>
                 <w:p>
@@ -3461,14 +3371,16 @@
                     <w:jc w:val="center"/>
                   </w:pPr>
                   <m:oMath>
+                    <m:r>
+                      <m:t>I</m:t>
+                    </m:r>
+                    <m:r>
+                      <m:t>P</m:t>
+                    </m:r>
                     <m:sSub>
                       <m:e>
                         <m:r>
-                          <m:rPr>
-                            <m:nor/>
-                            <m:sty m:val="p"/>
-                          </m:rPr>
-                          <m:t>IPI</m:t>
+                          <m:t>I</m:t>
                         </m:r>
                       </m:e>
                       <m:sub>
@@ -3494,40 +3406,45 @@
                         <m:grow/>
                       </m:dPr>
                       <m:e>
-                        <m:sSub>
-                          <m:e>
+                        <m:f>
+                          <m:fPr>
+                            <m:type m:val="bar"/>
+                          </m:fPr>
+                          <m:num>
                             <m:r>
-                              <m:rPr>
-                                <m:nor/>
-                                <m:sty m:val="p"/>
-                              </m:rPr>
-                              <m:t>Pol</m:t>
+                              <m:t>P</m:t>
                             </m:r>
-                          </m:e>
-                          <m:sub>
                             <m:r>
-                              <m:t>d</m:t>
+                              <m:t>o</m:t>
                             </m:r>
-                          </m:sub>
-                        </m:sSub>
-                        <m:r>
-                          <m:rPr>
-                            <m:sty m:val="p"/>
-                          </m:rPr>
-                          <m:t>/</m:t>
-                        </m:r>
-                        <m:sSub>
-                          <m:e>
-                            <m:r>
-                              <m:t>n</m:t>
-                            </m:r>
-                          </m:e>
-                          <m:sub>
-                            <m:r>
-                              <m:t>d</m:t>
-                            </m:r>
-                          </m:sub>
-                        </m:sSub>
+                            <m:sSub>
+                              <m:e>
+                                <m:r>
+                                  <m:t>l</m:t>
+                                </m:r>
+                              </m:e>
+                              <m:sub>
+                                <m:r>
+                                  <m:t>d</m:t>
+                                </m:r>
+                              </m:sub>
+                            </m:sSub>
+                          </m:num>
+                          <m:den>
+                            <m:sSub>
+                              <m:e>
+                                <m:r>
+                                  <m:t>n</m:t>
+                                </m:r>
+                              </m:e>
+                              <m:sub>
+                                <m:r>
+                                  <m:t>d</m:t>
+                                </m:r>
+                              </m:sub>
+                            </m:sSub>
+                          </m:den>
+                        </m:f>
                       </m:e>
                     </m:d>
                     <m:r>
@@ -3551,7 +3468,7 @@
                           <m:rPr>
                             <m:sty m:val="p"/>
                           </m:rPr>
-                          <m:t>ln</m:t>
+                          <m:t>log</m:t>
                         </m:r>
                         <m:d>
                           <m:dPr>
@@ -3598,7 +3515,7 @@
                     <w:jc w:val="center"/>
                   </w:pPr>
                   <w:r>
-                    <w:t xml:space="preserve">Índice estándar</w:t>
+                    <w:t xml:space="preserve">Índice estandarizado</w:t>
                   </w:r>
                 </w:p>
               </w:tc>
@@ -3611,7 +3528,7 @@
                     <w:jc w:val="center"/>
                   </w:pPr>
                   <w:r>
-                    <w:t xml:space="preserve">Señal compuesta</w:t>
+                    <w:t xml:space="preserve">Señal discursiva compuesta</w:t>
                   </w:r>
                   <w:r>
                     <w:t xml:space="preserve"> </w:t>
@@ -3638,9 +3555,6 @@
               </w:tc>
             </w:tr>
             <w:tr>
-              <w:trPr>
-                <w:cantSplit/>
-              </w:trPr>
               <w:tc>
                 <w:tcPr/>
                 <w:p>
@@ -3684,11 +3598,13 @@
                       </m:e>
                       <m:sub>
                         <m:r>
-                          <m:rPr>
-                            <m:nor/>
-                            <m:sty m:val="p"/>
-                          </m:rPr>
-                          <m:t>TRM</m:t>
+                          <m:t>T</m:t>
+                        </m:r>
+                        <m:r>
+                          <m:t>R</m:t>
+                        </m:r>
+                        <m:r>
+                          <m:t>M</m:t>
                         </m:r>
                         <m:r>
                           <m:rPr>
@@ -3721,14 +3637,16 @@
                         <m:grow/>
                       </m:dPr>
                       <m:e>
+                        <m:r>
+                          <m:t>T</m:t>
+                        </m:r>
+                        <m:r>
+                          <m:t>R</m:t>
+                        </m:r>
                         <m:sSub>
                           <m:e>
                             <m:r>
-                              <m:rPr>
-                                <m:nor/>
-                                <m:sty m:val="p"/>
-                              </m:rPr>
-                              <m:t>TRM</m:t>
+                              <m:t>M</m:t>
                             </m:r>
                           </m:e>
                           <m:sub>
@@ -3743,14 +3661,16 @@
                           </m:rPr>
                           <m:t>/</m:t>
                         </m:r>
+                        <m:r>
+                          <m:t>T</m:t>
+                        </m:r>
+                        <m:r>
+                          <m:t>R</m:t>
+                        </m:r>
                         <m:sSub>
                           <m:e>
                             <m:r>
-                              <m:rPr>
-                                <m:nor/>
-                                <m:sty m:val="p"/>
-                              </m:rPr>
-                              <m:t>TRM</m:t>
+                              <m:t>M</m:t>
                             </m:r>
                           </m:e>
                           <m:sub>
@@ -3822,9 +3742,6 @@
               </w:tc>
             </w:tr>
             <w:tr>
-              <w:trPr>
-                <w:cantSplit/>
-              </w:trPr>
               <w:tc>
                 <w:tcPr/>
                 <w:p>
@@ -3868,11 +3785,13 @@
                       </m:e>
                       <m:sub>
                         <m:r>
-                          <m:rPr>
-                            <m:nor/>
-                            <m:sty m:val="p"/>
-                          </m:rPr>
-                          <m:t>COL</m:t>
+                          <m:t>C</m:t>
+                        </m:r>
+                        <m:r>
+                          <m:t>O</m:t>
+                        </m:r>
+                        <m:r>
+                          <m:t>L</m:t>
                         </m:r>
                         <m:r>
                           <m:rPr>
@@ -3905,14 +3824,25 @@
                         <m:grow/>
                       </m:dPr>
                       <m:e>
+                        <m:r>
+                          <m:t>C</m:t>
+                        </m:r>
+                        <m:r>
+                          <m:t>O</m:t>
+                        </m:r>
+                        <m:r>
+                          <m:t>L</m:t>
+                        </m:r>
+                        <m:r>
+                          <m:t>C</m:t>
+                        </m:r>
+                        <m:r>
+                          <m:t>A</m:t>
+                        </m:r>
                         <m:sSub>
                           <m:e>
                             <m:r>
-                              <m:rPr>
-                                <m:nor/>
-                                <m:sty m:val="p"/>
-                              </m:rPr>
-                              <m:t>COLCAP</m:t>
+                              <m:t>P</m:t>
                             </m:r>
                           </m:e>
                           <m:sub>
@@ -3927,14 +3857,25 @@
                           </m:rPr>
                           <m:t>/</m:t>
                         </m:r>
+                        <m:r>
+                          <m:t>C</m:t>
+                        </m:r>
+                        <m:r>
+                          <m:t>O</m:t>
+                        </m:r>
+                        <m:r>
+                          <m:t>L</m:t>
+                        </m:r>
+                        <m:r>
+                          <m:t>C</m:t>
+                        </m:r>
+                        <m:r>
+                          <m:t>A</m:t>
+                        </m:r>
                         <m:sSub>
                           <m:e>
                             <m:r>
-                              <m:rPr>
-                                <m:nor/>
-                                <m:sty m:val="p"/>
-                              </m:rPr>
-                              <m:t>COLCAP</m:t>
+                              <m:t>P</m:t>
                             </m:r>
                           </m:e>
                           <m:sub>
@@ -4006,9 +3947,6 @@
               </w:tc>
             </w:tr>
             <w:tr>
-              <w:trPr>
-                <w:cantSplit/>
-              </w:trPr>
               <w:tc>
                 <w:tcPr/>
                 <w:p>
@@ -4047,14 +3985,16 @@
                     <m:r>
                       <m:t>Δ</m:t>
                     </m:r>
+                    <m:r>
+                      <m:t>T</m:t>
+                    </m:r>
+                    <m:r>
+                      <m:t>E</m:t>
+                    </m:r>
                     <m:sSub>
                       <m:e>
                         <m:r>
-                          <m:rPr>
-                            <m:nor/>
-                            <m:sty m:val="p"/>
-                          </m:rPr>
-                          <m:t>TES</m:t>
+                          <m:t>S</m:t>
                         </m:r>
                       </m:e>
                       <m:sub>
@@ -4081,14 +4021,16 @@
                       </m:rPr>
                       <m:t>=</m:t>
                     </m:r>
+                    <m:r>
+                      <m:t>T</m:t>
+                    </m:r>
+                    <m:r>
+                      <m:t>E</m:t>
+                    </m:r>
                     <m:sSub>
                       <m:e>
                         <m:r>
-                          <m:rPr>
-                            <m:nor/>
-                            <m:sty m:val="p"/>
-                          </m:rPr>
-                          <m:t>TES</m:t>
+                          <m:t>S</m:t>
                         </m:r>
                       </m:e>
                       <m:sub>
@@ -4115,14 +4057,16 @@
                       </m:rPr>
                       <m:t>−</m:t>
                     </m:r>
+                    <m:r>
+                      <m:t>T</m:t>
+                    </m:r>
+                    <m:r>
+                      <m:t>E</m:t>
+                    </m:r>
                     <m:sSub>
                       <m:e>
                         <m:r>
-                          <m:rPr>
-                            <m:nor/>
-                            <m:sty m:val="p"/>
-                          </m:rPr>
-                          <m:t>TES</m:t>
+                          <m:t>S</m:t>
                         </m:r>
                       </m:e>
                       <m:sub>
@@ -4204,9 +4148,6 @@
               </w:tc>
             </w:tr>
             <w:tr>
-              <w:trPr>
-                <w:cantSplit/>
-              </w:trPr>
               <w:tc>
                 <w:tcPr/>
                 <w:p>
@@ -4245,14 +4186,22 @@
                     <m:r>
                       <m:t>Δ</m:t>
                     </m:r>
+                    <m:r>
+                      <m:t>S</m:t>
+                    </m:r>
+                    <m:r>
+                      <m:t>l</m:t>
+                    </m:r>
+                    <m:r>
+                      <m:t>o</m:t>
+                    </m:r>
+                    <m:r>
+                      <m:t>p</m:t>
+                    </m:r>
                     <m:sSub>
                       <m:e>
                         <m:r>
-                          <m:rPr>
-                            <m:nor/>
-                            <m:sty m:val="p"/>
-                          </m:rPr>
-                          <m:t>Slope</m:t>
+                          <m:t>e</m:t>
                         </m:r>
                       </m:e>
                       <m:sub>
@@ -4267,14 +4216,22 @@
                       </m:rPr>
                       <m:t>=</m:t>
                     </m:r>
+                    <m:r>
+                      <m:t>S</m:t>
+                    </m:r>
+                    <m:r>
+                      <m:t>l</m:t>
+                    </m:r>
+                    <m:r>
+                      <m:t>o</m:t>
+                    </m:r>
+                    <m:r>
+                      <m:t>p</m:t>
+                    </m:r>
                     <m:sSub>
                       <m:e>
                         <m:r>
-                          <m:rPr>
-                            <m:nor/>
-                            <m:sty m:val="p"/>
-                          </m:rPr>
-                          <m:t>Slope</m:t>
+                          <m:t>e</m:t>
                         </m:r>
                       </m:e>
                       <m:sub>
@@ -4289,14 +4246,22 @@
                       </m:rPr>
                       <m:t>−</m:t>
                     </m:r>
+                    <m:r>
+                      <m:t>S</m:t>
+                    </m:r>
+                    <m:r>
+                      <m:t>l</m:t>
+                    </m:r>
+                    <m:r>
+                      <m:t>o</m:t>
+                    </m:r>
+                    <m:r>
+                      <m:t>p</m:t>
+                    </m:r>
                     <m:sSub>
                       <m:e>
                         <m:r>
-                          <m:rPr>
-                            <m:nor/>
-                            <m:sty m:val="p"/>
-                          </m:rPr>
-                          <m:t>Slope</m:t>
+                          <m:t>e</m:t>
                         </m:r>
                       </m:e>
                       <m:sub>
@@ -4366,9 +4331,6 @@
               </w:tc>
             </w:tr>
             <w:tr>
-              <w:trPr>
-                <w:cantSplit/>
-              </w:trPr>
               <w:tc>
                 <w:tcPr/>
                 <w:p>
@@ -4412,11 +4374,10 @@
                       </m:e>
                       <m:sub>
                         <m:r>
-                          <m:rPr>
-                            <m:nor/>
-                            <m:sty m:val="p"/>
-                          </m:rPr>
-                          <m:t>XM</m:t>
+                          <m:t>X</m:t>
+                        </m:r>
+                        <m:r>
+                          <m:t>M</m:t>
                         </m:r>
                         <m:r>
                           <m:rPr>
@@ -4457,11 +4418,10 @@
                           </m:e>
                           <m:sub>
                             <m:r>
-                              <m:rPr>
-                                <m:nor/>
-                                <m:sty m:val="p"/>
-                              </m:rPr>
-                              <m:t>XM</m:t>
+                              <m:t>X</m:t>
+                            </m:r>
+                            <m:r>
+                              <m:t>M</m:t>
                             </m:r>
                             <m:r>
                               <m:rPr>
@@ -4488,11 +4448,10 @@
                           </m:e>
                           <m:sub>
                             <m:r>
-                              <m:rPr>
-                                <m:nor/>
-                                <m:sty m:val="p"/>
-                              </m:rPr>
-                              <m:t>XM</m:t>
+                              <m:t>X</m:t>
+                            </m:r>
+                            <m:r>
+                              <m:t>M</m:t>
                             </m:r>
                             <m:r>
                               <m:rPr>
@@ -4568,13 +4527,13 @@
               </w:tc>
             </w:tr>
           </w:tbl>
-          <w:bookmarkEnd w:id="38"/>
+          <w:bookmarkEnd w:id="39"/>
           <w:p/>
         </w:tc>
       </w:tr>
     </w:tbl>
-    <w:bookmarkEnd w:id="39"/>
-    <w:bookmarkStart w:id="48" w:name="X1a2244ef354069dbf0201e518d98fc716379ad6"/>
+    <w:bookmarkEnd w:id="40"/>
+    <w:bookmarkStart w:id="49" w:name="X1a2244ef354069dbf0201e518d98fc716379ad6"/>
     <w:p>
       <w:pPr>
         <w:pStyle w:val="Heading2"/>
@@ -4594,13 +4553,45 @@
         <w:t xml:space="preserve"> </w:t>
       </w:r>
       <w:r>
-        <w:t xml:space="preserve">1. Polaridad Léxica: balance algebraico entre términos favorables y desfavorables en cada publicación, normalizado por la extensión del texto.</w:t>
-      </w:r>
-      <w:r>
-        <w:t xml:space="preserve"> </w:t>
-      </w:r>
-      <w:r>
-        <w:t xml:space="preserve">2. Taxonomía de Plutchik y Léxico NRC: cuantificación de ocho emociones discretas:</w:t>
+        <w:t xml:space="preserve">1.</w:t>
+      </w:r>
+      <w:r>
+        <w:t xml:space="preserve"> </w:t>
+      </w:r>
+      <w:r>
+        <w:rPr>
+          <w:b/>
+          <w:bCs/>
+        </w:rPr>
+        <w:t xml:space="preserve">Polaridad Léxica:</w:t>
+      </w:r>
+      <w:r>
+        <w:t xml:space="preserve"> </w:t>
+      </w:r>
+      <w:r>
+        <w:t xml:space="preserve">Balance algebraico entre términos favorables y desfavorables en cada publicación, normalizado por la extensión del texto.</w:t>
+      </w:r>
+      <w:r>
+        <w:t xml:space="preserve"> </w:t>
+      </w:r>
+      <w:r>
+        <w:t xml:space="preserve">2.</w:t>
+      </w:r>
+      <w:r>
+        <w:t xml:space="preserve"> </w:t>
+      </w:r>
+      <w:r>
+        <w:rPr>
+          <w:b/>
+          <w:bCs/>
+        </w:rPr>
+        <w:t xml:space="preserve">Taxonomía de Plutchik y Léxico NRC:</w:t>
+      </w:r>
+      <w:r>
+        <w:t xml:space="preserve"> </w:t>
+      </w:r>
+      <w:r>
+        <w:t xml:space="preserve">Cuantificación de ocho emociones discretas:</w:t>
       </w:r>
     </w:p>
     <w:p>
@@ -4757,16 +4748,23 @@
         <w:t xml:space="preserve"> </w:t>
       </w:r>
       <w:r>
-        <w:t xml:space="preserve">3. Agregación Dinámica (</w:t>
+        <w:t xml:space="preserve">3.</w:t>
+      </w:r>
+      <w:r>
+        <w:t xml:space="preserve"> </w:t>
       </w:r>
       <w:r>
         <w:rPr>
-          <w:rStyle w:val="VerbatimChar"/>
+          <w:b/>
+          <w:bCs/>
         </w:rPr>
-        <w:t xml:space="preserve">sentometrics</w:t>
-      </w:r>
-      <w:r>
-        <w:t xml:space="preserve">): modelación del decaimiento temporal del impacto afectivo mediante estructuras de media móvil ponderada.</w:t>
+        <w:t xml:space="preserve">Agregación Dinámica (sentometrics):</w:t>
+      </w:r>
+      <w:r>
+        <w:t xml:space="preserve"> </w:t>
+      </w:r>
+      <w:r>
+        <w:t xml:space="preserve">Modelación del decaimiento temporal del impacto afectivo mediante estructuras de media móvil ponderada.</w:t>
       </w:r>
     </w:p>
     <w:p>
@@ -4774,7 +4772,7 @@
         <w:pStyle w:val="BodyText"/>
       </w:pPr>
       <w:r>
-        <w:t xml:space="preserve">La evolución temporal diaria de las ocho emociones de Plutchik a lo largo del periodo analizado se presenta en la</w:t>
+        <w:t xml:space="preserve">La evolución temporal diaria de las ocho emociones de Plutchik se presenta en la</w:t>
       </w:r>
       <w:r>
         <w:t xml:space="preserve"> </w:t>
@@ -4793,7 +4791,7 @@
       <w:r>
         <w:t xml:space="preserve"> </w:t>
       </w:r>
-      <w:hyperlink w:anchor="fig-wordcloud-nrc">
+      <w:hyperlink w:anchor="fig-nube-emociones">
         <w:r>
           <w:rPr>
             <w:rStyle w:val="Hyperlink"/>
@@ -4809,7 +4807,6 @@
       <w:tblPr>
         <w:tblStyle w:val="Table"/>
         <w:tblW w:type="pct" w:w="5000"/>
-        <w:jc w:val="center"/>
         <w:tblLayout w:type="fixed"/>
         <w:tblLook w:firstRow="0" w:lastRow="0" w:firstColumn="0" w:lastColumn="0" w:noHBand="0" w:noVBand="0" w:val="0000"/>
       </w:tblPr>
@@ -4819,7 +4816,7 @@
       <w:tr>
         <w:tc>
           <w:tcPr/>
-          <w:bookmarkStart w:id="43" w:name="fig-emociones"/>
+          <w:bookmarkStart w:id="44" w:name="fig-emociones"/>
           <w:p>
             <w:pPr>
               <w:pStyle w:val="Compact"/>
@@ -4828,20 +4825,20 @@
             <w:r>
               <w:drawing>
                 <wp:inline>
-                  <wp:extent cx="5943600" cy="3268980"/>
+                  <wp:extent cx="5646420" cy="3105531"/>
                   <wp:effectExtent b="0" l="0" r="0" t="0"/>
-                  <wp:docPr descr="" title="" id="41" name="Picture"/>
+                  <wp:docPr descr="" title="" id="42" name="Picture"/>
                   <a:graphic>
                     <a:graphicData uri="http://schemas.openxmlformats.org/drawingml/2006/picture">
                       <pic:pic>
                         <pic:nvPicPr>
-                          <pic:cNvPr descr="../../output/figures/español/sentimiento_emociones_diarias.png" id="42" name="Picture"/>
+                          <pic:cNvPr descr="../../output/figures/español/sentimiento_emociones_diarias.png" id="43" name="Picture"/>
                           <pic:cNvPicPr>
                             <a:picLocks noChangeArrowheads="1" noChangeAspect="1"/>
                           </pic:cNvPicPr>
                         </pic:nvPicPr>
                         <pic:blipFill>
-                          <a:blip r:embed="rId40"/>
+                          <a:blip r:embed="rId41"/>
                           <a:stretch>
                             <a:fillRect/>
                           </a:stretch>
@@ -4849,7 +4846,7 @@
                         <pic:spPr bwMode="auto">
                           <a:xfrm>
                             <a:off x="0" y="0"/>
-                            <a:ext cx="5943600" cy="3268980"/>
+                            <a:ext cx="5646420" cy="3105531"/>
                           </a:xfrm>
                           <a:prstGeom prst="rect">
                             <a:avLst/>
@@ -4873,15 +4870,15 @@
               <w:jc w:val="center"/>
             </w:pPr>
             <w:pPr>
-              <w:jc w:val="left"/>
+              <w:jc w:val="start"/>
               <w:spacing w:before="200"/>
               <w:pStyle w:val="ImageCaption"/>
             </w:pPr>
             <w:r>
-              <w:t xml:space="preserve">Figura 2: Evolución temporal de las ocho emociones del léxico NRC en la comunicación presidencial (2022–2026).</w:t>
+              <w:t xml:space="preserve">Figura 2: Evolución temporal de las ocho emociones del léxico NRC en la comunicación presidencial (2022–2026). Fuente: cuaderno reproducible, figura regenerada.</w:t>
             </w:r>
           </w:p>
-          <w:bookmarkEnd w:id="43"/>
+          <w:bookmarkEnd w:id="44"/>
         </w:tc>
       </w:tr>
     </w:tbl>
@@ -4897,7 +4894,6 @@
       <w:tblPr>
         <w:tblStyle w:val="Table"/>
         <w:tblW w:type="pct" w:w="5000"/>
-        <w:jc w:val="center"/>
         <w:tblLayout w:type="fixed"/>
         <w:tblLook w:firstRow="0" w:lastRow="0" w:firstColumn="0" w:lastColumn="0" w:noHBand="0" w:noVBand="0" w:val="0000"/>
       </w:tblPr>
@@ -4907,7 +4903,7 @@
       <w:tr>
         <w:tc>
           <w:tcPr/>
-          <w:bookmarkStart w:id="47" w:name="fig-wordcloud-nrc"/>
+          <w:bookmarkStart w:id="48" w:name="fig-nube-emociones"/>
           <w:p>
             <w:pPr>
               <w:pStyle w:val="Compact"/>
@@ -4918,18 +4914,18 @@
                 <wp:inline>
                   <wp:extent cx="5349240" cy="4011930"/>
                   <wp:effectExtent b="0" l="0" r="0" t="0"/>
-                  <wp:docPr descr="" title="" id="45" name="Picture"/>
+                  <wp:docPr descr="" title="" id="46" name="Picture"/>
                   <a:graphic>
                     <a:graphicData uri="http://schemas.openxmlformats.org/drawingml/2006/picture">
                       <pic:pic>
                         <pic:nvPicPr>
-                          <pic:cNvPr descr="../../output/figures/español/wordcloud_sentimientos_nrc.png" id="46" name="Picture"/>
+                          <pic:cNvPr descr="../../output/figures/español/wordcloud_sentimientos_nrc.png" id="47" name="Picture"/>
                           <pic:cNvPicPr>
                             <a:picLocks noChangeArrowheads="1" noChangeAspect="1"/>
                           </pic:cNvPicPr>
                         </pic:nvPicPr>
                         <pic:blipFill>
-                          <a:blip r:embed="rId44"/>
+                          <a:blip r:embed="rId45"/>
                           <a:stretch>
                             <a:fillRect/>
                           </a:stretch>
@@ -4961,20 +4957,20 @@
               <w:jc w:val="center"/>
             </w:pPr>
             <w:pPr>
-              <w:jc w:val="left"/>
+              <w:jc w:val="start"/>
               <w:spacing w:before="200"/>
               <w:pStyle w:val="ImageCaption"/>
             </w:pPr>
             <w:r>
-              <w:t xml:space="preserve">Figura 3: Nube de palabras clasificadas por categorías de sentimiento y emociones NRC.</w:t>
+              <w:t xml:space="preserve">Figura 3: Nube de palabras clasificadas por categorías de sentimiento y emociones de NRC. Fuente: cuaderno reproducible, figura regenerada.</w:t>
             </w:r>
           </w:p>
-          <w:bookmarkEnd w:id="47"/>
+          <w:bookmarkEnd w:id="48"/>
         </w:tc>
       </w:tr>
     </w:tbl>
-    <w:bookmarkEnd w:id="48"/>
-    <w:bookmarkStart w:id="49" w:name="X086adfbe5bf222fa34fdfcd84e82eafbf1e3c58"/>
+    <w:bookmarkEnd w:id="49"/>
+    <w:bookmarkStart w:id="50" w:name="X086adfbe5bf222fa34fdfcd84e82eafbf1e3c58"/>
     <w:p>
       <w:pPr>
         <w:pStyle w:val="Heading2"/>
@@ -5000,24 +4996,15 @@
           <m:jc m:val="center"/>
         </m:oMathParaPr>
         <m:oMath>
+          <m:r>
+            <m:t>I</m:t>
+          </m:r>
+          <m:r>
+            <m:t>P</m:t>
+          </m:r>
           <m:sSub>
             <m:e>
               <m:r>
-                <m:rPr>
-                  <m:sty m:val="p"/>
-                </m:rPr>
-                <m:t>I</m:t>
-              </m:r>
-              <m:r>
-                <m:rPr>
-                  <m:sty m:val="p"/>
-                </m:rPr>
-                <m:t>P</m:t>
-              </m:r>
-              <m:r>
-                <m:rPr>
-                  <m:sty m:val="p"/>
-                </m:rPr>
                 <m:t>I</m:t>
               </m:r>
             </m:e>
@@ -5036,9 +5023,6 @@
           <m:r>
             <m:t>z</m:t>
           </m:r>
-          <m:r>
-            <m:t>​</m:t>
-          </m:r>
           <m:d>
             <m:dPr>
               <m:begChr m:val="("/>
@@ -5052,60 +5036,33 @@
                   <m:type m:val="bar"/>
                 </m:fPr>
                 <m:num>
+                  <m:r>
+                    <m:t>p</m:t>
+                  </m:r>
+                  <m:r>
+                    <m:t>o</m:t>
+                  </m:r>
+                  <m:r>
+                    <m:t>l</m:t>
+                  </m:r>
+                  <m:r>
+                    <m:t>a</m:t>
+                  </m:r>
+                  <m:r>
+                    <m:t>r</m:t>
+                  </m:r>
+                  <m:r>
+                    <m:t>i</m:t>
+                  </m:r>
+                  <m:r>
+                    <m:t>d</m:t>
+                  </m:r>
+                  <m:r>
+                    <m:t>a</m:t>
+                  </m:r>
                   <m:sSub>
                     <m:e>
                       <m:r>
-                        <m:rPr>
-                          <m:sty m:val="p"/>
-                        </m:rPr>
-                        <m:t>p</m:t>
-                      </m:r>
-                      <m:r>
-                        <m:rPr>
-                          <m:sty m:val="p"/>
-                        </m:rPr>
-                        <m:t>o</m:t>
-                      </m:r>
-                      <m:r>
-                        <m:rPr>
-                          <m:sty m:val="p"/>
-                        </m:rPr>
-                        <m:t>l</m:t>
-                      </m:r>
-                      <m:r>
-                        <m:rPr>
-                          <m:sty m:val="p"/>
-                        </m:rPr>
-                        <m:t>a</m:t>
-                      </m:r>
-                      <m:r>
-                        <m:rPr>
-                          <m:sty m:val="p"/>
-                        </m:rPr>
-                        <m:t>r</m:t>
-                      </m:r>
-                      <m:r>
-                        <m:rPr>
-                          <m:sty m:val="p"/>
-                        </m:rPr>
-                        <m:t>i</m:t>
-                      </m:r>
-                      <m:r>
-                        <m:rPr>
-                          <m:sty m:val="p"/>
-                        </m:rPr>
-                        <m:t>d</m:t>
-                      </m:r>
-                      <m:r>
-                        <m:rPr>
-                          <m:sty m:val="p"/>
-                        </m:rPr>
-                        <m:t>a</m:t>
-                      </m:r>
-                      <m:r>
-                        <m:rPr>
-                          <m:sty m:val="p"/>
-                        </m:rPr>
                         <m:t>d</m:t>
                       </m:r>
                     </m:e>
@@ -5141,9 +5098,6 @@
           </m:r>
           <m:r>
             <m:t>z</m:t>
-          </m:r>
-          <m:r>
-            <m:t>​</m:t>
           </m:r>
           <m:d>
             <m:dPr>
@@ -5200,7 +5154,7 @@
         <w:pStyle w:val="FirstParagraph"/>
       </w:pPr>
       <w:r>
-        <w:t xml:space="preserve">Donde</w:t>
+        <w:t xml:space="preserve">donde</w:t>
       </w:r>
       <w:r>
         <w:t xml:space="preserve"> </w:t>
@@ -5265,60 +5219,33 @@
           </m:rPr>
           <m:t>=</m:t>
         </m:r>
+        <m:r>
+          <m:t>p</m:t>
+        </m:r>
+        <m:r>
+          <m:t>o</m:t>
+        </m:r>
+        <m:r>
+          <m:t>l</m:t>
+        </m:r>
+        <m:r>
+          <m:t>a</m:t>
+        </m:r>
+        <m:r>
+          <m:t>r</m:t>
+        </m:r>
+        <m:r>
+          <m:t>i</m:t>
+        </m:r>
+        <m:r>
+          <m:t>d</m:t>
+        </m:r>
+        <m:r>
+          <m:t>a</m:t>
+        </m:r>
         <m:sSub>
           <m:e>
             <m:r>
-              <m:rPr>
-                <m:sty m:val="p"/>
-              </m:rPr>
-              <m:t>p</m:t>
-            </m:r>
-            <m:r>
-              <m:rPr>
-                <m:sty m:val="p"/>
-              </m:rPr>
-              <m:t>o</m:t>
-            </m:r>
-            <m:r>
-              <m:rPr>
-                <m:sty m:val="p"/>
-              </m:rPr>
-              <m:t>l</m:t>
-            </m:r>
-            <m:r>
-              <m:rPr>
-                <m:sty m:val="p"/>
-              </m:rPr>
-              <m:t>a</m:t>
-            </m:r>
-            <m:r>
-              <m:rPr>
-                <m:sty m:val="p"/>
-              </m:rPr>
-              <m:t>r</m:t>
-            </m:r>
-            <m:r>
-              <m:rPr>
-                <m:sty m:val="p"/>
-              </m:rPr>
-              <m:t>i</m:t>
-            </m:r>
-            <m:r>
-              <m:rPr>
-                <m:sty m:val="p"/>
-              </m:rPr>
-              <m:t>d</m:t>
-            </m:r>
-            <m:r>
-              <m:rPr>
-                <m:sty m:val="p"/>
-              </m:rPr>
-              <m:t>a</m:t>
-            </m:r>
-            <m:r>
-              <m:rPr>
-                <m:sty m:val="p"/>
-              </m:rPr>
               <m:t>d</m:t>
             </m:r>
           </m:e>
@@ -5365,7 +5292,7 @@
         <w:t xml:space="preserve"> </w:t>
       </w:r>
       <w:r>
-        <w:t xml:space="preserve">se calcula sobre los 1.187 días con publicaciones presidenciales.</w:t>
+        <w:t xml:space="preserve">se calcula sobre los 1.187 días con publicaciones presidenciales temáticas.</w:t>
       </w:r>
     </w:p>
     <w:p>
@@ -5373,11 +5300,11 @@
         <w:pStyle w:val="BodyText"/>
       </w:pPr>
       <w:r>
-        <w:t xml:space="preserve">Por construcción matemática, al ser el producto de dos variables estandarizadas, el IPI adopta valores positivos tanto en jornadas de alto volumen y tono favorable como en aquellas de baja actividad con tono desfavorable. En consecuencia, el indicador captura la intensidad y anomalía conjunta del episodio comunicativo, complementando el análisis de polaridad.</w:t>
+        <w:t xml:space="preserve">Por construcción matemática, al ser el producto de dos variables estandarizadas, el IPI adopta valores positivos tanto en jornadas de alto volumen y tono favorable como en aquellas de baja actividad con tono desfavorable. En consecuencia, el indicador captura la intensidad y anomalía conjuntas del episodio comunicativo, complementando el análisis de polaridad.</w:t>
       </w:r>
     </w:p>
-    <w:bookmarkEnd w:id="49"/>
-    <w:bookmarkStart w:id="50" w:name="X353441476563c01847f5003313cc4ebb33fd8f5"/>
+    <w:bookmarkEnd w:id="50"/>
+    <w:bookmarkStart w:id="51" w:name="X353441476563c01847f5003313cc4ebb33fd8f5"/>
     <w:p>
       <w:pPr>
         <w:pStyle w:val="Heading2"/>
@@ -5391,7 +5318,17 @@
         <w:pStyle w:val="FirstParagraph"/>
       </w:pPr>
       <w:r>
-        <w:t xml:space="preserve">La articulación entre la emisión de mensajes en redes y las sesiones del mercado financiero colombiano se rige por un principio de no anticipación temporal:</w:t>
+        <w:t xml:space="preserve">La articulación entre la emisión de mensajes en redes y las sesiones del mercado financiero colombiano se rige por un principio de no anticipación temporal (</w:t>
+      </w:r>
+      <w:r>
+        <w:rPr>
+          <w:i/>
+          <w:iCs/>
+        </w:rPr>
+        <w:t xml:space="preserve">look-ahead bias avoidance</w:t>
+      </w:r>
+      <w:r>
+        <w:t xml:space="preserve">):</w:t>
       </w:r>
     </w:p>
     <w:p>
@@ -5411,7 +5348,37 @@
             </m:e>
             <m:sub>
               <m:r>
+                <m:rPr>
+                  <m:sty m:val="p"/>
+                </m:rPr>
+                <m:t>[</m:t>
+              </m:r>
+              <m:r>
                 <m:t>t</m:t>
+              </m:r>
+              <m:r>
+                <m:rPr>
+                  <m:sty m:val="p"/>
+                </m:rPr>
+                <m:t>,</m:t>
+              </m:r>
+              <m:r>
+                <m:t>t</m:t>
+              </m:r>
+              <m:r>
+                <m:rPr>
+                  <m:sty m:val="p"/>
+                </m:rPr>
+                <m:t>+</m:t>
+              </m:r>
+              <m:r>
+                <m:t>1</m:t>
+              </m:r>
+              <m:r>
+                <m:rPr>
+                  <m:sty m:val="p"/>
+                </m:rPr>
+                <m:t>)</m:t>
               </m:r>
             </m:sub>
           </m:sSub>
@@ -5454,7 +5421,7 @@
         <w:pStyle w:val="FirstParagraph"/>
       </w:pPr>
       <w:r>
-        <w:t xml:space="preserve">Donde</w:t>
+        <w:t xml:space="preserve">donde</w:t>
       </w:r>
       <w:r>
         <w:t xml:space="preserve"> </w:t>
@@ -5495,8 +5462,8 @@
         <w:t xml:space="preserve">. Toda señal emitida tras el cierre de mercado, así como la actividad acumulada durante fines de semana y festivos, se consolida y vincula con la apertura del siguiente día hábil de negociación. Este procedimiento consolida 934 sesiones únicas de respuesta y evita la repetición artificial de precios no transados observada en esquemas de arrastre.</w:t>
       </w:r>
     </w:p>
-    <w:bookmarkEnd w:id="50"/>
-    <w:bookmarkStart w:id="51" w:name="modelos-econométricos-y-control-fdr"/>
+    <w:bookmarkEnd w:id="51"/>
+    <w:bookmarkStart w:id="52" w:name="modelos-econométricos-y-control-fdr"/>
     <w:p>
       <w:pPr>
         <w:pStyle w:val="Heading2"/>
@@ -5516,7 +5483,23 @@
         <w:t xml:space="preserve"> </w:t>
       </w:r>
       <w:r>
-        <w:t xml:space="preserve">1. Pruebas de Raíz Unitaria (ADF y KPSS): verificación de no estacionariedad en niveles</w:t>
+        <w:t xml:space="preserve">1.</w:t>
+      </w:r>
+      <w:r>
+        <w:t xml:space="preserve"> </w:t>
+      </w:r>
+      <w:r>
+        <w:rPr>
+          <w:b/>
+          <w:bCs/>
+        </w:rPr>
+        <w:t xml:space="preserve">Pruebas de Raíz Unitaria y Estacionariedad (ADF y KPSS):</w:t>
+      </w:r>
+      <w:r>
+        <w:t xml:space="preserve"> </w:t>
+      </w:r>
+      <w:r>
+        <w:t xml:space="preserve">Verificación de no estacionariedad en niveles</w:t>
       </w:r>
       <w:r>
         <w:t xml:space="preserve"> </w:t>
@@ -5573,7 +5556,45 @@
         <w:t xml:space="preserve"> </w:t>
       </w:r>
       <w:r>
-        <w:t xml:space="preserve">2. Causalidad en el sentido de Granger: estimación de ecuaciones lineales autorregresivas:</w:t>
+        <w:t xml:space="preserve">2.</w:t>
+      </w:r>
+      <w:r>
+        <w:t xml:space="preserve"> </w:t>
+      </w:r>
+      <w:r>
+        <w:rPr>
+          <w:b/>
+          <w:bCs/>
+        </w:rPr>
+        <w:t xml:space="preserve">Cointegración de Johansen:</w:t>
+      </w:r>
+      <w:r>
+        <w:t xml:space="preserve"> </w:t>
+      </w:r>
+      <w:r>
+        <w:t xml:space="preserve">Evaluación de vectores de cointegración para descartar relaciones de equilibrio espurias en niveles.</w:t>
+      </w:r>
+      <w:r>
+        <w:t xml:space="preserve"> </w:t>
+      </w:r>
+      <w:r>
+        <w:t xml:space="preserve">3.</w:t>
+      </w:r>
+      <w:r>
+        <w:t xml:space="preserve"> </w:t>
+      </w:r>
+      <w:r>
+        <w:rPr>
+          <w:b/>
+          <w:bCs/>
+        </w:rPr>
+        <w:t xml:space="preserve">Causalidad en el sentido de Granger:</w:t>
+      </w:r>
+      <w:r>
+        <w:t xml:space="preserve"> </w:t>
+      </w:r>
+      <w:r>
+        <w:t xml:space="preserve">Estimación de ecuaciones lineales autorregresivas bivariadas:</w:t>
       </w:r>
     </w:p>
     <w:p>
@@ -5831,7 +5852,7 @@
         <w:pStyle w:val="FirstParagraph"/>
       </w:pPr>
       <w:r>
-        <w:t xml:space="preserve">Evaluada mediante test</w:t>
+        <w:t xml:space="preserve">evaluada mediante test</w:t>
       </w:r>
       <w:r>
         <w:t xml:space="preserve"> </w:t>
@@ -5984,33 +6005,55 @@
         <w:t xml:space="preserve"> </w:t>
       </w:r>
       <w:r>
-        <w:t xml:space="preserve">3. Control de la Tasa de Falsos Descubrimientos (FDR): ajuste secuencial de Benjamini-Hochberg sobre los 112 contrastes de la familia presidencial para controlar la tasa de falsos positivos inducida por la multiplicidad de pruebas.</w:t>
-      </w:r>
-      <w:r>
-        <w:t xml:space="preserve"> </w:t>
-      </w:r>
-      <w:r>
-        <w:t xml:space="preserve">4. Vectores Autorregresivos (VAR) y DCC-GARCH: estimación multivariada de volatilidad y correlaciones condicionales dinámicas para modelar la interdependencia temporal.</w:t>
+        <w:t xml:space="preserve">4.</w:t>
+      </w:r>
+      <w:r>
+        <w:t xml:space="preserve"> </w:t>
+      </w:r>
+      <w:r>
+        <w:rPr>
+          <w:b/>
+          <w:bCs/>
+        </w:rPr>
+        <w:t xml:space="preserve">Control de la Tasa de Falsos Descubrimientos (FDR):</w:t>
+      </w:r>
+      <w:r>
+        <w:t xml:space="preserve"> </w:t>
+      </w:r>
+      <w:r>
+        <w:t xml:space="preserve">Ajuste secuencial de Benjamini-Hochberg sobre los 112 contrastes de la familia presidencial para controlar la tasa de falsos positivos inducida por la multiplicidad de pruebas.</w:t>
+      </w:r>
+      <w:r>
+        <w:t xml:space="preserve"> </w:t>
+      </w:r>
+      <w:r>
+        <w:t xml:space="preserve">5.</w:t>
+      </w:r>
+      <w:r>
+        <w:t xml:space="preserve"> </w:t>
+      </w:r>
+      <w:r>
+        <w:rPr>
+          <w:b/>
+          <w:bCs/>
+        </w:rPr>
+        <w:t xml:space="preserve">Vectores Autorregresivos (VAR) y DCC-GARCH:</w:t>
+      </w:r>
+      <w:r>
+        <w:t xml:space="preserve"> </w:t>
+      </w:r>
+      <w:r>
+        <w:t xml:space="preserve">Estimación multivariada de volatilidad y correlaciones condicionales dinámicas para modelar la interdependencia temporal entre el discurso presidencial y los activos de mercado.</w:t>
       </w:r>
     </w:p>
-    <w:bookmarkEnd w:id="51"/>
-    <w:bookmarkStart w:id="52" w:name="X837374c0464f487685c8a004c91ec5fbc4a02a2"/>
+    <w:bookmarkEnd w:id="52"/>
+    <w:bookmarkStart w:id="53" w:name="X837374c0464f487685c8a004c91ec5fbc4a02a2"/>
     <w:p>
       <w:pPr>
         <w:pStyle w:val="Heading2"/>
       </w:pPr>
       <w:r>
-        <w:t xml:space="preserve">3.8 Diseño del estudio de eventos (</w:t>
-      </w:r>
-      <w:r>
-        <w:rPr>
-          <w:i/>
-          <w:iCs/>
-        </w:rPr>
-        <w:t xml:space="preserve">Event Study</w:t>
-      </w:r>
-      <w:r>
-        <w:t xml:space="preserve">)</w:t>
+        <w:t xml:space="preserve">3.8 Diseño del estudio de eventos (Event Study)</w:t>
       </w:r>
     </w:p>
     <w:p>
@@ -6018,7 +6061,7 @@
         <w:pStyle w:val="FirstParagraph"/>
       </w:pPr>
       <w:r>
-        <w:t xml:space="preserve">Se seleccionan los diez días de mayor negatividad y los diez de mayor IPI en la serie presidencial. Se analizan las trayectorias de los activos en ventanas posteriores de</w:t>
+        <w:t xml:space="preserve">Se seleccionan los diez días de mayor negatividad léxica y los diez de mayor IPI absoluto en la serie presidencial. Se analizan las trayectorias de los activos en ventanas posteriores de</w:t>
       </w:r>
       <w:r>
         <w:t xml:space="preserve"> </w:t>
@@ -6104,12 +6147,48 @@
         <w:t xml:space="preserve"> </w:t>
       </w:r>
       <w:r>
-        <w:t xml:space="preserve">días calendario o hábiles, evaluando retornos acumulados y variaciones en tasas de interés soberanas.</w:t>
+        <w:rPr>
+          <w:b/>
+          <w:bCs/>
+        </w:rPr>
+        <w:t xml:space="preserve">días calendario</w:t>
+      </w:r>
+      <w:r>
+        <w:t xml:space="preserve"> </w:t>
+      </w:r>
+      <w:r>
+        <w:t xml:space="preserve">en el panel diario, evaluando retornos simples acumulados en TRM, COLCAP y energía XM, y variaciones en puntos porcentuales para las tasas de interés soberanas TES 10Y y la pendiente</w:t>
+      </w:r>
+      <w:r>
+        <w:t xml:space="preserve"> </w:t>
+      </w:r>
+      <m:oMath>
+        <m:r>
+          <m:t>10</m:t>
+        </m:r>
+        <m:r>
+          <m:t>Y</m:t>
+        </m:r>
+        <m:r>
+          <m:rPr>
+            <m:sty m:val="p"/>
+          </m:rPr>
+          <m:t>−</m:t>
+        </m:r>
+        <m:r>
+          <m:t>1</m:t>
+        </m:r>
+        <m:r>
+          <m:t>Y</m:t>
+        </m:r>
+      </m:oMath>
+      <w:r>
+        <w:t xml:space="preserve">.</w:t>
       </w:r>
     </w:p>
-    <w:bookmarkEnd w:id="52"/>
     <w:bookmarkEnd w:id="53"/>
-    <w:bookmarkStart w:id="88" w:name="resultados"/>
+    <w:bookmarkEnd w:id="54"/>
+    <w:bookmarkStart w:id="94" w:name="resultados"/>
     <w:p>
       <w:pPr>
         <w:pStyle w:val="Heading1"/>
@@ -6118,7 +6197,7 @@
         <w:t xml:space="preserve">4. Resultados</w:t>
       </w:r>
     </w:p>
-    <w:bookmarkStart w:id="59" w:name="cobertura-y-flujo-de-publicaciones"/>
+    <w:bookmarkStart w:id="60" w:name="cobertura-y-flujo-de-publicaciones"/>
     <w:p>
       <w:pPr>
         <w:pStyle w:val="Heading2"/>
@@ -6132,7 +6211,7 @@
         <w:pStyle w:val="FirstParagraph"/>
       </w:pPr>
       <w:r>
-        <w:t xml:space="preserve">La ventana temporal de estudio abarca 1.400 días calendario continuos. La</w:t>
+        <w:t xml:space="preserve">La ventana temporal de estudio abarca 1.400 días calendario continuos (1 de agosto de 2022 al 31 de mayo de 2026). La</w:t>
       </w:r>
       <w:r>
         <w:t xml:space="preserve"> </w:t>
@@ -6165,152 +6244,64 @@
       <w:tr>
         <w:tc>
           <w:tcPr/>
-          <w:bookmarkStart w:id="54" w:name="tbl-cobertura"/>
+          <w:bookmarkStart w:id="55" w:name="tbl-cobertura"/>
           <w:p>
             <w:pPr>
               <w:jc w:val="center"/>
             </w:pPr>
             <w:pPr>
-              <w:jc w:val="left"/>
+              <w:jc w:val="start"/>
               <w:spacing w:before="200"/>
               <w:pStyle w:val="ImageCaption"/>
             </w:pPr>
             <w:r>
-              <w:t xml:space="preserve">Tabla 3: Auditoría de cobertura empírica por fuente y activo (2022–2026). Fuente: elaboración de los autores.</w:t>
+              <w:t xml:space="preserve">Tabla 3: Auditoría de cobertura empírica por fuente y activo (2022–2026). Fuente: elaboración de los autores a partir de</w:t>
+            </w:r>
+            <w:r>
+              <w:t xml:space="preserve"> </w:t>
+            </w:r>
+            <w:r>
+              <w:rPr>
+                <w:rStyle w:val="VerbatimChar"/>
+              </w:rPr>
+              <w:t xml:space="preserve">tweets_master.csv</w:t>
+            </w:r>
+            <w:r>
+              <w:t xml:space="preserve"> </w:t>
+            </w:r>
+            <w:r>
+              <w:t xml:space="preserve">y</w:t>
+            </w:r>
+            <w:r>
+              <w:t xml:space="preserve"> </w:t>
+            </w:r>
+            <w:r>
+              <w:rPr>
+                <w:rStyle w:val="VerbatimChar"/>
+              </w:rPr>
+              <w:t xml:space="preserve">market_master.csv</w:t>
+            </w:r>
+            <w:r>
+              <w:t xml:space="preserve">.</w:t>
             </w:r>
           </w:p>
           <w:tbl>
             <w:tblPr>
               <w:tblStyle w:val="Table"/>
               <w:tblW w:type="pct" w:w="5000"/>
-              <w:jc w:val="center"/>
               <w:tblLayout w:type="fixed"/>
               <w:tblLook w:firstRow="1" w:lastRow="0" w:firstColumn="0" w:lastColumn="0" w:noHBand="0" w:noVBand="0" w:val="0020"/>
-              <w:tblBorders>
-                <w:top w:val="single" w:sz="8" w:space="0" w:color="222222"/>
-                <w:left w:val="none"/>
-                <w:bottom w:val="single" w:sz="8" w:space="0" w:color="222222"/>
-                <w:right w:val="none"/>
-                <w:insideH w:val="none"/>
-                <w:insideV w:val="none"/>
-              </w:tblBorders>
             </w:tblPr>
             <w:tblGrid>
-              <w:gridCol w:w="1584"/>
-              <w:gridCol w:w="1584"/>
-              <w:gridCol w:w="1584"/>
-              <w:gridCol w:w="1584"/>
-              <w:gridCol w:w="1584"/>
+              <w:gridCol w:w="1760"/>
+              <w:gridCol w:w="1320"/>
+              <w:gridCol w:w="1320"/>
+              <w:gridCol w:w="1760"/>
+              <w:gridCol w:w="1760"/>
             </w:tblGrid>
             <w:tr>
               <w:trPr>
                 <w:tblHeader w:val="on"/>
-                <w:cantSplit/>
-              </w:trPr>
-              <w:tc>
-                <w:tcPr>
-                  <w:tcBorders>
-                    <w:bottom w:val="single" w:sz="6" w:space="0" w:color="222222"/>
-                  </w:tcBorders>
-                </w:tcPr>
-                <w:p>
-                  <w:pPr>
-                    <w:pStyle w:val="Compact"/>
-                    <w:jc w:val="left"/>
-                    <w:jc w:val="center"/>
-                  </w:pPr>
-                  <w:r>
-                    <w:rPr>
-                      <w:b/>
-                    </w:rPr>
-                    <w:t xml:space="preserve">Fuente / Corpus</w:t>
-                  </w:r>
-                </w:p>
-              </w:tc>
-              <w:tc>
-                <w:tcPr>
-                  <w:tcBorders>
-                    <w:bottom w:val="single" w:sz="6" w:space="0" w:color="222222"/>
-                  </w:tcBorders>
-                </w:tcPr>
-                <w:p>
-                  <w:pPr>
-                    <w:pStyle w:val="Compact"/>
-                    <w:jc w:val="right"/>
-                    <w:jc w:val="center"/>
-                  </w:pPr>
-                  <w:r>
-                    <w:rPr>
-                      <w:b/>
-                    </w:rPr>
-                    <w:t xml:space="preserve">Observaciones Brutas</w:t>
-                  </w:r>
-                </w:p>
-              </w:tc>
-              <w:tc>
-                <w:tcPr>
-                  <w:tcBorders>
-                    <w:bottom w:val="single" w:sz="6" w:space="0" w:color="222222"/>
-                  </w:tcBorders>
-                </w:tcPr>
-                <w:p>
-                  <w:pPr>
-                    <w:pStyle w:val="Compact"/>
-                    <w:jc w:val="right"/>
-                    <w:jc w:val="center"/>
-                  </w:pPr>
-                  <w:r>
-                    <w:rPr>
-                      <w:b/>
-                    </w:rPr>
-                    <w:t xml:space="preserve">Días con Información</w:t>
-                  </w:r>
-                </w:p>
-              </w:tc>
-              <w:tc>
-                <w:tcPr>
-                  <w:tcBorders>
-                    <w:bottom w:val="single" w:sz="6" w:space="0" w:color="222222"/>
-                  </w:tcBorders>
-                </w:tcPr>
-                <w:p>
-                  <w:pPr>
-                    <w:pStyle w:val="Compact"/>
-                    <w:jc w:val="left"/>
-                    <w:jc w:val="center"/>
-                  </w:pPr>
-                  <w:r>
-                    <w:rPr>
-                      <w:b/>
-                    </w:rPr>
-                    <w:t xml:space="preserve">Cobertura Muestral</w:t>
-                  </w:r>
-                </w:p>
-              </w:tc>
-              <w:tc>
-                <w:tcPr>
-                  <w:tcBorders>
-                    <w:bottom w:val="single" w:sz="6" w:space="0" w:color="222222"/>
-                  </w:tcBorders>
-                </w:tcPr>
-                <w:p>
-                  <w:pPr>
-                    <w:pStyle w:val="Compact"/>
-                    <w:jc w:val="left"/>
-                    <w:jc w:val="center"/>
-                  </w:pPr>
-                  <w:r>
-                    <w:rPr>
-                      <w:b/>
-                    </w:rPr>
-                    <w:t xml:space="preserve">Características Auditadas</w:t>
-                  </w:r>
-                </w:p>
-              </w:tc>
-            </w:tr>
-            <w:tr>
-              <w:trPr>
-                <w:cantSplit/>
               </w:trPr>
               <w:tc>
                 <w:tcPr/>
@@ -6321,10 +6312,73 @@
                     <w:jc w:val="center"/>
                   </w:pPr>
                   <w:r>
-                    <w:rPr>
-                      <w:b/>
-                      <w:bCs/>
-                    </w:rPr>
+                    <w:t xml:space="preserve">Fuente / Corpus</w:t>
+                  </w:r>
+                </w:p>
+              </w:tc>
+              <w:tc>
+                <w:tcPr/>
+                <w:p>
+                  <w:pPr>
+                    <w:pStyle w:val="Compact"/>
+                    <w:jc w:val="right"/>
+                    <w:jc w:val="center"/>
+                  </w:pPr>
+                  <w:r>
+                    <w:t xml:space="preserve">Observaciones Brutas</w:t>
+                  </w:r>
+                </w:p>
+              </w:tc>
+              <w:tc>
+                <w:tcPr/>
+                <w:p>
+                  <w:pPr>
+                    <w:pStyle w:val="Compact"/>
+                    <w:jc w:val="right"/>
+                    <w:jc w:val="center"/>
+                  </w:pPr>
+                  <w:r>
+                    <w:t xml:space="preserve">Días con Información</w:t>
+                  </w:r>
+                </w:p>
+              </w:tc>
+              <w:tc>
+                <w:tcPr/>
+                <w:p>
+                  <w:pPr>
+                    <w:pStyle w:val="Compact"/>
+                    <w:jc w:val="left"/>
+                    <w:jc w:val="center"/>
+                  </w:pPr>
+                  <w:r>
+                    <w:t xml:space="preserve">Cobertura Muestral</w:t>
+                  </w:r>
+                </w:p>
+              </w:tc>
+              <w:tc>
+                <w:tcPr/>
+                <w:p>
+                  <w:pPr>
+                    <w:pStyle w:val="Compact"/>
+                    <w:jc w:val="left"/>
+                    <w:jc w:val="center"/>
+                  </w:pPr>
+                  <w:r>
+                    <w:t xml:space="preserve">Características Auditadas</w:t>
+                  </w:r>
+                </w:p>
+              </w:tc>
+            </w:tr>
+            <w:tr>
+              <w:tc>
+                <w:tcPr/>
+                <w:p>
+                  <w:pPr>
+                    <w:pStyle w:val="Compact"/>
+                    <w:jc w:val="left"/>
+                    <w:jc w:val="center"/>
+                  </w:pPr>
+                  <w:r>
                     <w:t xml:space="preserve">Presidencial (@petrogustavo)</w:t>
                   </w:r>
                 </w:p>
@@ -6377,15 +6431,12 @@
                     <w:jc w:val="center"/>
                   </w:pPr>
                   <w:r>
-                    <w:t xml:space="preserve">14.437 textos limpios; censo 24h continuo.</w:t>
+                    <w:t xml:space="preserve">14.437 textos limpios; censo 24 h continuo.</w:t>
                   </w:r>
                 </w:p>
               </w:tc>
             </w:tr>
             <w:tr>
-              <w:trPr>
-                <w:cantSplit/>
-              </w:trPr>
               <w:tc>
                 <w:tcPr/>
                 <w:p>
@@ -6395,25 +6446,15 @@
                     <w:jc w:val="center"/>
                   </w:pPr>
                   <w:r>
-                    <w:rPr>
-                      <w:b/>
-                      <w:bCs/>
-                    </w:rPr>
                     <w:t xml:space="preserve">Opinión pública (</w:t>
                   </w:r>
                   <w:r>
                     <w:rPr>
                       <w:rStyle w:val="VerbatimChar"/>
-                      <w:b/>
-                      <w:bCs/>
                     </w:rPr>
                     <w:t xml:space="preserve">opinion</w:t>
                   </w:r>
                   <w:r>
-                    <w:rPr>
-                      <w:b/>
-                      <w:bCs/>
-                    </w:rPr>
                     <w:t xml:space="preserve">)</w:t>
                   </w:r>
                 </w:p>
@@ -6472,9 +6513,6 @@
               </w:tc>
             </w:tr>
             <w:tr>
-              <w:trPr>
-                <w:cantSplit/>
-              </w:trPr>
               <w:tc>
                 <w:tcPr/>
                 <w:p>
@@ -6484,10 +6522,6 @@
                     <w:jc w:val="center"/>
                   </w:pPr>
                   <w:r>
-                    <w:rPr>
-                      <w:b/>
-                      <w:bCs/>
-                    </w:rPr>
                     <w:t xml:space="preserve">TRM (BanRep)</w:t>
                   </w:r>
                 </w:p>
@@ -6546,9 +6580,6 @@
               </w:tc>
             </w:tr>
             <w:tr>
-              <w:trPr>
-                <w:cantSplit/>
-              </w:trPr>
               <w:tc>
                 <w:tcPr/>
                 <w:p>
@@ -6558,10 +6589,6 @@
                     <w:jc w:val="center"/>
                   </w:pPr>
                   <w:r>
-                    <w:rPr>
-                      <w:b/>
-                      <w:bCs/>
-                    </w:rPr>
                     <w:t xml:space="preserve">COLCAP y Tasas TES</w:t>
                   </w:r>
                 </w:p>
@@ -6614,15 +6641,12 @@
                     <w:jc w:val="center"/>
                   </w:pPr>
                   <w:r>
-                    <w:t xml:space="preserve">935 sesiones reales; 65 festivos sin dato.</w:t>
+                    <w:t xml:space="preserve">935 sesiones reales; 65 festivos sin dato; 400 arrastres fin de semana.</w:t>
                   </w:r>
                 </w:p>
               </w:tc>
             </w:tr>
             <w:tr>
-              <w:trPr>
-                <w:cantSplit/>
-              </w:trPr>
               <w:tc>
                 <w:tcPr/>
                 <w:p>
@@ -6632,10 +6656,6 @@
                     <w:jc w:val="center"/>
                   </w:pPr>
                   <w:r>
-                    <w:rPr>
-                      <w:b/>
-                      <w:bCs/>
-                    </w:rPr>
                     <w:t xml:space="preserve">Energía Bolsa XM</w:t>
                   </w:r>
                 </w:p>
@@ -6694,7 +6714,7 @@
               </w:tc>
             </w:tr>
           </w:tbl>
-          <w:bookmarkEnd w:id="54"/>
+          <w:bookmarkEnd w:id="55"/>
           <w:p/>
         </w:tc>
       </w:tr>
@@ -6728,7 +6748,6 @@
       <w:tblPr>
         <w:tblStyle w:val="Table"/>
         <w:tblW w:type="pct" w:w="5000"/>
-        <w:jc w:val="center"/>
         <w:tblLayout w:type="fixed"/>
         <w:tblLook w:firstRow="0" w:lastRow="0" w:firstColumn="0" w:lastColumn="0" w:noHBand="0" w:noVBand="0" w:val="0000"/>
       </w:tblPr>
@@ -6738,7 +6757,7 @@
       <w:tr>
         <w:tc>
           <w:tcPr/>
-          <w:bookmarkStart w:id="58" w:name="fig-volumen"/>
+          <w:bookmarkStart w:id="59" w:name="fig-volumen"/>
           <w:p>
             <w:pPr>
               <w:pStyle w:val="Compact"/>
@@ -6749,18 +6768,18 @@
                 <wp:inline>
                   <wp:extent cx="5646420" cy="2977203"/>
                   <wp:effectExtent b="0" l="0" r="0" t="0"/>
-                  <wp:docPr descr="" title="" id="56" name="Picture"/>
+                  <wp:docPr descr="" title="" id="57" name="Picture"/>
                   <a:graphic>
                     <a:graphicData uri="http://schemas.openxmlformats.org/drawingml/2006/picture">
                       <pic:pic>
                         <pic:nvPicPr>
-                          <pic:cNvPr descr="../../output/figures/español/comparacion_corpus_volumen.png" id="57" name="Picture"/>
+                          <pic:cNvPr descr="../../output/figures/español/comparacion_corpus_volumen.png" id="58" name="Picture"/>
                           <pic:cNvPicPr>
                             <a:picLocks noChangeArrowheads="1" noChangeAspect="1"/>
                           </pic:cNvPicPr>
                         </pic:nvPicPr>
                         <pic:blipFill>
-                          <a:blip r:embed="rId55"/>
+                          <a:blip r:embed="rId56"/>
                           <a:stretch>
                             <a:fillRect/>
                           </a:stretch>
@@ -6792,20 +6811,20 @@
               <w:jc w:val="center"/>
             </w:pPr>
             <w:pPr>
-              <w:jc w:val="left"/>
+              <w:jc w:val="start"/>
               <w:spacing w:before="200"/>
               <w:pStyle w:val="ImageCaption"/>
             </w:pPr>
             <w:r>
-              <w:t xml:space="preserve">Figura 4: Volumen mensual observado de los dos corpus entre agosto de 2022 y mayo de 2026.</w:t>
+              <w:t xml:space="preserve">Figura 4: Volumen mensual observado de los dos corpus entre agosto de 2022 y mayo de 2026. Fuente: elaboración de los autores.</w:t>
             </w:r>
           </w:p>
-          <w:bookmarkEnd w:id="58"/>
+          <w:bookmarkEnd w:id="59"/>
         </w:tc>
       </w:tr>
     </w:tbl>
-    <w:bookmarkEnd w:id="59"/>
-    <w:bookmarkStart w:id="64" w:name="X6239ecb7543c99c330bdcbe182ca354ecdcc41b"/>
+    <w:bookmarkEnd w:id="60"/>
+    <w:bookmarkStart w:id="65" w:name="X6239ecb7543c99c330bdcbe182ca354ecdcc41b"/>
     <w:p>
       <w:pPr>
         <w:pStyle w:val="Heading2"/>
@@ -6883,49 +6902,7 @@
         </m:r>
       </m:oMath>
       <w:r>
-        <w:t xml:space="preserve">). Como se fundamentó en la literatura, este nivel responde a la recurrencia de términos institucionales de gobierno (</w:t>
-      </w:r>
-      <w:r>
-        <w:t xml:space="preserve">“vida”</w:t>
-      </w:r>
-      <w:r>
-        <w:t xml:space="preserve">,</w:t>
-      </w:r>
-      <w:r>
-        <w:t xml:space="preserve"> </w:t>
-      </w:r>
-      <w:r>
-        <w:t xml:space="preserve">“justicia”</w:t>
-      </w:r>
-      <w:r>
-        <w:t xml:space="preserve">,</w:t>
-      </w:r>
-      <w:r>
-        <w:t xml:space="preserve"> </w:t>
-      </w:r>
-      <w:r>
-        <w:t xml:space="preserve">“reforma”</w:t>
-      </w:r>
-      <w:r>
-        <w:t xml:space="preserve">,</w:t>
-      </w:r>
-      <w:r>
-        <w:t xml:space="preserve"> </w:t>
-      </w:r>
-      <w:r>
-        <w:t xml:space="preserve">“paz”</w:t>
-      </w:r>
-      <w:r>
-        <w:t xml:space="preserve">,</w:t>
-      </w:r>
-      <w:r>
-        <w:t xml:space="preserve"> </w:t>
-      </w:r>
-      <w:r>
-        <w:t xml:space="preserve">“social”</w:t>
-      </w:r>
-      <w:r>
-        <w:t xml:space="preserve">).</w:t>
+        <w:t xml:space="preserve">). Como se fundamentó en la literatura, este nivel responde a la recurrencia de términos institucionales de gobierno («vida», «justicia», «reforma», «paz», «social»).</w:t>
       </w:r>
     </w:p>
     <w:p>
@@ -6933,7 +6910,10 @@
         <w:pStyle w:val="BodyText"/>
       </w:pPr>
       <w:r>
-        <w:t xml:space="preserve">El IPI presidencial diario (1.187 días observados) exhibe una media cercana a cero (</w:t>
+        <w:t xml:space="preserve">El IPI presidencial diario (1.187 días observados) exhibe una media de</w:t>
+      </w:r>
+      <w:r>
+        <w:t xml:space="preserve"> </w:t>
       </w:r>
       <m:oMath>
         <m:r>
@@ -6965,7 +6945,10 @@
         </m:r>
       </m:oMath>
       <w:r>
-        <w:t xml:space="preserve">) y una desviación de</w:t>
+        <w:t xml:space="preserve"> </w:t>
+      </w:r>
+      <w:r>
+        <w:t xml:space="preserve">y una desviación de</w:t>
       </w:r>
       <w:r>
         <w:t xml:space="preserve"> </w:t>
@@ -7012,7 +6995,6 @@
       <w:tblPr>
         <w:tblStyle w:val="Table"/>
         <w:tblW w:type="pct" w:w="5000"/>
-        <w:jc w:val="center"/>
         <w:tblLayout w:type="fixed"/>
         <w:tblLook w:firstRow="0" w:lastRow="0" w:firstColumn="0" w:lastColumn="0" w:noHBand="0" w:noVBand="0" w:val="0000"/>
       </w:tblPr>
@@ -7022,7 +7004,7 @@
       <w:tr>
         <w:tc>
           <w:tcPr/>
-          <w:bookmarkStart w:id="63" w:name="fig-ipi"/>
+          <w:bookmarkStart w:id="64" w:name="fig-ipi"/>
           <w:p>
             <w:pPr>
               <w:pStyle w:val="Compact"/>
@@ -7033,18 +7015,18 @@
                 <wp:inline>
                   <wp:extent cx="5646420" cy="2823210"/>
                   <wp:effectExtent b="0" l="0" r="0" t="0"/>
-                  <wp:docPr descr="" title="" id="61" name="Picture"/>
+                  <wp:docPr descr="" title="" id="62" name="Picture"/>
                   <a:graphic>
                     <a:graphicData uri="http://schemas.openxmlformats.org/drawingml/2006/picture">
                       <pic:pic>
                         <pic:nvPicPr>
-                          <pic:cNvPr descr="../../output/figures/español/ipi_serie_diaria.png" id="62" name="Picture"/>
+                          <pic:cNvPr descr="../../output/figures/español/ipi_serie_diaria.png" id="63" name="Picture"/>
                           <pic:cNvPicPr>
                             <a:picLocks noChangeArrowheads="1" noChangeAspect="1"/>
                           </pic:cNvPicPr>
                         </pic:nvPicPr>
                         <pic:blipFill>
-                          <a:blip r:embed="rId60"/>
+                          <a:blip r:embed="rId61"/>
                           <a:stretch>
                             <a:fillRect/>
                           </a:stretch>
@@ -7076,20 +7058,20 @@
               <w:jc w:val="center"/>
             </w:pPr>
             <w:pPr>
-              <w:jc w:val="left"/>
+              <w:jc w:val="start"/>
               <w:spacing w:before="200"/>
               <w:pStyle w:val="ImageCaption"/>
             </w:pPr>
             <w:r>
-              <w:t xml:space="preserve">Figura 5: Índice de Presión Informacional (IPI) diario de la cuenta presidencial @petrogustavo.</w:t>
+              <w:t xml:space="preserve">Figura 5: Índice de Presión Informacional (IPI) diario de la cuenta presidencial @petrogustavo. Fuente: elaboración de los autores.</w:t>
             </w:r>
           </w:p>
-          <w:bookmarkEnd w:id="63"/>
+          <w:bookmarkEnd w:id="64"/>
         </w:tc>
       </w:tr>
     </w:tbl>
-    <w:bookmarkEnd w:id="64"/>
-    <w:bookmarkStart w:id="69" w:name="Xefdaebe8b0c94136066a259fe223187980efbd0"/>
+    <w:bookmarkEnd w:id="65"/>
+    <w:bookmarkStart w:id="70" w:name="Xefdaebe8b0c94136066a259fe223187980efbd0"/>
     <w:p>
       <w:pPr>
         <w:pStyle w:val="Heading2"/>
@@ -7114,103 +7096,7 @@
         </w:r>
       </w:hyperlink>
       <w:r>
-        <w:t xml:space="preserve">). La agenda de</w:t>
-      </w:r>
-      <w:r>
-        <w:t xml:space="preserve"> </w:t>
-      </w:r>
-      <w:r>
-        <w:rPr>
-          <w:b/>
-          <w:bCs/>
-        </w:rPr>
-        <w:t xml:space="preserve">seguridad</w:t>
-      </w:r>
-      <w:r>
-        <w:t xml:space="preserve"> </w:t>
-      </w:r>
-      <w:r>
-        <w:t xml:space="preserve">lidera el discurso presidencial (22,9 %), seguida por</w:t>
-      </w:r>
-      <w:r>
-        <w:t xml:space="preserve"> </w:t>
-      </w:r>
-      <w:r>
-        <w:rPr>
-          <w:b/>
-          <w:bCs/>
-        </w:rPr>
-        <w:t xml:space="preserve">institucionalidad</w:t>
-      </w:r>
-      <w:r>
-        <w:t xml:space="preserve"> </w:t>
-      </w:r>
-      <w:r>
-        <w:t xml:space="preserve">(20,1 %),</w:t>
-      </w:r>
-      <w:r>
-        <w:t xml:space="preserve"> </w:t>
-      </w:r>
-      <w:r>
-        <w:rPr>
-          <w:b/>
-          <w:bCs/>
-        </w:rPr>
-        <w:t xml:space="preserve">salud</w:t>
-      </w:r>
-      <w:r>
-        <w:t xml:space="preserve"> </w:t>
-      </w:r>
-      <w:r>
-        <w:t xml:space="preserve">(11,4 %),</w:t>
-      </w:r>
-      <w:r>
-        <w:t xml:space="preserve"> </w:t>
-      </w:r>
-      <w:r>
-        <w:rPr>
-          <w:b/>
-          <w:bCs/>
-        </w:rPr>
-        <w:t xml:space="preserve">internacional</w:t>
-      </w:r>
-      <w:r>
-        <w:t xml:space="preserve"> </w:t>
-      </w:r>
-      <w:r>
-        <w:t xml:space="preserve">(10,4 %),</w:t>
-      </w:r>
-      <w:r>
-        <w:t xml:space="preserve"> </w:t>
-      </w:r>
-      <w:r>
-        <w:rPr>
-          <w:b/>
-          <w:bCs/>
-        </w:rPr>
-        <w:t xml:space="preserve">laboral</w:t>
-      </w:r>
-      <w:r>
-        <w:t xml:space="preserve"> </w:t>
-      </w:r>
-      <w:r>
-        <w:t xml:space="preserve">(9,7 %) y</w:t>
-      </w:r>
-      <w:r>
-        <w:t xml:space="preserve"> </w:t>
-      </w:r>
-      <w:r>
-        <w:rPr>
-          <w:b/>
-          <w:bCs/>
-        </w:rPr>
-        <w:t xml:space="preserve">economía</w:t>
-      </w:r>
-      <w:r>
-        <w:t xml:space="preserve"> </w:t>
-      </w:r>
-      <w:r>
-        <w:t xml:space="preserve">(9,2 %). El análisis de Keyness (</w:t>
+        <w:t xml:space="preserve">). La agenda de seguridad lidera el discurso presidencial (22,9 %), seguida por institucionalidad (20,1 %), salud (11,4 %), internacional (10,4 %), laboral (9,7 %) y economía (9,2 %). El análisis de Keyness (</w:t>
       </w:r>
       <m:oMath>
         <m:sSup>
@@ -7260,7 +7146,6 @@
       <w:tblPr>
         <w:tblStyle w:val="Table"/>
         <w:tblW w:type="pct" w:w="5000"/>
-        <w:jc w:val="center"/>
         <w:tblLayout w:type="fixed"/>
         <w:tblLook w:firstRow="0" w:lastRow="0" w:firstColumn="0" w:lastColumn="0" w:noHBand="0" w:noVBand="0" w:val="0000"/>
       </w:tblPr>
@@ -7270,7 +7155,7 @@
       <w:tr>
         <w:tc>
           <w:tcPr/>
-          <w:bookmarkStart w:id="68" w:name="fig-temas"/>
+          <w:bookmarkStart w:id="69" w:name="fig-temas"/>
           <w:p>
             <w:pPr>
               <w:pStyle w:val="Compact"/>
@@ -7279,20 +7164,20 @@
             <w:r>
               <w:drawing>
                 <wp:inline>
-                  <wp:extent cx="5468112" cy="4101083"/>
+                  <wp:extent cx="5646420" cy="4234815"/>
                   <wp:effectExtent b="0" l="0" r="0" t="0"/>
-                  <wp:docPr descr="" title="" id="66" name="Picture"/>
+                  <wp:docPr descr="" title="" id="67" name="Picture"/>
                   <a:graphic>
                     <a:graphicData uri="http://schemas.openxmlformats.org/drawingml/2006/picture">
                       <pic:pic>
                         <pic:nvPicPr>
-                          <pic:cNvPr descr="../../output/figures/español/temas_reforma_resumen.png" id="67" name="Picture"/>
+                          <pic:cNvPr descr="../../output/figures/español/temas_reforma_resumen.png" id="68" name="Picture"/>
                           <pic:cNvPicPr>
                             <a:picLocks noChangeArrowheads="1" noChangeAspect="1"/>
                           </pic:cNvPicPr>
                         </pic:nvPicPr>
                         <pic:blipFill>
-                          <a:blip r:embed="rId65"/>
+                          <a:blip r:embed="rId66"/>
                           <a:stretch>
                             <a:fillRect/>
                           </a:stretch>
@@ -7300,7 +7185,7 @@
                         <pic:spPr bwMode="auto">
                           <a:xfrm>
                             <a:off x="0" y="0"/>
-                            <a:ext cx="5468112" cy="4101083"/>
+                            <a:ext cx="5646420" cy="4234815"/>
                           </a:xfrm>
                           <a:prstGeom prst="rect">
                             <a:avLst/>
@@ -7324,20 +7209,20 @@
               <w:jc w:val="center"/>
             </w:pPr>
             <w:pPr>
-              <w:jc w:val="left"/>
+              <w:jc w:val="start"/>
               <w:spacing w:before="200"/>
               <w:pStyle w:val="ImageCaption"/>
             </w:pPr>
             <w:r>
-              <w:t xml:space="preserve">Figura 6: Distribución de temas no residuales de política pública en el discurso presidencial.</w:t>
+              <w:t xml:space="preserve">Figura 6: Distribución de temas no residuales de política pública en el discurso presidencial y en la conversación ciudadana. Fuente: elaboración de los autores.</w:t>
             </w:r>
           </w:p>
-          <w:bookmarkEnd w:id="68"/>
+          <w:bookmarkEnd w:id="69"/>
         </w:tc>
       </w:tr>
     </w:tbl>
-    <w:bookmarkEnd w:id="69"/>
-    <w:bookmarkStart w:id="70" w:name="diagnósticos-de-series-y-estimación-var"/>
+    <w:bookmarkEnd w:id="70"/>
+    <w:bookmarkStart w:id="71" w:name="diagnósticos-de-series-y-estimación-var"/>
     <w:p>
       <w:pPr>
         <w:pStyle w:val="Heading2"/>
@@ -7378,34 +7263,7 @@
         <w:t xml:space="preserve"> </w:t>
       </w:r>
       <w:r>
-        <w:t xml:space="preserve">en niveles y estacionarias</w:t>
-      </w:r>
-      <w:r>
-        <w:t xml:space="preserve"> </w:t>
-      </w:r>
-      <m:oMath>
-        <m:r>
-          <m:t>I</m:t>
-        </m:r>
-        <m:d>
-          <m:dPr>
-            <m:begChr m:val="("/>
-            <m:sepChr m:val=""/>
-            <m:endChr m:val=")"/>
-            <m:grow/>
-          </m:dPr>
-          <m:e>
-            <m:r>
-              <m:t>0</m:t>
-            </m:r>
-          </m:e>
-        </m:d>
-      </m:oMath>
-      <w:r>
-        <w:t xml:space="preserve"> </w:t>
-      </w:r>
-      <w:r>
-        <w:t xml:space="preserve">en diferencias, mientras que el estadístico de traza de Johansen (27,85 frente a un valor crítico de 34,91 al 5%) descarta cointegración, validando la estimación de un modelo VAR en diferencias estacionarias.</w:t>
+        <w:t xml:space="preserve">en niveles y estacionarias en diferencias, mientras que el estadístico de traza de Johansen (27,85 frente a un valor crítico de 34,91 al 5%) descarta cointegración, validando la estimación de un modelo VAR en diferencias estacionarias.</w:t>
       </w:r>
     </w:p>
     <w:p>
@@ -7466,7 +7324,7 @@
         </m:sSup>
       </m:oMath>
       <w:r>
-        <w:t xml:space="preserve">) y heterocedasticidad condicional ARCH (</w:t>
+        <w:t xml:space="preserve">, estadístico 503,49) y heterocedasticidad condicional ARCH (</w:t>
       </w:r>
       <m:oMath>
         <m:r>
@@ -7498,11 +7356,11 @@
         </m:sSup>
       </m:oMath>
       <w:r>
-        <w:t xml:space="preserve">), lo que impide interpretar las ecuaciones de media como explicaciones causales plenas y exige pasar a modelos de volatilidad condicional.</w:t>
+        <w:t xml:space="preserve">, estadístico 3.308,03), lo que impide interpretar las ecuaciones de media como explicaciones causales plenas y exige pasar a modelos de volatilidad condicional.</w:t>
       </w:r>
     </w:p>
-    <w:bookmarkEnd w:id="70"/>
-    <w:bookmarkStart w:id="75" w:name="X8dd16e74e03986c86a17a36af1a36ebe2c67045"/>
+    <w:bookmarkEnd w:id="71"/>
+    <w:bookmarkStart w:id="76" w:name="X8dd16e74e03986c86a17a36af1a36ebe2c67045"/>
     <w:p>
       <w:pPr>
         <w:pStyle w:val="Heading2"/>
@@ -7540,14 +7398,12 @@
         <m:r>
           <m:t>9224</m:t>
         </m:r>
-      </m:oMath>
-      <w:r>
-        <w:t xml:space="preserve">;</w:t>
-      </w:r>
-      <w:r>
-        <w:t xml:space="preserve"> </w:t>
-      </w:r>
-      <m:oMath>
+        <m:r>
+          <m:rPr>
+            <m:sty m:val="p"/>
+          </m:rPr>
+          <m:t>;</m:t>
+        </m:r>
         <m:r>
           <m:t>p</m:t>
         </m:r>
@@ -7577,23 +7433,7 @@
         </m:sSup>
       </m:oMath>
       <w:r>
-        <w:t xml:space="preserve">), pero un</w:t>
-      </w:r>
-      <w:r>
-        <w:t xml:space="preserve"> </w:t>
-      </w:r>
-      <w:r>
-        <w:rPr>
-          <w:b/>
-          <w:bCs/>
-        </w:rPr>
-        <w:t xml:space="preserve">parámetro de reacción a innovaciones de sentimiento no significativo al 5 %</w:t>
-      </w:r>
-      <w:r>
-        <w:t xml:space="preserve"> </w:t>
-      </w:r>
-      <w:r>
-        <w:t xml:space="preserve">(</w:t>
+        <w:t xml:space="preserve">), pero un parámetro de reacción a innovaciones de sentimiento no significativo al 5 % (</w:t>
       </w:r>
       <m:oMath>
         <m:r>
@@ -7617,14 +7457,12 @@
         <m:r>
           <m:t>0119</m:t>
         </m:r>
-      </m:oMath>
-      <w:r>
-        <w:t xml:space="preserve">;</w:t>
-      </w:r>
-      <w:r>
-        <w:t xml:space="preserve"> </w:t>
-      </w:r>
-      <m:oMath>
+        <m:r>
+          <m:rPr>
+            <m:sty m:val="p"/>
+          </m:rPr>
+          <m:t>;</m:t>
+        </m:r>
         <m:r>
           <m:t>p</m:t>
         </m:r>
@@ -7662,18 +7500,20 @@
         <w:t xml:space="preserve"> </w:t>
       </w:r>
       <w:r>
-        <w:t xml:space="preserve">*</w:t>
+        <w:t xml:space="preserve">-</w:t>
       </w:r>
       <w:r>
         <w:t xml:space="preserve"> </w:t>
       </w:r>
       <m:oMath>
         <m:r>
-          <m:rPr>
-            <m:nor/>
-            <m:sty m:val="p"/>
-          </m:rPr>
-          <m:t>IPI</m:t>
+          <m:t>I</m:t>
+        </m:r>
+        <m:r>
+          <m:t>P</m:t>
+        </m:r>
+        <m:r>
+          <m:t>I</m:t>
         </m:r>
         <m:r>
           <m:rPr>
@@ -7716,24 +7556,55 @@
         </m:r>
       </m:oMath>
       <w:r>
-        <w:t xml:space="preserve">.</w:t>
-      </w:r>
-      <w:r>
-        <w:t xml:space="preserve"> </w:t>
-      </w:r>
-      <w:r>
-        <w:t xml:space="preserve">*</w:t>
-      </w:r>
-      <w:r>
-        <w:t xml:space="preserve"> </w:t>
+        <w:t xml:space="preserve"> </w:t>
+      </w:r>
+      <w:r>
+        <w:t xml:space="preserve">(</w:t>
       </w:r>
       <m:oMath>
         <m:r>
+          <m:t>σ</m:t>
+        </m:r>
+        <m:r>
           <m:rPr>
-            <m:nor/>
             <m:sty m:val="p"/>
           </m:rPr>
-          <m:t>IPI</m:t>
+          <m:t>=</m:t>
+        </m:r>
+        <m:r>
+          <m:t>0</m:t>
+        </m:r>
+        <m:r>
+          <m:rPr>
+            <m:sty m:val="p"/>
+          </m:rPr>
+          <m:t>,</m:t>
+        </m:r>
+        <m:r>
+          <m:t>0271</m:t>
+        </m:r>
+      </m:oMath>
+      <w:r>
+        <w:t xml:space="preserve">).</w:t>
+      </w:r>
+      <w:r>
+        <w:t xml:space="preserve"> </w:t>
+      </w:r>
+      <w:r>
+        <w:t xml:space="preserve">-</w:t>
+      </w:r>
+      <w:r>
+        <w:t xml:space="preserve"> </w:t>
+      </w:r>
+      <m:oMath>
+        <m:r>
+          <m:t>I</m:t>
+        </m:r>
+        <m:r>
+          <m:t>P</m:t>
+        </m:r>
+        <m:r>
+          <m:t>I</m:t>
         </m:r>
         <m:r>
           <m:rPr>
@@ -7776,13 +7647,42 @@
         </m:r>
       </m:oMath>
       <w:r>
-        <w:t xml:space="preserve">.</w:t>
-      </w:r>
-      <w:r>
-        <w:t xml:space="preserve"> </w:t>
-      </w:r>
-      <w:r>
-        <w:t xml:space="preserve">*</w:t>
+        <w:t xml:space="preserve"> </w:t>
+      </w:r>
+      <w:r>
+        <w:t xml:space="preserve">(</w:t>
+      </w:r>
+      <m:oMath>
+        <m:r>
+          <m:t>σ</m:t>
+        </m:r>
+        <m:r>
+          <m:rPr>
+            <m:sty m:val="p"/>
+          </m:rPr>
+          <m:t>=</m:t>
+        </m:r>
+        <m:r>
+          <m:t>0</m:t>
+        </m:r>
+        <m:r>
+          <m:rPr>
+            <m:sty m:val="p"/>
+          </m:rPr>
+          <m:t>,</m:t>
+        </m:r>
+        <m:r>
+          <m:t>0298</m:t>
+        </m:r>
+      </m:oMath>
+      <w:r>
+        <w:t xml:space="preserve">).</w:t>
+      </w:r>
+      <w:r>
+        <w:t xml:space="preserve"> </w:t>
+      </w:r>
+      <w:r>
+        <w:t xml:space="preserve">-</w:t>
       </w:r>
       <w:r>
         <w:t xml:space="preserve"> </w:t>
@@ -7836,7 +7736,127 @@
         </m:r>
       </m:oMath>
       <w:r>
-        <w:t xml:space="preserve">.</w:t>
+        <w:t xml:space="preserve"> </w:t>
+      </w:r>
+      <w:r>
+        <w:t xml:space="preserve">(</w:t>
+      </w:r>
+      <m:oMath>
+        <m:r>
+          <m:t>σ</m:t>
+        </m:r>
+        <m:r>
+          <m:rPr>
+            <m:sty m:val="p"/>
+          </m:rPr>
+          <m:t>=</m:t>
+        </m:r>
+        <m:r>
+          <m:t>0</m:t>
+        </m:r>
+        <m:r>
+          <m:rPr>
+            <m:sty m:val="p"/>
+          </m:rPr>
+          <m:t>,</m:t>
+        </m:r>
+        <m:r>
+          <m:t>0343</m:t>
+        </m:r>
+      </m:oMath>
+      <w:r>
+        <w:t xml:space="preserve">).</w:t>
+      </w:r>
+      <w:r>
+        <w:t xml:space="preserve"> </w:t>
+      </w:r>
+      <w:r>
+        <w:t xml:space="preserve">-</w:t>
+      </w:r>
+      <w:r>
+        <w:t xml:space="preserve"> </w:t>
+      </w:r>
+      <m:oMath>
+        <m:r>
+          <m:t>I</m:t>
+        </m:r>
+        <m:r>
+          <m:t>P</m:t>
+        </m:r>
+        <m:r>
+          <m:t>I</m:t>
+        </m:r>
+        <m:r>
+          <m:rPr>
+            <m:sty m:val="p"/>
+          </m:rPr>
+          <m:t>↔</m:t>
+        </m:r>
+        <m:r>
+          <m:rPr>
+            <m:nor/>
+            <m:sty m:val="p"/>
+          </m:rPr>
+          <m:t>Cambio Pendiente TES</m:t>
+        </m:r>
+      </m:oMath>
+      <w:r>
+        <w:t xml:space="preserve">: media de</w:t>
+      </w:r>
+      <w:r>
+        <w:t xml:space="preserve"> </w:t>
+      </w:r>
+      <m:oMath>
+        <m:r>
+          <m:rPr>
+            <m:sty m:val="p"/>
+          </m:rPr>
+          <m:t>−</m:t>
+        </m:r>
+        <m:r>
+          <m:t>0</m:t>
+        </m:r>
+        <m:r>
+          <m:rPr>
+            <m:sty m:val="p"/>
+          </m:rPr>
+          <m:t>,</m:t>
+        </m:r>
+        <m:r>
+          <m:t>0430</m:t>
+        </m:r>
+      </m:oMath>
+      <w:r>
+        <w:t xml:space="preserve"> </w:t>
+      </w:r>
+      <w:r>
+        <w:t xml:space="preserve">(</w:t>
+      </w:r>
+      <m:oMath>
+        <m:r>
+          <m:t>σ</m:t>
+        </m:r>
+        <m:r>
+          <m:rPr>
+            <m:sty m:val="p"/>
+          </m:rPr>
+          <m:t>=</m:t>
+        </m:r>
+        <m:r>
+          <m:t>0</m:t>
+        </m:r>
+        <m:r>
+          <m:rPr>
+            <m:sty m:val="p"/>
+          </m:rPr>
+          <m:t>,</m:t>
+        </m:r>
+        <m:r>
+          <m:t>0228</m:t>
+        </m:r>
+      </m:oMath>
+      <w:r>
+        <w:t xml:space="preserve">).</w:t>
       </w:r>
     </w:p>
     <w:p>
@@ -7865,7 +7885,6 @@
       <w:tblPr>
         <w:tblStyle w:val="Table"/>
         <w:tblW w:type="pct" w:w="5000"/>
-        <w:jc w:val="center"/>
         <w:tblLayout w:type="fixed"/>
         <w:tblLook w:firstRow="0" w:lastRow="0" w:firstColumn="0" w:lastColumn="0" w:noHBand="0" w:noVBand="0" w:val="0000"/>
       </w:tblPr>
@@ -7875,7 +7894,7 @@
       <w:tr>
         <w:tc>
           <w:tcPr/>
-          <w:bookmarkStart w:id="74" w:name="fig-dcc"/>
+          <w:bookmarkStart w:id="75" w:name="fig-dcc"/>
           <w:p>
             <w:pPr>
               <w:pStyle w:val="Compact"/>
@@ -7884,20 +7903,20 @@
             <w:r>
               <w:drawing>
                 <wp:inline>
-                  <wp:extent cx="5705856" cy="3423513"/>
+                  <wp:extent cx="5646420" cy="3387852"/>
                   <wp:effectExtent b="0" l="0" r="0" t="0"/>
-                  <wp:docPr descr="" title="" id="72" name="Picture"/>
+                  <wp:docPr descr="" title="" id="73" name="Picture"/>
                   <a:graphic>
                     <a:graphicData uri="http://schemas.openxmlformats.org/drawingml/2006/picture">
                       <pic:pic>
                         <pic:nvPicPr>
-                          <pic:cNvPr descr="../../output/figures/español/dcc_correlaciones_dinamicas_panel.png" id="73" name="Picture"/>
+                          <pic:cNvPr descr="../../output/figures/español/econometria/dcc_correlaciones_dinamicas_panel.png" id="74" name="Picture"/>
                           <pic:cNvPicPr>
                             <a:picLocks noChangeArrowheads="1" noChangeAspect="1"/>
                           </pic:cNvPicPr>
                         </pic:nvPicPr>
                         <pic:blipFill>
-                          <a:blip r:embed="rId71"/>
+                          <a:blip r:embed="rId72"/>
                           <a:stretch>
                             <a:fillRect/>
                           </a:stretch>
@@ -7905,7 +7924,7 @@
                         <pic:spPr bwMode="auto">
                           <a:xfrm>
                             <a:off x="0" y="0"/>
-                            <a:ext cx="5705856" cy="3423513"/>
+                            <a:ext cx="5646420" cy="3387852"/>
                           </a:xfrm>
                           <a:prstGeom prst="rect">
                             <a:avLst/>
@@ -7929,15 +7948,15 @@
               <w:jc w:val="center"/>
             </w:pPr>
             <w:pPr>
-              <w:jc w:val="left"/>
+              <w:jc w:val="start"/>
               <w:spacing w:before="200"/>
               <w:pStyle w:val="ImageCaption"/>
             </w:pPr>
             <w:r>
-              <w:t xml:space="preserve">Figura 7: Trayectorias de cuatro correlaciones condicionales DCC entre señales presidenciales y variables financieras.</w:t>
+              <w:t xml:space="preserve">Figura 7: Trayectorias de cuatro correlaciones condicionales DCC entre señales presidenciales y variables financieras. Fuente: elaboración de los autores.</w:t>
             </w:r>
           </w:p>
-          <w:bookmarkEnd w:id="74"/>
+          <w:bookmarkEnd w:id="75"/>
         </w:tc>
       </w:tr>
     </w:tbl>
@@ -7946,11 +7965,20 @@
         <w:pStyle w:val="BodyText"/>
       </w:pPr>
       <w:r>
-        <w:t xml:space="preserve">Asimismo, el modelo Markov-Switching estima dos regímenes de persistencia sobre la correlación IPI-TRM: Régimen 1 de baja dispersión (</w:t>
+        <w:t xml:space="preserve">Asimismo, el modelo Markov-Switching estima dos regímenes de persistencia sobre la correlación IPI-TRM (</w:t>
+      </w:r>
+      <w:r>
+        <w:rPr>
+          <w:rStyle w:val="VerbatimChar"/>
+        </w:rPr>
+        <w:t xml:space="preserve">11_markov_regimenes.csv</w:t>
+      </w:r>
+      <w:r>
+        <w:t xml:space="preserve">): Régimen 1 de baja dispersión (</w:t>
       </w:r>
       <m:oMath>
         <m:r>
-          <m:t>σ</m:t>
+          <m:t>μ</m:t>
         </m:r>
         <m:r>
           <m:rPr>
@@ -7968,13 +7996,14 @@
           <m:t>,</m:t>
         </m:r>
         <m:r>
-          <m:t>0090</m:t>
-        </m:r>
-      </m:oMath>
-      <w:r>
-        <w:t xml:space="preserve">, duración media 24,4 sesiones) y Régimen 2 de estrés transitorio (</w:t>
-      </w:r>
-      <m:oMath>
+          <m:t>0121</m:t>
+        </m:r>
+        <m:r>
+          <m:rPr>
+            <m:sty m:val="p"/>
+          </m:rPr>
+          <m:t>;</m:t>
+        </m:r>
         <m:r>
           <m:t>σ</m:t>
         </m:r>
@@ -7994,6 +8023,59 @@
           <m:t>,</m:t>
         </m:r>
         <m:r>
+          <m:t>0090</m:t>
+        </m:r>
+      </m:oMath>
+      <w:r>
+        <w:t xml:space="preserve">, duración media 24,4 sesiones) y Régimen 2 de mayor dispersión transitoria (</w:t>
+      </w:r>
+      <m:oMath>
+        <m:r>
+          <m:t>μ</m:t>
+        </m:r>
+        <m:r>
+          <m:rPr>
+            <m:sty m:val="p"/>
+          </m:rPr>
+          <m:t>=</m:t>
+        </m:r>
+        <m:r>
+          <m:t>0</m:t>
+        </m:r>
+        <m:r>
+          <m:rPr>
+            <m:sty m:val="p"/>
+          </m:rPr>
+          <m:t>,</m:t>
+        </m:r>
+        <m:r>
+          <m:t>0216</m:t>
+        </m:r>
+        <m:r>
+          <m:rPr>
+            <m:sty m:val="p"/>
+          </m:rPr>
+          <m:t>;</m:t>
+        </m:r>
+        <m:r>
+          <m:t>σ</m:t>
+        </m:r>
+        <m:r>
+          <m:rPr>
+            <m:sty m:val="p"/>
+          </m:rPr>
+          <m:t>=</m:t>
+        </m:r>
+        <m:r>
+          <m:t>0</m:t>
+        </m:r>
+        <m:r>
+          <m:rPr>
+            <m:sty m:val="p"/>
+          </m:rPr>
+          <m:t>,</m:t>
+        </m:r>
+        <m:r>
           <m:t>0356</m:t>
         </m:r>
       </m:oMath>
@@ -8001,8 +8083,8 @@
         <w:t xml:space="preserve">, duración media 27,3 sesiones).</w:t>
       </w:r>
     </w:p>
-    <w:bookmarkEnd w:id="75"/>
-    <w:bookmarkStart w:id="81" w:name="X594266487db8d955f5ff83005872e49fadb1d8c"/>
+    <w:bookmarkEnd w:id="76"/>
+    <w:bookmarkStart w:id="87" w:name="X594266487db8d955f5ff83005872e49fadb1d8c"/>
     <w:p>
       <w:pPr>
         <w:pStyle w:val="Heading2"/>
@@ -8016,7 +8098,41 @@
         <w:pStyle w:val="FirstParagraph"/>
       </w:pPr>
       <w:r>
-        <w:t xml:space="preserve">Las pruebas de precedencia de Granger sobre las 112 especificaciones de la familia presidencial indican los siguientes patrones (</w:t>
+        <w:t xml:space="preserve">Las pruebas de precedencia de Granger sobre las 112 especificaciones de la familia presidencial (cuatro respuestas financieras</w:t>
+      </w:r>
+      <w:r>
+        <w:t xml:space="preserve"> </w:t>
+      </w:r>
+      <m:oMath>
+        <m:r>
+          <m:rPr>
+            <m:sty m:val="p"/>
+          </m:rPr>
+          <m:t>×</m:t>
+        </m:r>
+      </m:oMath>
+      <w:r>
+        <w:t xml:space="preserve"> </w:t>
+      </w:r>
+      <w:r>
+        <w:t xml:space="preserve">siete predictores discursivos</w:t>
+      </w:r>
+      <w:r>
+        <w:t xml:space="preserve"> </w:t>
+      </w:r>
+      <m:oMath>
+        <m:r>
+          <m:rPr>
+            <m:sty m:val="p"/>
+          </m:rPr>
+          <m:t>×</m:t>
+        </m:r>
+      </m:oMath>
+      <w:r>
+        <w:t xml:space="preserve"> </w:t>
+      </w:r>
+      <w:r>
+        <w:t xml:space="preserve">cuatro rezagos) indican los siguientes patrones (</w:t>
       </w:r>
       <w:hyperlink w:anchor="tbl-granger">
         <w:r>
@@ -8035,7 +8151,7 @@
       <w:r>
         <w:t xml:space="preserve"> </w:t>
       </w:r>
-      <w:hyperlink w:anchor="fig-granger-emociones">
+      <w:hyperlink w:anchor="fig-granger">
         <w:r>
           <w:rPr>
             <w:rStyle w:val="Hyperlink"/>
@@ -8100,14 +8216,110 @@
           <m:t>,</m:t>
         </m:r>
         <m:r>
-          <m:t>0075</m:t>
+          <m:t>00747</m:t>
         </m:r>
       </m:oMath>
       <w:r>
         <w:t xml:space="preserve"> </w:t>
       </w:r>
       <w:r>
-        <w:t xml:space="preserve">en rezago 1), y uno a la emoción de alegría (</w:t>
+        <w:t xml:space="preserve">en rezago 1;</w:t>
+      </w:r>
+      <w:r>
+        <w:t xml:space="preserve"> </w:t>
+      </w:r>
+      <m:oMath>
+        <m:r>
+          <m:t>p</m:t>
+        </m:r>
+        <m:r>
+          <m:rPr>
+            <m:sty m:val="p"/>
+          </m:rPr>
+          <m:t>=</m:t>
+        </m:r>
+        <m:r>
+          <m:t>0</m:t>
+        </m:r>
+        <m:r>
+          <m:rPr>
+            <m:sty m:val="p"/>
+          </m:rPr>
+          <m:t>,</m:t>
+        </m:r>
+        <m:r>
+          <m:t>0230</m:t>
+        </m:r>
+      </m:oMath>
+      <w:r>
+        <w:t xml:space="preserve"> </w:t>
+      </w:r>
+      <w:r>
+        <w:t xml:space="preserve">en rezago 2;</w:t>
+      </w:r>
+      <w:r>
+        <w:t xml:space="preserve"> </w:t>
+      </w:r>
+      <m:oMath>
+        <m:r>
+          <m:t>p</m:t>
+        </m:r>
+        <m:r>
+          <m:rPr>
+            <m:sty m:val="p"/>
+          </m:rPr>
+          <m:t>=</m:t>
+        </m:r>
+        <m:r>
+          <m:t>0</m:t>
+        </m:r>
+        <m:r>
+          <m:rPr>
+            <m:sty m:val="p"/>
+          </m:rPr>
+          <m:t>,</m:t>
+        </m:r>
+        <m:r>
+          <m:t>0141</m:t>
+        </m:r>
+      </m:oMath>
+      <w:r>
+        <w:t xml:space="preserve"> </w:t>
+      </w:r>
+      <w:r>
+        <w:t xml:space="preserve">en rezago 3;</w:t>
+      </w:r>
+      <w:r>
+        <w:t xml:space="preserve"> </w:t>
+      </w:r>
+      <m:oMath>
+        <m:r>
+          <m:t>p</m:t>
+        </m:r>
+        <m:r>
+          <m:rPr>
+            <m:sty m:val="p"/>
+          </m:rPr>
+          <m:t>=</m:t>
+        </m:r>
+        <m:r>
+          <m:t>0</m:t>
+        </m:r>
+        <m:r>
+          <m:rPr>
+            <m:sty m:val="p"/>
+          </m:rPr>
+          <m:t>,</m:t>
+        </m:r>
+        <m:r>
+          <m:t>0312</m:t>
+        </m:r>
+      </m:oMath>
+      <w:r>
+        <w:t xml:space="preserve"> </w:t>
+      </w:r>
+      <w:r>
+        <w:t xml:space="preserve">en rezago 4), y uno a la emoción de alegría (</w:t>
       </w:r>
       <m:oMath>
         <m:sSub>
@@ -8118,11 +8330,13 @@
           </m:e>
           <m:sub>
             <m:r>
-              <m:rPr>
-                <m:nor/>
-                <m:sty m:val="p"/>
-              </m:rPr>
-              <m:t>joy</m:t>
+              <m:t>j</m:t>
+            </m:r>
+            <m:r>
+              <m:t>o</m:t>
+            </m:r>
+            <m:r>
+              <m:t>y</m:t>
             </m:r>
           </m:sub>
         </m:sSub>
@@ -8222,13 +8436,13 @@
       <w:tr>
         <w:tc>
           <w:tcPr/>
-          <w:bookmarkStart w:id="76" w:name="tbl-granger"/>
+          <w:bookmarkStart w:id="77" w:name="tbl-granger"/>
           <w:p>
             <w:pPr>
               <w:jc w:val="center"/>
             </w:pPr>
             <w:pPr>
-              <w:jc w:val="left"/>
+              <w:jc w:val="start"/>
               <w:spacing w:before="200"/>
               <w:pStyle w:val="ImageCaption"/>
             </w:pPr>
@@ -8252,36 +8466,22 @@
             <w:tblPr>
               <w:tblStyle w:val="Table"/>
               <w:tblW w:type="pct" w:w="5000"/>
-              <w:jc w:val="center"/>
               <w:tblLayout w:type="fixed"/>
               <w:tblLook w:firstRow="1" w:lastRow="0" w:firstColumn="0" w:lastColumn="0" w:noHBand="0" w:noVBand="0" w:val="0020"/>
-              <w:tblBorders>
-                <w:top w:val="single" w:sz="8" w:space="0" w:color="222222"/>
-                <w:left w:val="none"/>
-                <w:bottom w:val="single" w:sz="8" w:space="0" w:color="222222"/>
-                <w:right w:val="none"/>
-                <w:insideH w:val="none"/>
-                <w:insideV w:val="none"/>
-              </w:tblBorders>
             </w:tblPr>
             <w:tblGrid>
-              <w:gridCol w:w="1584"/>
-              <w:gridCol w:w="1584"/>
-              <w:gridCol w:w="1584"/>
-              <w:gridCol w:w="1584"/>
-              <w:gridCol w:w="1584"/>
+              <w:gridCol w:w="1863"/>
+              <w:gridCol w:w="1397"/>
+              <w:gridCol w:w="1397"/>
+              <w:gridCol w:w="1397"/>
+              <w:gridCol w:w="1863"/>
             </w:tblGrid>
             <w:tr>
               <w:trPr>
                 <w:tblHeader w:val="on"/>
-                <w:cantSplit/>
               </w:trPr>
               <w:tc>
-                <w:tcPr>
-                  <w:tcBorders>
-                    <w:bottom w:val="single" w:sz="6" w:space="0" w:color="222222"/>
-                  </w:tcBorders>
-                </w:tcPr>
+                <w:tcPr/>
                 <w:p>
                   <w:pPr>
                     <w:pStyle w:val="Compact"/>
@@ -8289,19 +8489,12 @@
                     <w:jc w:val="center"/>
                   </w:pPr>
                   <w:r>
-                    <w:rPr>
-                      <w:b/>
-                    </w:rPr>
                     <w:t xml:space="preserve">Predictor Textual Evaluado</w:t>
                   </w:r>
                 </w:p>
               </w:tc>
               <w:tc>
-                <w:tcPr>
-                  <w:tcBorders>
-                    <w:bottom w:val="single" w:sz="6" w:space="0" w:color="222222"/>
-                  </w:tcBorders>
-                </w:tcPr>
+                <w:tcPr/>
                 <w:p>
                   <w:pPr>
                     <w:pStyle w:val="Compact"/>
@@ -8309,9 +8502,6 @@
                     <w:jc w:val="center"/>
                   </w:pPr>
                   <w:r>
-                    <w:rPr>
-                      <w:b/>
-                    </w:rPr>
                     <w:t xml:space="preserve">Pruebas (</w:t>
                   </w:r>
                   <m:oMath>
@@ -8320,19 +8510,12 @@
                     </m:r>
                   </m:oMath>
                   <w:r>
-                    <w:rPr>
-                      <w:b/>
-                    </w:rPr>
                     <w:t xml:space="preserve">)</w:t>
                   </w:r>
                 </w:p>
               </w:tc>
               <w:tc>
-                <w:tcPr>
-                  <w:tcBorders>
-                    <w:bottom w:val="single" w:sz="6" w:space="0" w:color="222222"/>
-                  </w:tcBorders>
-                </w:tcPr>
+                <w:tcPr/>
                 <w:p>
                   <w:pPr>
                     <w:pStyle w:val="Compact"/>
@@ -8340,9 +8523,6 @@
                     <w:jc w:val="center"/>
                   </w:pPr>
                   <w:r>
-                    <w:rPr>
-                      <w:b/>
-                    </w:rPr>
                     <w:t xml:space="preserve">Rechazos Nominales (</w:t>
                   </w:r>
                   <m:oMath>
@@ -8369,19 +8549,12 @@
                     </m:r>
                   </m:oMath>
                   <w:r>
-                    <w:rPr>
-                      <w:b/>
-                    </w:rPr>
                     <w:t xml:space="preserve">)</w:t>
                   </w:r>
                 </w:p>
               </w:tc>
               <w:tc>
-                <w:tcPr>
-                  <w:tcBorders>
-                    <w:bottom w:val="single" w:sz="6" w:space="0" w:color="222222"/>
-                  </w:tcBorders>
-                </w:tcPr>
+                <w:tcPr/>
                 <w:p>
                   <w:pPr>
                     <w:pStyle w:val="Compact"/>
@@ -8389,9 +8562,6 @@
                     <w:jc w:val="center"/>
                   </w:pPr>
                   <w:r>
-                    <w:rPr>
-                      <w:b/>
-                    </w:rPr>
                     <w:t xml:space="preserve">Rechazos FDR (</w:t>
                   </w:r>
                   <m:oMath>
@@ -8418,19 +8588,12 @@
                     </m:r>
                   </m:oMath>
                   <w:r>
-                    <w:rPr>
-                      <w:b/>
-                    </w:rPr>
                     <w:t xml:space="preserve">)</w:t>
                   </w:r>
                 </w:p>
               </w:tc>
               <w:tc>
-                <w:tcPr>
-                  <w:tcBorders>
-                    <w:bottom w:val="single" w:sz="6" w:space="0" w:color="222222"/>
-                  </w:tcBorders>
-                </w:tcPr>
+                <w:tcPr/>
                 <w:p>
                   <w:pPr>
                     <w:pStyle w:val="Compact"/>
@@ -8438,15 +8601,9 @@
                     <w:jc w:val="center"/>
                   </w:pPr>
                   <w:r>
-                    <w:rPr>
-                      <w:b/>
-                    </w:rPr>
                     <w:t xml:space="preserve">Menor</w:t>
                   </w:r>
                   <w:r>
-                    <w:rPr>
-                      <w:b/>
-                    </w:rPr>
                     <w:t xml:space="preserve"> </w:t>
                   </w:r>
                   <m:oMath>
@@ -8455,18 +8612,12 @@
                     </m:r>
                   </m:oMath>
                   <w:r>
-                    <w:rPr>
-                      <w:b/>
-                    </w:rPr>
                     <w:t xml:space="preserve">-valor y activo asociado</w:t>
                   </w:r>
                 </w:p>
               </w:tc>
             </w:tr>
             <w:tr>
-              <w:trPr>
-                <w:cantSplit/>
-              </w:trPr>
               <w:tc>
                 <w:tcPr/>
                 <w:p>
@@ -8554,19 +8705,7 @@
                     <w:t xml:space="preserve"> </w:t>
                   </w:r>
                   <w:r>
-                    <w:t xml:space="preserve">(</w:t>
-                  </w:r>
-                  <m:oMath>
-                    <m:r>
-                      <m:rPr>
-                        <m:nor/>
-                        <m:sty m:val="p"/>
-                      </m:rPr>
-                      <m:t>TRM</m:t>
-                    </m:r>
-                  </m:oMath>
-                  <w:r>
-                    <w:t xml:space="preserve">, rezago 1;</w:t>
+                    <w:t xml:space="preserve">(TRM, rezago 1;</w:t>
                   </w:r>
                   <w:r>
                     <w:t xml:space="preserve"> </w:t>
@@ -8601,9 +8740,6 @@
               </w:tc>
             </w:tr>
             <w:tr>
-              <w:trPr>
-                <w:cantSplit/>
-              </w:trPr>
               <w:tc>
                 <w:tcPr/>
                 <w:p>
@@ -8613,7 +8749,135 @@
                     <w:jc w:val="center"/>
                   </w:pPr>
                   <w:r>
-                    <w:t xml:space="preserve">Emociones NRC Estandarizadas</w:t>
+                    <w:t xml:space="preserve">Señales Afectivas NRC (</w:t>
+                  </w:r>
+                  <m:oMath>
+                    <m:sSub>
+                      <m:e>
+                        <m:r>
+                          <m:t>z</m:t>
+                        </m:r>
+                      </m:e>
+                      <m:sub>
+                        <m:r>
+                          <m:t>a</m:t>
+                        </m:r>
+                        <m:r>
+                          <m:t>n</m:t>
+                        </m:r>
+                        <m:r>
+                          <m:t>g</m:t>
+                        </m:r>
+                        <m:r>
+                          <m:t>e</m:t>
+                        </m:r>
+                        <m:r>
+                          <m:t>r</m:t>
+                        </m:r>
+                      </m:sub>
+                    </m:sSub>
+                    <m:r>
+                      <m:rPr>
+                        <m:sty m:val="p"/>
+                      </m:rPr>
+                      <m:t>,</m:t>
+                    </m:r>
+                    <m:sSub>
+                      <m:e>
+                        <m:r>
+                          <m:t>z</m:t>
+                        </m:r>
+                      </m:e>
+                      <m:sub>
+                        <m:r>
+                          <m:t>f</m:t>
+                        </m:r>
+                        <m:r>
+                          <m:t>e</m:t>
+                        </m:r>
+                        <m:r>
+                          <m:t>a</m:t>
+                        </m:r>
+                        <m:r>
+                          <m:t>r</m:t>
+                        </m:r>
+                      </m:sub>
+                    </m:sSub>
+                    <m:r>
+                      <m:rPr>
+                        <m:sty m:val="p"/>
+                      </m:rPr>
+                      <m:t>,</m:t>
+                    </m:r>
+                    <m:sSub>
+                      <m:e>
+                        <m:r>
+                          <m:t>z</m:t>
+                        </m:r>
+                      </m:e>
+                      <m:sub>
+                        <m:r>
+                          <m:t>j</m:t>
+                        </m:r>
+                        <m:r>
+                          <m:t>o</m:t>
+                        </m:r>
+                        <m:r>
+                          <m:t>y</m:t>
+                        </m:r>
+                      </m:sub>
+                    </m:sSub>
+                    <m:r>
+                      <m:rPr>
+                        <m:sty m:val="p"/>
+                      </m:rPr>
+                      <m:t>,</m:t>
+                    </m:r>
+                    <m:sSub>
+                      <m:e>
+                        <m:r>
+                          <m:t>z</m:t>
+                        </m:r>
+                      </m:e>
+                      <m:sub>
+                        <m:r>
+                          <m:t>p</m:t>
+                        </m:r>
+                        <m:r>
+                          <m:t>o</m:t>
+                        </m:r>
+                        <m:r>
+                          <m:t>s</m:t>
+                        </m:r>
+                      </m:sub>
+                    </m:sSub>
+                    <m:r>
+                      <m:rPr>
+                        <m:sty m:val="p"/>
+                      </m:rPr>
+                      <m:t>,</m:t>
+                    </m:r>
+                    <m:sSub>
+                      <m:e>
+                        <m:r>
+                          <m:t>z</m:t>
+                        </m:r>
+                      </m:e>
+                      <m:sub>
+                        <m:r>
+                          <m:t>n</m:t>
+                        </m:r>
+                        <m:r>
+                          <m:t>e</m:t>
+                        </m:r>
+                        <m:r>
+                          <m:t>g</m:t>
+                        </m:r>
+                      </m:sub>
+                    </m:sSub>
+                  </m:oMath>
+                  <w:r>
+                    <w:t xml:space="preserve">)</w:t>
                   </w:r>
                 </w:p>
               </w:tc>
@@ -8691,32 +8955,24 @@
                     <w:t xml:space="preserve"> </w:t>
                   </w:r>
                   <w:r>
-                    <w:t xml:space="preserve">(</w:t>
+                    <w:t xml:space="preserve">(Alegría</w:t>
+                  </w:r>
+                  <w:r>
+                    <w:t xml:space="preserve"> </w:t>
                   </w:r>
                   <m:oMath>
-                    <m:r>
-                      <m:rPr>
-                        <m:nor/>
-                        <m:sty m:val="p"/>
-                      </m:rPr>
-                      <m:t>Alegría</m:t>
-                    </m:r>
                     <m:r>
                       <m:rPr>
                         <m:sty m:val="p"/>
                       </m:rPr>
                       <m:t>→</m:t>
                     </m:r>
-                    <m:r>
-                      <m:rPr>
-                        <m:nor/>
-                        <m:sty m:val="p"/>
-                      </m:rPr>
-                      <m:t>TRM</m:t>
-                    </m:r>
                   </m:oMath>
                   <w:r>
-                    <w:t xml:space="preserve">, rezago 2;</w:t>
+                    <w:t xml:space="preserve"> </w:t>
+                  </w:r>
+                  <w:r>
+                    <w:t xml:space="preserve">TRM, rezago 2;</w:t>
                   </w:r>
                   <w:r>
                     <w:t xml:space="preserve"> </w:t>
@@ -8751,9 +9007,6 @@
               </w:tc>
             </w:tr>
             <w:tr>
-              <w:trPr>
-                <w:cantSplit/>
-              </w:trPr>
               <w:tc>
                 <w:tcPr/>
                 <w:p>
@@ -8841,27 +9094,12 @@
                     <w:t xml:space="preserve"> </w:t>
                   </w:r>
                   <w:r>
-                    <w:t xml:space="preserve">(</w:t>
-                  </w:r>
-                  <m:oMath>
-                    <m:r>
-                      <m:rPr>
-                        <m:nor/>
-                        <m:sty m:val="p"/>
-                      </m:rPr>
-                      <m:t>Sin rechazos nominales</m:t>
-                    </m:r>
-                  </m:oMath>
-                  <w:r>
-                    <w:t xml:space="preserve">)</w:t>
+                    <w:t xml:space="preserve">(Sin rechazos nominales)</w:t>
                   </w:r>
                 </w:p>
               </w:tc>
             </w:tr>
             <w:tr>
-              <w:trPr>
-                <w:cantSplit/>
-              </w:trPr>
               <w:tc>
                 <w:tcPr/>
                 <w:p>
@@ -8871,6 +9109,10 @@
                     <w:jc w:val="center"/>
                   </w:pPr>
                   <w:r>
+                    <w:rPr>
+                      <w:b/>
+                      <w:bCs/>
+                    </w:rPr>
                     <w:t xml:space="preserve">Total Familia Presidencial</w:t>
                   </w:r>
                 </w:p>
@@ -8884,6 +9126,10 @@
                     <w:jc w:val="center"/>
                   </w:pPr>
                   <w:r>
+                    <w:rPr>
+                      <w:b/>
+                      <w:bCs/>
+                    </w:rPr>
                     <w:t xml:space="preserve">112</w:t>
                   </w:r>
                 </w:p>
@@ -8897,6 +9143,10 @@
                     <w:jc w:val="center"/>
                   </w:pPr>
                   <w:r>
+                    <w:rPr>
+                      <w:b/>
+                      <w:bCs/>
+                    </w:rPr>
                     <w:t xml:space="preserve">5</w:t>
                   </w:r>
                 </w:p>
@@ -8910,6 +9160,10 @@
                     <w:jc w:val="center"/>
                   </w:pPr>
                   <w:r>
+                    <w:rPr>
+                      <w:b/>
+                      <w:bCs/>
+                    </w:rPr>
                     <w:t xml:space="preserve">0</w:t>
                   </w:r>
                 </w:p>
@@ -8923,13 +9177,17 @@
                     <w:jc w:val="center"/>
                   </w:pPr>
                   <w:r>
+                    <w:rPr>
+                      <w:b/>
+                      <w:bCs/>
+                    </w:rPr>
                     <w:t xml:space="preserve">Ningún contraste significativo tras control FDR</w:t>
                   </w:r>
                 </w:p>
               </w:tc>
             </w:tr>
           </w:tbl>
-          <w:bookmarkEnd w:id="76"/>
+          <w:bookmarkEnd w:id="77"/>
           <w:p/>
         </w:tc>
       </w:tr>
@@ -8939,136 +9197,238 @@
         <w:pStyle w:val="BodyText"/>
       </w:pPr>
       <w:r>
-        <w:t xml:space="preserve">La</w:t>
-      </w:r>
-      <w:r>
-        <w:t xml:space="preserve"> </w:t>
-      </w:r>
-      <w:hyperlink w:anchor="fig-granger-emociones">
-        <w:r>
-          <w:rPr>
-            <w:rStyle w:val="Hyperlink"/>
-          </w:rPr>
-          <w:t xml:space="preserve">Figura 8</w:t>
-        </w:r>
-      </w:hyperlink>
-      <w:r>
-        <w:t xml:space="preserve"> </w:t>
-      </w:r>
-      <w:r>
-        <w:t xml:space="preserve">resume visualmente los estadísticos</w:t>
-      </w:r>
-      <w:r>
-        <w:t xml:space="preserve"> </w:t>
-      </w:r>
-      <m:oMath>
-        <m:r>
-          <m:t>F</m:t>
-        </m:r>
-      </m:oMath>
-      <w:r>
-        <w:t xml:space="preserve"> </w:t>
-      </w:r>
-      <w:r>
-        <w:t xml:space="preserve">y valores</w:t>
-      </w:r>
-      <w:r>
-        <w:t xml:space="preserve"> </w:t>
-      </w:r>
-      <m:oMath>
-        <m:r>
-          <m:t>p</m:t>
-        </m:r>
-      </m:oMath>
-      <w:r>
-        <w:t xml:space="preserve"> </w:t>
-      </w:r>
-      <w:r>
-        <w:t xml:space="preserve">de los contrastes de Granger para polaridad y emociones frente a los activos de mercado.</w:t>
-      </w:r>
+        <w:t xml:space="preserve"> </w:t>
+      </w:r>
+    </w:p>
+    <w:bookmarkStart w:id="86" w:name="fig-granger"/>
+    <w:tbl>
+      <w:tblPr>
+        <w:tblStyle w:val="Table"/>
+        <w:tblW w:type="pct" w:w="4900"/>
+        <w:tblLayout w:type="fixed"/>
+        <w:tblLook w:firstRow="0" w:lastRow="0" w:firstColumn="0" w:lastColumn="0" w:noHBand="0" w:noVBand="0" w:val="0000"/>
+      </w:tblPr>
+      <w:tblGrid>
+        <w:gridCol w:w="3880"/>
+        <w:gridCol w:w="3880"/>
+      </w:tblGrid>
+      <w:tr>
+        <w:tc>
+          <w:tcPr/>
+          <w:tbl>
+            <w:tblPr>
+              <w:tblStyle w:val="Table"/>
+              <w:tblW w:type="pct" w:w="4900"/>
+              <w:tblLayout w:type="fixed"/>
+              <w:tblLook w:firstRow="0" w:lastRow="0" w:firstColumn="0" w:lastColumn="0" w:noHBand="0" w:noVBand="0" w:val="0000"/>
+            </w:tblPr>
+            <w:tblGrid>
+              <w:gridCol w:w="7761"/>
+            </w:tblGrid>
+            <w:tr>
+              <w:tc>
+                <w:tcPr/>
+                <w:bookmarkStart w:id="81" w:name="fig-granger-a"/>
+                <w:p>
+                  <w:pPr>
+                    <w:pStyle w:val="Compact"/>
+                    <w:jc w:val="center"/>
+                    <w:jc w:val="left"/>
+                  </w:pPr>
+                  <w:r>
+                    <w:drawing>
+                      <wp:inline>
+                        <wp:extent cx="2971800" cy="1891145"/>
+                        <wp:effectExtent b="0" l="0" r="0" t="0"/>
+                        <wp:docPr descr="" title="" id="79" name="Picture"/>
+                        <a:graphic>
+                          <a:graphicData uri="http://schemas.openxmlformats.org/drawingml/2006/picture">
+                            <pic:pic>
+                              <pic:nvPicPr>
+                                <pic:cNvPr descr="../../output/figures/español/granger_trm_colcap.png" id="80" name="Picture"/>
+                                <pic:cNvPicPr>
+                                  <a:picLocks noChangeArrowheads="1" noChangeAspect="1"/>
+                                </pic:cNvPicPr>
+                              </pic:nvPicPr>
+                              <pic:blipFill>
+                                <a:blip r:embed="rId78"/>
+                                <a:stretch>
+                                  <a:fillRect/>
+                                </a:stretch>
+                              </pic:blipFill>
+                              <pic:spPr bwMode="auto">
+                                <a:xfrm>
+                                  <a:off x="0" y="0"/>
+                                  <a:ext cx="2971800" cy="1891145"/>
+                                </a:xfrm>
+                                <a:prstGeom prst="rect">
+                                  <a:avLst/>
+                                </a:prstGeom>
+                                <a:noFill/>
+                                <a:ln w="9525">
+                                  <a:noFill/>
+                                  <a:headEnd/>
+                                  <a:tailEnd/>
+                                </a:ln>
+                              </pic:spPr>
+                            </pic:pic>
+                          </a:graphicData>
+                        </a:graphic>
+                      </wp:inline>
+                    </w:drawing>
+                  </w:r>
+                </w:p>
+                <w:p>
+                  <w:pPr>
+                    <w:jc w:val="center"/>
+                    <w:jc w:val="left"/>
+                  </w:pPr>
+                  <w:pPr>
+                    <w:jc w:val="start"/>
+                    <w:spacing w:before="200"/>
+                    <w:pStyle w:val="ImageCaption"/>
+                  </w:pPr>
+                  <w:r>
+                    <w:t xml:space="preserve">(a) Panel A: P-values de Granger para IPI y Polaridad presidencial.</w:t>
+                  </w:r>
+                </w:p>
+                <w:bookmarkEnd w:id="81"/>
+              </w:tc>
+            </w:tr>
+          </w:tbl>
+          <w:p/>
+        </w:tc>
+        <w:tc>
+          <w:tcPr/>
+          <w:p>
+            <w:pPr>
+              <w:jc w:val="left"/>
+            </w:pPr>
+            <w:r>
+              <w:t xml:space="preserve"> </w:t>
+            </w:r>
+          </w:p>
+        </w:tc>
+      </w:tr>
+    </w:tbl>
+    <w:p>
+      <w:pPr>
+        <w:framePr w:w="0" w:h="0" w:vAnchor="margin" w:hAnchor="margin" w:xAlign="right" w:yAlign="top"/>
+      </w:pPr>
     </w:p>
     <w:tbl>
       <w:tblPr>
         <w:tblStyle w:val="Table"/>
-        <w:tblW w:type="pct" w:w="5000"/>
-        <w:jc w:val="center"/>
+        <w:tblW w:type="pct" w:w="4900"/>
         <w:tblLayout w:type="fixed"/>
         <w:tblLook w:firstRow="0" w:lastRow="0" w:firstColumn="0" w:lastColumn="0" w:noHBand="0" w:noVBand="0" w:val="0000"/>
       </w:tblPr>
       <w:tblGrid>
-        <w:gridCol w:w="7920"/>
+        <w:gridCol w:w="7761"/>
       </w:tblGrid>
       <w:tr>
         <w:tc>
           <w:tcPr/>
-          <w:bookmarkStart w:id="80" w:name="fig-granger-emociones"/>
-          <w:p>
-            <w:pPr>
-              <w:pStyle w:val="Compact"/>
-              <w:jc w:val="center"/>
-            </w:pPr>
-            <w:r>
-              <w:drawing>
-                <wp:inline>
-                  <wp:extent cx="5646420" cy="3593176"/>
-                  <wp:effectExtent b="0" l="0" r="0" t="0"/>
-                  <wp:docPr descr="" title="" id="78" name="Picture"/>
-                  <a:graphic>
-                    <a:graphicData uri="http://schemas.openxmlformats.org/drawingml/2006/picture">
-                      <pic:pic>
-                        <pic:nvPicPr>
-                          <pic:cNvPr descr="../../output/figures/español/granger_presidencial_emociones.png" id="79" name="Picture"/>
-                          <pic:cNvPicPr>
-                            <a:picLocks noChangeArrowheads="1" noChangeAspect="1"/>
-                          </pic:cNvPicPr>
-                        </pic:nvPicPr>
-                        <pic:blipFill>
-                          <a:blip r:embed="rId77"/>
-                          <a:stretch>
-                            <a:fillRect/>
-                          </a:stretch>
-                        </pic:blipFill>
-                        <pic:spPr bwMode="auto">
-                          <a:xfrm>
-                            <a:off x="0" y="0"/>
-                            <a:ext cx="5646420" cy="3593176"/>
-                          </a:xfrm>
-                          <a:prstGeom prst="rect">
-                            <a:avLst/>
-                          </a:prstGeom>
-                          <a:noFill/>
-                          <a:ln w="9525">
-                            <a:noFill/>
-                            <a:headEnd/>
-                            <a:tailEnd/>
-                          </a:ln>
-                        </pic:spPr>
-                      </pic:pic>
-                    </a:graphicData>
-                  </a:graphic>
-                </wp:inline>
-              </w:drawing>
-            </w:r>
-          </w:p>
-          <w:p>
-            <w:pPr>
-              <w:jc w:val="center"/>
-            </w:pPr>
-            <w:pPr>
-              <w:jc w:val="left"/>
-              <w:spacing w:before="200"/>
-              <w:pStyle w:val="ImageCaption"/>
-            </w:pPr>
-            <w:r>
-              <w:t xml:space="preserve">Figura 8: Pruebas de precedencia de Granger para polaridad y emociones NRC presidenciales frente a los activos financieros.</w:t>
-            </w:r>
-          </w:p>
-          <w:bookmarkEnd w:id="80"/>
+          <w:tbl>
+            <w:tblPr>
+              <w:tblStyle w:val="Table"/>
+              <w:tblW w:type="pct" w:w="4900"/>
+              <w:tblLayout w:type="fixed"/>
+              <w:tblLook w:firstRow="0" w:lastRow="0" w:firstColumn="0" w:lastColumn="0" w:noHBand="0" w:noVBand="0" w:val="0000"/>
+            </w:tblPr>
+            <w:tblGrid>
+              <w:gridCol w:w="7761"/>
+            </w:tblGrid>
+            <w:tr>
+              <w:tc>
+                <w:tcPr/>
+                <w:bookmarkStart w:id="85" w:name="fig-granger-b"/>
+                <w:p>
+                  <w:pPr>
+                    <w:pStyle w:val="Compact"/>
+                    <w:jc w:val="center"/>
+                    <w:jc w:val="left"/>
+                  </w:pPr>
+                  <w:r>
+                    <w:drawing>
+                      <wp:inline>
+                        <wp:extent cx="2971800" cy="1931670"/>
+                        <wp:effectExtent b="0" l="0" r="0" t="0"/>
+                        <wp:docPr descr="" title="" id="83" name="Picture"/>
+                        <a:graphic>
+                          <a:graphicData uri="http://schemas.openxmlformats.org/drawingml/2006/picture">
+                            <pic:pic>
+                              <pic:nvPicPr>
+                                <pic:cNvPr descr="../../output/figures/español/granger_presidencial_emociones.png" id="84" name="Picture"/>
+                                <pic:cNvPicPr>
+                                  <a:picLocks noChangeArrowheads="1" noChangeAspect="1"/>
+                                </pic:cNvPicPr>
+                              </pic:nvPicPr>
+                              <pic:blipFill>
+                                <a:blip r:embed="rId82"/>
+                                <a:stretch>
+                                  <a:fillRect/>
+                                </a:stretch>
+                              </pic:blipFill>
+                              <pic:spPr bwMode="auto">
+                                <a:xfrm>
+                                  <a:off x="0" y="0"/>
+                                  <a:ext cx="2971800" cy="1931670"/>
+                                </a:xfrm>
+                                <a:prstGeom prst="rect">
+                                  <a:avLst/>
+                                </a:prstGeom>
+                                <a:noFill/>
+                                <a:ln w="9525">
+                                  <a:noFill/>
+                                  <a:headEnd/>
+                                  <a:tailEnd/>
+                                </a:ln>
+                              </pic:spPr>
+                            </pic:pic>
+                          </a:graphicData>
+                        </a:graphic>
+                      </wp:inline>
+                    </w:drawing>
+                  </w:r>
+                </w:p>
+                <w:p>
+                  <w:pPr>
+                    <w:jc w:val="center"/>
+                    <w:jc w:val="left"/>
+                  </w:pPr>
+                  <w:pPr>
+                    <w:jc w:val="start"/>
+                    <w:spacing w:before="200"/>
+                    <w:pStyle w:val="ImageCaption"/>
+                  </w:pPr>
+                  <w:r>
+                    <w:t xml:space="preserve">(b) Panel B: P-values de Granger para señales afectivas y emocionales presidenciales.</w:t>
+                  </w:r>
+                </w:p>
+                <w:bookmarkEnd w:id="85"/>
+              </w:tc>
+            </w:tr>
+          </w:tbl>
+          <w:p/>
         </w:tc>
       </w:tr>
     </w:tbl>
-    <w:bookmarkEnd w:id="81"/>
-    <w:bookmarkStart w:id="87" w:name="Xfc8b3cc4d76f407f4f69097ed45ec30224eccf9"/>
+    <w:p>
+      <w:pPr>
+        <w:pStyle w:val="BodyText"/>
+      </w:pPr>
+      <w:pPr>
+        <w:spacing w:before="200"/>
+        <w:pStyle w:val="ImageCaption"/>
+      </w:pPr>
+      <w:r>
+        <w:t xml:space="preserve">Figura 8: Pruebas de precedencia predictiva de Granger para polaridad, IPI y señales emocionales NRC presidenciales frente a los activos financieros. Fuente: elaboración de los autores.</w:t>
+      </w:r>
+    </w:p>
+    <w:bookmarkEnd w:id="86"/>
+    <w:bookmarkEnd w:id="87"/>
+    <w:bookmarkStart w:id="93" w:name="Xfc8b3cc4d76f407f4f69097ed45ec30224eccf9"/>
     <w:p>
       <w:pPr>
         <w:pStyle w:val="Heading2"/>
@@ -9082,7 +9442,7 @@
         <w:pStyle w:val="FirstParagraph"/>
       </w:pPr>
       <w:r>
-        <w:t xml:space="preserve">El estudio de eventos analiza las respuestas acumuladas de los activos ante los diez días de mayor negatividad y mayor IPI (</w:t>
+        <w:t xml:space="preserve">El estudio de eventos analiza las respuestas acumuladas de los activos ante los diez días de mayor negatividad léxica y los diez días de mayor IPI absoluto en la serie presidencial (</w:t>
       </w:r>
       <w:hyperlink w:anchor="tbl-eventos">
         <w:r>
@@ -9101,7 +9461,7 @@
       <w:r>
         <w:t xml:space="preserve"> </w:t>
       </w:r>
-      <w:hyperlink w:anchor="fig-event-study-heatmap">
+      <w:hyperlink w:anchor="fig-eventos">
         <w:r>
           <w:rPr>
             <w:rStyle w:val="Hyperlink"/>
@@ -9126,13 +9486,13 @@
       <w:tr>
         <w:tc>
           <w:tcPr/>
-          <w:bookmarkStart w:id="82" w:name="tbl-eventos"/>
+          <w:bookmarkStart w:id="88" w:name="tbl-eventos"/>
           <w:p>
             <w:pPr>
               <w:jc w:val="center"/>
             </w:pPr>
             <w:pPr>
-              <w:jc w:val="left"/>
+              <w:jc w:val="start"/>
               <w:spacing w:before="200"/>
               <w:pStyle w:val="ImageCaption"/>
             </w:pPr>
@@ -9149,44 +9509,31 @@
               <w:t xml:space="preserve">event_study_resumen.csv</w:t>
             </w:r>
             <w:r>
-              <w:t xml:space="preserve">.</w:t>
+              <w:t xml:space="preserve">. Los horizontes corresponden estrictamente a días calendario posteriores al evento.</w:t>
             </w:r>
           </w:p>
           <w:tbl>
             <w:tblPr>
               <w:tblStyle w:val="Table"/>
               <w:tblW w:type="pct" w:w="5000"/>
-              <w:jc w:val="center"/>
               <w:tblLayout w:type="fixed"/>
               <w:tblLook w:firstRow="1" w:lastRow="0" w:firstColumn="0" w:lastColumn="0" w:noHBand="0" w:noVBand="0" w:val="0020"/>
-              <w:tblBorders>
-                <w:top w:val="single" w:sz="8" w:space="0" w:color="222222"/>
-                <w:left w:val="none"/>
-                <w:bottom w:val="single" w:sz="8" w:space="0" w:color="222222"/>
-                <w:right w:val="none"/>
-                <w:insideH w:val="none"/>
-                <w:insideV w:val="none"/>
-              </w:tblBorders>
             </w:tblPr>
             <w:tblGrid>
-              <w:gridCol w:w="1320"/>
-              <w:gridCol w:w="1320"/>
-              <w:gridCol w:w="1320"/>
-              <w:gridCol w:w="1320"/>
-              <w:gridCol w:w="1320"/>
-              <w:gridCol w:w="1320"/>
+              <w:gridCol w:w="1267"/>
+              <w:gridCol w:w="950"/>
+              <w:gridCol w:w="950"/>
+              <w:gridCol w:w="950"/>
+              <w:gridCol w:w="950"/>
+              <w:gridCol w:w="1584"/>
+              <w:gridCol w:w="1267"/>
             </w:tblGrid>
             <w:tr>
               <w:trPr>
                 <w:tblHeader w:val="on"/>
-                <w:cantSplit/>
               </w:trPr>
               <w:tc>
-                <w:tcPr>
-                  <w:tcBorders>
-                    <w:bottom w:val="single" w:sz="6" w:space="0" w:color="222222"/>
-                  </w:tcBorders>
-                </w:tcPr>
+                <w:tcPr/>
                 <w:p>
                   <w:pPr>
                     <w:pStyle w:val="Compact"/>
@@ -9194,19 +9541,12 @@
                     <w:jc w:val="center"/>
                   </w:pPr>
                   <w:r>
-                    <w:rPr>
-                      <w:b/>
-                    </w:rPr>
                     <w:t xml:space="preserve">Choque Emocional / Activo</w:t>
                   </w:r>
                 </w:p>
               </w:tc>
               <w:tc>
-                <w:tcPr>
-                  <w:tcBorders>
-                    <w:bottom w:val="single" w:sz="6" w:space="0" w:color="222222"/>
-                  </w:tcBorders>
-                </w:tcPr>
+                <w:tcPr/>
                 <w:p>
                   <w:pPr>
                     <w:pStyle w:val="Compact"/>
@@ -9228,25 +9568,15 @@
                     </m:r>
                   </m:oMath>
                   <w:r>
-                    <w:rPr>
-                      <w:b/>
-                    </w:rPr>
                     <w:t xml:space="preserve"> </w:t>
                   </w:r>
                   <w:r>
-                    <w:rPr>
-                      <w:b/>
-                    </w:rPr>
-                    <w:t xml:space="preserve">día</w:t>
+                    <w:t xml:space="preserve">día cal.</w:t>
                   </w:r>
                 </w:p>
               </w:tc>
               <w:tc>
-                <w:tcPr>
-                  <w:tcBorders>
-                    <w:bottom w:val="single" w:sz="6" w:space="0" w:color="222222"/>
-                  </w:tcBorders>
-                </w:tcPr>
+                <w:tcPr/>
                 <w:p>
                   <w:pPr>
                     <w:pStyle w:val="Compact"/>
@@ -9268,25 +9598,15 @@
                     </m:r>
                   </m:oMath>
                   <w:r>
-                    <w:rPr>
-                      <w:b/>
-                    </w:rPr>
                     <w:t xml:space="preserve"> </w:t>
                   </w:r>
                   <w:r>
-                    <w:rPr>
-                      <w:b/>
-                    </w:rPr>
-                    <w:t xml:space="preserve">días</w:t>
+                    <w:t xml:space="preserve">días cal.</w:t>
                   </w:r>
                 </w:p>
               </w:tc>
               <w:tc>
-                <w:tcPr>
-                  <w:tcBorders>
-                    <w:bottom w:val="single" w:sz="6" w:space="0" w:color="222222"/>
-                  </w:tcBorders>
-                </w:tcPr>
+                <w:tcPr/>
                 <w:p>
                   <w:pPr>
                     <w:pStyle w:val="Compact"/>
@@ -9308,25 +9628,15 @@
                     </m:r>
                   </m:oMath>
                   <w:r>
-                    <w:rPr>
-                      <w:b/>
-                    </w:rPr>
                     <w:t xml:space="preserve"> </w:t>
                   </w:r>
                   <w:r>
-                    <w:rPr>
-                      <w:b/>
-                    </w:rPr>
-                    <w:t xml:space="preserve">días</w:t>
+                    <w:t xml:space="preserve">días cal.</w:t>
                   </w:r>
                 </w:p>
               </w:tc>
               <w:tc>
-                <w:tcPr>
-                  <w:tcBorders>
-                    <w:bottom w:val="single" w:sz="6" w:space="0" w:color="222222"/>
-                  </w:tcBorders>
-                </w:tcPr>
+                <w:tcPr/>
                 <w:p>
                   <w:pPr>
                     <w:pStyle w:val="Compact"/>
@@ -9348,25 +9658,28 @@
                     </m:r>
                   </m:oMath>
                   <w:r>
-                    <w:rPr>
-                      <w:b/>
-                    </w:rPr>
                     <w:t xml:space="preserve"> </w:t>
                   </w:r>
                   <w:r>
-                    <w:rPr>
-                      <w:b/>
-                    </w:rPr>
-                    <w:t xml:space="preserve">días</w:t>
+                    <w:t xml:space="preserve">días cal.</w:t>
                   </w:r>
                 </w:p>
               </w:tc>
               <w:tc>
-                <w:tcPr>
-                  <w:tcBorders>
-                    <w:bottom w:val="single" w:sz="6" w:space="0" w:color="222222"/>
-                  </w:tcBorders>
-                </w:tcPr>
+                <w:tcPr/>
+                <w:p>
+                  <w:pPr>
+                    <w:pStyle w:val="Compact"/>
+                    <w:jc w:val="center"/>
+                    <w:jc w:val="center"/>
+                  </w:pPr>
+                  <w:r>
+                    <w:t xml:space="preserve">Eventos con dato</w:t>
+                  </w:r>
+                </w:p>
+              </w:tc>
+              <w:tc>
+                <w:tcPr/>
                 <w:p>
                   <w:pPr>
                     <w:pStyle w:val="Compact"/>
@@ -9374,18 +9687,12 @@
                     <w:jc w:val="center"/>
                   </w:pPr>
                   <w:r>
-                    <w:rPr>
-                      <w:b/>
-                    </w:rPr>
                     <w:t xml:space="preserve">Interpretación Financiera</w:t>
                   </w:r>
                 </w:p>
               </w:tc>
             </w:tr>
             <w:tr>
-              <w:trPr>
-                <w:cantSplit/>
-              </w:trPr>
               <w:tc>
                 <w:tcPr/>
                 <w:p>
@@ -9438,7 +9745,7 @@
                     <w:jc w:val="center"/>
                   </w:pPr>
                   <w:r>
-                    <w:t xml:space="preserve">-0,73 %</w:t>
+                    <w:t xml:space="preserve">-0,33 %</w:t>
                   </w:r>
                 </w:p>
               </w:tc>
@@ -9451,7 +9758,7 @@
                     <w:jc w:val="center"/>
                   </w:pPr>
                   <w:r>
-                    <w:t xml:space="preserve">-0,71 %</w:t>
+                    <w:t xml:space="preserve">-0,89 %</w:t>
                   </w:r>
                 </w:p>
               </w:tc>
@@ -9473,6 +9780,19 @@
                 <w:p>
                   <w:pPr>
                     <w:pStyle w:val="Compact"/>
+                    <w:jc w:val="center"/>
+                    <w:jc w:val="center"/>
+                  </w:pPr>
+                  <w:r>
+                    <w:t xml:space="preserve">10</w:t>
+                  </w:r>
+                </w:p>
+              </w:tc>
+              <w:tc>
+                <w:tcPr/>
+                <w:p>
+                  <w:pPr>
+                    <w:pStyle w:val="Compact"/>
                     <w:jc w:val="left"/>
                     <w:jc w:val="center"/>
                   </w:pPr>
@@ -9483,9 +9803,6 @@
               </w:tc>
             </w:tr>
             <w:tr>
-              <w:trPr>
-                <w:cantSplit/>
-              </w:trPr>
               <w:tc>
                 <w:tcPr/>
                 <w:p>
@@ -9538,7 +9855,7 @@
                     <w:jc w:val="center"/>
                   </w:pPr>
                   <w:r>
-                    <w:t xml:space="preserve">-1,14 %</w:t>
+                    <w:t xml:space="preserve">+0,25 %</w:t>
                   </w:r>
                 </w:p>
               </w:tc>
@@ -9551,7 +9868,7 @@
                     <w:jc w:val="center"/>
                   </w:pPr>
                   <w:r>
-                    <w:t xml:space="preserve">-1,27 %</w:t>
+                    <w:t xml:space="preserve">+0,86 %</w:t>
                   </w:r>
                 </w:p>
               </w:tc>
@@ -9573,19 +9890,29 @@
                 <w:p>
                   <w:pPr>
                     <w:pStyle w:val="Compact"/>
+                    <w:jc w:val="center"/>
+                    <w:jc w:val="center"/>
+                  </w:pPr>
+                  <w:r>
+                    <w:t xml:space="preserve">9</w:t>
+                  </w:r>
+                </w:p>
+              </w:tc>
+              <w:tc>
+                <w:tcPr/>
+                <w:p>
+                  <w:pPr>
+                    <w:pStyle w:val="Compact"/>
                     <w:jc w:val="left"/>
                     <w:jc w:val="center"/>
                   </w:pPr>
                   <w:r>
-                    <w:t xml:space="preserve">Caída inicial y reversión al día 7</w:t>
+                    <w:t xml:space="preserve">Caída inicial mínima y rápida recuperación</w:t>
                   </w:r>
                 </w:p>
               </w:tc>
             </w:tr>
             <w:tr>
-              <w:trPr>
-                <w:cantSplit/>
-              </w:trPr>
               <w:tc>
                 <w:tcPr/>
                 <w:p>
@@ -9625,7 +9952,7 @@
                     <w:jc w:val="center"/>
                   </w:pPr>
                   <w:r>
-                    <w:t xml:space="preserve">+1,6 bps</w:t>
+                    <w:t xml:space="preserve">+2,3 bps</w:t>
                   </w:r>
                 </w:p>
               </w:tc>
@@ -9638,7 +9965,7 @@
                     <w:jc w:val="center"/>
                   </w:pPr>
                   <w:r>
-                    <w:t xml:space="preserve">+3,3 bps</w:t>
+                    <w:t xml:space="preserve">-8,6 bps</w:t>
                   </w:r>
                 </w:p>
               </w:tc>
@@ -9651,7 +9978,7 @@
                     <w:jc w:val="center"/>
                   </w:pPr>
                   <w:r>
-                    <w:t xml:space="preserve">-3,1 bps</w:t>
+                    <w:t xml:space="preserve">-1,9 bps</w:t>
                   </w:r>
                 </w:p>
               </w:tc>
@@ -9673,19 +10000,139 @@
                 <w:p>
                   <w:pPr>
                     <w:pStyle w:val="Compact"/>
+                    <w:jc w:val="center"/>
+                    <w:jc w:val="center"/>
+                  </w:pPr>
+                  <w:r>
+                    <w:t xml:space="preserve">9</w:t>
+                  </w:r>
+                </w:p>
+              </w:tc>
+              <w:tc>
+                <w:tcPr/>
+                <w:p>
+                  <w:pPr>
+                    <w:pStyle w:val="Compact"/>
                     <w:jc w:val="left"/>
                     <w:jc w:val="center"/>
                   </w:pPr>
                   <w:r>
-                    <w:t xml:space="preserve">Incremento en tasa con rápida estabilización</w:t>
+                    <w:t xml:space="preserve">Choque leve con reversión hacia el día 7</w:t>
                   </w:r>
                 </w:p>
               </w:tc>
             </w:tr>
             <w:tr>
-              <w:trPr>
-                <w:cantSplit/>
-              </w:trPr>
+              <w:tc>
+                <w:tcPr/>
+                <w:p>
+                  <w:pPr>
+                    <w:pStyle w:val="Compact"/>
+                    <w:jc w:val="left"/>
+                    <w:jc w:val="center"/>
+                  </w:pPr>
+                  <w:r>
+                    <w:t xml:space="preserve">IPI Extremo</w:t>
+                  </w:r>
+                  <w:r>
+                    <w:t xml:space="preserve"> </w:t>
+                  </w:r>
+                  <m:oMath>
+                    <m:r>
+                      <m:rPr>
+                        <m:sty m:val="p"/>
+                      </m:rPr>
+                      <m:t>→</m:t>
+                    </m:r>
+                  </m:oMath>
+                  <w:r>
+                    <w:t xml:space="preserve"> </w:t>
+                  </w:r>
+                  <w:r>
+                    <w:t xml:space="preserve">Precio Energía XM</w:t>
+                  </w:r>
+                </w:p>
+              </w:tc>
+              <w:tc>
+                <w:tcPr/>
+                <w:p>
+                  <w:pPr>
+                    <w:pStyle w:val="Compact"/>
+                    <w:jc w:val="right"/>
+                    <w:jc w:val="center"/>
+                  </w:pPr>
+                  <w:r>
+                    <w:t xml:space="preserve">+6,04 %</w:t>
+                  </w:r>
+                </w:p>
+              </w:tc>
+              <w:tc>
+                <w:tcPr/>
+                <w:p>
+                  <w:pPr>
+                    <w:pStyle w:val="Compact"/>
+                    <w:jc w:val="right"/>
+                    <w:jc w:val="center"/>
+                  </w:pPr>
+                  <w:r>
+                    <w:t xml:space="preserve">+20,50 %</w:t>
+                  </w:r>
+                </w:p>
+              </w:tc>
+              <w:tc>
+                <w:tcPr/>
+                <w:p>
+                  <w:pPr>
+                    <w:pStyle w:val="Compact"/>
+                    <w:jc w:val="right"/>
+                    <w:jc w:val="center"/>
+                  </w:pPr>
+                  <w:r>
+                    <w:t xml:space="preserve">+31,24 %</w:t>
+                  </w:r>
+                </w:p>
+              </w:tc>
+              <w:tc>
+                <w:tcPr/>
+                <w:p>
+                  <w:pPr>
+                    <w:pStyle w:val="Compact"/>
+                    <w:jc w:val="right"/>
+                    <w:jc w:val="center"/>
+                  </w:pPr>
+                  <w:r>
+                    <w:t xml:space="preserve">+31,89 %</w:t>
+                  </w:r>
+                </w:p>
+              </w:tc>
+              <w:tc>
+                <w:tcPr/>
+                <w:p>
+                  <w:pPr>
+                    <w:pStyle w:val="Compact"/>
+                    <w:jc w:val="center"/>
+                    <w:jc w:val="center"/>
+                  </w:pPr>
+                  <w:r>
+                    <w:t xml:space="preserve">10</w:t>
+                  </w:r>
+                </w:p>
+              </w:tc>
+              <w:tc>
+                <w:tcPr/>
+                <w:p>
+                  <w:pPr>
+                    <w:pStyle w:val="Compact"/>
+                    <w:jc w:val="left"/>
+                    <w:jc w:val="center"/>
+                  </w:pPr>
+                  <w:r>
+                    <w:t xml:space="preserve">Dinámica tarifaria propia del mercado eléctrico</w:t>
+                  </w:r>
+                </w:p>
+              </w:tc>
+            </w:tr>
+            <w:tr>
               <w:tc>
                 <w:tcPr/>
                 <w:p>
@@ -9738,7 +10185,7 @@
                     <w:jc w:val="center"/>
                   </w:pPr>
                   <w:r>
-                    <w:t xml:space="preserve">-0,45 %</w:t>
+                    <w:t xml:space="preserve">-0,07 %</w:t>
                   </w:r>
                 </w:p>
               </w:tc>
@@ -9751,7 +10198,7 @@
                     <w:jc w:val="center"/>
                   </w:pPr>
                   <w:r>
-                    <w:t xml:space="preserve">-0,52 %</w:t>
+                    <w:t xml:space="preserve">-0,43 %</w:t>
                   </w:r>
                 </w:p>
               </w:tc>
@@ -9773,6 +10220,19 @@
                 <w:p>
                   <w:pPr>
                     <w:pStyle w:val="Compact"/>
+                    <w:jc w:val="center"/>
+                    <w:jc w:val="center"/>
+                  </w:pPr>
+                  <w:r>
+                    <w:t xml:space="preserve">10</w:t>
+                  </w:r>
+                </w:p>
+              </w:tc>
+              <w:tc>
+                <w:tcPr/>
+                <w:p>
+                  <w:pPr>
+                    <w:pStyle w:val="Compact"/>
                     <w:jc w:val="left"/>
                     <w:jc w:val="center"/>
                   </w:pPr>
@@ -9783,9 +10243,6 @@
               </w:tc>
             </w:tr>
             <w:tr>
-              <w:trPr>
-                <w:cantSplit/>
-              </w:trPr>
               <w:tc>
                 <w:tcPr/>
                 <w:p>
@@ -9838,7 +10295,7 @@
                     <w:jc w:val="center"/>
                   </w:pPr>
                   <w:r>
-                    <w:t xml:space="preserve">+0,85 %</w:t>
+                    <w:t xml:space="preserve">+1,24 %</w:t>
                   </w:r>
                 </w:p>
               </w:tc>
@@ -9851,7 +10308,7 @@
                     <w:jc w:val="center"/>
                   </w:pPr>
                   <w:r>
-                    <w:t xml:space="preserve">+1,10 %</w:t>
+                    <w:t xml:space="preserve">+1,51 %</w:t>
                   </w:r>
                 </w:p>
               </w:tc>
@@ -9873,19 +10330,29 @@
                 <w:p>
                   <w:pPr>
                     <w:pStyle w:val="Compact"/>
+                    <w:jc w:val="center"/>
+                    <w:jc w:val="center"/>
+                  </w:pPr>
+                  <w:r>
+                    <w:t xml:space="preserve">10</w:t>
+                  </w:r>
+                </w:p>
+              </w:tc>
+              <w:tc>
+                <w:tcPr/>
+                <w:p>
+                  <w:pPr>
+                    <w:pStyle w:val="Compact"/>
                     <w:jc w:val="left"/>
                     <w:jc w:val="center"/>
                   </w:pPr>
                   <w:r>
-                    <w:t xml:space="preserve">Ausencia de caída sostenida</w:t>
+                    <w:t xml:space="preserve">Ausencia de caídas bursátiles sostenidas</w:t>
                   </w:r>
                 </w:p>
               </w:tc>
             </w:tr>
             <w:tr>
-              <w:trPr>
-                <w:cantSplit/>
-              </w:trPr>
               <w:tc>
                 <w:tcPr/>
                 <w:p>
@@ -9938,7 +10405,7 @@
                     <w:jc w:val="center"/>
                   </w:pPr>
                   <w:r>
-                    <w:t xml:space="preserve">-4,5 bps</w:t>
+                    <w:t xml:space="preserve">+8,4 bps</w:t>
                   </w:r>
                 </w:p>
               </w:tc>
@@ -9951,7 +10418,7 @@
                     <w:jc w:val="center"/>
                   </w:pPr>
                   <w:r>
-                    <w:t xml:space="preserve">-10,6 bps</w:t>
+                    <w:t xml:space="preserve">+11,8 bps</w:t>
                   </w:r>
                 </w:p>
               </w:tc>
@@ -9973,17 +10440,140 @@
                 <w:p>
                   <w:pPr>
                     <w:pStyle w:val="Compact"/>
+                    <w:jc w:val="center"/>
+                    <w:jc w:val="center"/>
+                  </w:pPr>
+                  <w:r>
+                    <w:t xml:space="preserve">10</w:t>
+                  </w:r>
+                </w:p>
+              </w:tc>
+              <w:tc>
+                <w:tcPr/>
+                <w:p>
+                  <w:pPr>
+                    <w:pStyle w:val="Compact"/>
                     <w:jc w:val="left"/>
                     <w:jc w:val="center"/>
                   </w:pPr>
                   <w:r>
-                    <w:t xml:space="preserve">Variación moderada en rendimientos soberanos</w:t>
+                    <w:t xml:space="preserve">Ajuste gradual en rendimientos soberanos</w:t>
+                  </w:r>
+                </w:p>
+              </w:tc>
+            </w:tr>
+            <w:tr>
+              <w:tc>
+                <w:tcPr/>
+                <w:p>
+                  <w:pPr>
+                    <w:pStyle w:val="Compact"/>
+                    <w:jc w:val="left"/>
+                    <w:jc w:val="center"/>
+                  </w:pPr>
+                  <w:r>
+                    <w:t xml:space="preserve">Negatividad Extrema</w:t>
+                  </w:r>
+                  <w:r>
+                    <w:t xml:space="preserve"> </w:t>
+                  </w:r>
+                  <m:oMath>
+                    <m:r>
+                      <m:rPr>
+                        <m:sty m:val="p"/>
+                      </m:rPr>
+                      <m:t>→</m:t>
+                    </m:r>
+                  </m:oMath>
+                  <w:r>
+                    <w:t xml:space="preserve"> </w:t>
+                  </w:r>
+                  <w:r>
+                    <w:t xml:space="preserve">Energía XM</w:t>
+                  </w:r>
+                </w:p>
+              </w:tc>
+              <w:tc>
+                <w:tcPr/>
+                <w:p>
+                  <w:pPr>
+                    <w:pStyle w:val="Compact"/>
+                    <w:jc w:val="right"/>
+                    <w:jc w:val="center"/>
+                  </w:pPr>
+                  <w:r>
+                    <w:t xml:space="preserve">+11,87 %</w:t>
+                  </w:r>
+                </w:p>
+              </w:tc>
+              <w:tc>
+                <w:tcPr/>
+                <w:p>
+                  <w:pPr>
+                    <w:pStyle w:val="Compact"/>
+                    <w:jc w:val="right"/>
+                    <w:jc w:val="center"/>
+                  </w:pPr>
+                  <w:r>
+                    <w:t xml:space="preserve">+10,95 %</w:t>
+                  </w:r>
+                </w:p>
+              </w:tc>
+              <w:tc>
+                <w:tcPr/>
+                <w:p>
+                  <w:pPr>
+                    <w:pStyle w:val="Compact"/>
+                    <w:jc w:val="right"/>
+                    <w:jc w:val="center"/>
+                  </w:pPr>
+                  <w:r>
+                    <w:t xml:space="preserve">+14,92 %</w:t>
+                  </w:r>
+                </w:p>
+              </w:tc>
+              <w:tc>
+                <w:tcPr/>
+                <w:p>
+                  <w:pPr>
+                    <w:pStyle w:val="Compact"/>
+                    <w:jc w:val="right"/>
+                    <w:jc w:val="center"/>
+                  </w:pPr>
+                  <w:r>
+                    <w:t xml:space="preserve">+12,17 %</w:t>
+                  </w:r>
+                </w:p>
+              </w:tc>
+              <w:tc>
+                <w:tcPr/>
+                <w:p>
+                  <w:pPr>
+                    <w:pStyle w:val="Compact"/>
+                    <w:jc w:val="center"/>
+                    <w:jc w:val="center"/>
+                  </w:pPr>
+                  <w:r>
+                    <w:t xml:space="preserve">10</w:t>
+                  </w:r>
+                </w:p>
+              </w:tc>
+              <w:tc>
+                <w:tcPr/>
+                <w:p>
+                  <w:pPr>
+                    <w:pStyle w:val="Compact"/>
+                    <w:jc w:val="left"/>
+                    <w:jc w:val="center"/>
+                  </w:pPr>
+                  <w:r>
+                    <w:t xml:space="preserve">Fluctuación propia del despacho eléctrico</w:t>
                   </w:r>
                 </w:p>
               </w:tc>
             </w:tr>
           </w:tbl>
-          <w:bookmarkEnd w:id="82"/>
+          <w:bookmarkEnd w:id="88"/>
           <w:p/>
         </w:tc>
       </w:tr>
@@ -9995,7 +10585,7 @@
       <w:r>
         <w:t xml:space="preserve">El mapa de calor de las respuestas acumuladas (</w:t>
       </w:r>
-      <w:hyperlink w:anchor="fig-event-study-heatmap">
+      <w:hyperlink w:anchor="fig-eventos">
         <w:r>
           <w:rPr>
             <w:rStyle w:val="Hyperlink"/>
@@ -10004,14 +10594,13 @@
         </w:r>
       </w:hyperlink>
       <w:r>
-        <w:t xml:space="preserve">) ilustra la rápida reversión de las perturbaciones emocionales hacia sus promedios históricos.</w:t>
+        <w:t xml:space="preserve">) ilustra la rápida estabilización de las perturbaciones emocionales hacia sus promedios históricos, sin generar rupturas estructurales en las cotizaciones financieras.</w:t>
       </w:r>
     </w:p>
     <w:tbl>
       <w:tblPr>
         <w:tblStyle w:val="Table"/>
         <w:tblW w:type="pct" w:w="5000"/>
-        <w:jc w:val="center"/>
         <w:tblLayout w:type="fixed"/>
         <w:tblLook w:firstRow="0" w:lastRow="0" w:firstColumn="0" w:lastColumn="0" w:noHBand="0" w:noVBand="0" w:val="0000"/>
       </w:tblPr>
@@ -10021,7 +10610,7 @@
       <w:tr>
         <w:tc>
           <w:tcPr/>
-          <w:bookmarkStart w:id="86" w:name="fig-event-study-heatmap"/>
+          <w:bookmarkStart w:id="92" w:name="fig-eventos"/>
           <w:p>
             <w:pPr>
               <w:pStyle w:val="Compact"/>
@@ -10030,20 +10619,20 @@
             <w:r>
               <w:drawing>
                 <wp:inline>
-                  <wp:extent cx="5349240" cy="2971800"/>
+                  <wp:extent cx="5646420" cy="3136900"/>
                   <wp:effectExtent b="0" l="0" r="0" t="0"/>
-                  <wp:docPr descr="" title="" id="84" name="Picture"/>
+                  <wp:docPr descr="" title="" id="90" name="Picture"/>
                   <a:graphic>
                     <a:graphicData uri="http://schemas.openxmlformats.org/drawingml/2006/picture">
                       <pic:pic>
                         <pic:nvPicPr>
-                          <pic:cNvPr descr="../../output/figures/español/event_study_respuestas_heatmap.png" id="85" name="Picture"/>
+                          <pic:cNvPr descr="../../output/figures/español/event_study_respuestas_heatmap.png" id="91" name="Picture"/>
                           <pic:cNvPicPr>
                             <a:picLocks noChangeArrowheads="1" noChangeAspect="1"/>
                           </pic:cNvPicPr>
                         </pic:nvPicPr>
                         <pic:blipFill>
-                          <a:blip r:embed="rId83"/>
+                          <a:blip r:embed="rId89"/>
                           <a:stretch>
                             <a:fillRect/>
                           </a:stretch>
@@ -10051,7 +10640,7 @@
                         <pic:spPr bwMode="auto">
                           <a:xfrm>
                             <a:off x="0" y="0"/>
-                            <a:ext cx="5349240" cy="2971800"/>
+                            <a:ext cx="5646420" cy="3136900"/>
                           </a:xfrm>
                           <a:prstGeom prst="rect">
                             <a:avLst/>
@@ -10075,21 +10664,21 @@
               <w:jc w:val="center"/>
             </w:pPr>
             <w:pPr>
-              <w:jc w:val="left"/>
+              <w:jc w:val="start"/>
               <w:spacing w:before="200"/>
               <w:pStyle w:val="ImageCaption"/>
             </w:pPr>
             <w:r>
-              <w:t xml:space="preserve">Figura 9: Mapa de calor de respuestas financieras acumuladas tras eventos discursivos extremos.</w:t>
+              <w:t xml:space="preserve">Figura 9: Mapa de calor de respuestas financieras acumuladas tras eventos discursivos extremos. Fuente: elaboración de los autores.</w:t>
             </w:r>
           </w:p>
-          <w:bookmarkEnd w:id="86"/>
+          <w:bookmarkEnd w:id="92"/>
         </w:tc>
       </w:tr>
     </w:tbl>
-    <w:bookmarkEnd w:id="87"/>
-    <w:bookmarkEnd w:id="88"/>
-    <w:bookmarkStart w:id="89" w:name="discusión"/>
+    <w:bookmarkEnd w:id="93"/>
+    <w:bookmarkEnd w:id="94"/>
+    <w:bookmarkStart w:id="95" w:name="discusión"/>
     <w:p>
       <w:pPr>
         <w:pStyle w:val="Heading1"/>
@@ -10157,7 +10746,7 @@
         </m:r>
       </m:oMath>
       <w:r>
-        <w:t xml:space="preserve">), respaldada en términos de política pública y reformas estructurales. Esta distinción indica que el contenido emitido por el jefe de Estado opera como un canal de fijación de agenda de gobierno, más que como una fuente de tensión afectiva permanente.</w:t>
+        <w:t xml:space="preserve">), respaldada en términos de política pública y reformas gubernamentales. Esta distinción indica que el contenido emitido por el jefe de Estado opera principalmente como un canal de fijación de agenda de gobierno, más que como una fuente de tensión afectiva desestabilizadora.</w:t>
       </w:r>
     </w:p>
     <w:p>
@@ -10179,7 +10768,7 @@
         <w:t xml:space="preserve"> </w:t>
       </w:r>
       <w:r>
-        <w:t xml:space="preserve">Frente a la percepción de que las declaraciones presidenciales provocan movimientos directos sobre las cotizaciones del dólar o las acciones, las pruebas de causalidad de Granger descartan dicha relación a frecuencia diaria. Aunque se registran cinco rechazos nominales al 5 % (concentrados en la TRM), ninguno de ellos conserva significancia tras el ajuste por multiplicidad mediante el procedimiento de Benjamini-Hochberg (</w:t>
+        <w:t xml:space="preserve">Frente a la percepción común de que las declaraciones presidenciales provocan movimientos directos sobre las cotizaciones del dólar o las acciones, las pruebas de causalidad de Granger descartan dicha relación a frecuencia diaria. Aunque se registran cinco rechazos nominales al 5 % (concentrados en la TRM), ninguno de ellos conserva significancia tras el ajuste por multiplicidad mediante el procedimiento de Benjamini-Hochberg (</w:t>
       </w:r>
       <m:oMath>
         <m:r>
@@ -10205,7 +10794,7 @@
         </m:r>
       </m:oMath>
       <w:r>
-        <w:t xml:space="preserve">). Este hallazgo es coherente con la hipótesis de eficiencia informativa semifuerte</w:t>
+        <w:t xml:space="preserve">). Este hallazgo es plenamente coherente con la hipótesis de eficiencia informativa semifuerte</w:t>
       </w:r>
       <w:r>
         <w:t xml:space="preserve"> </w:t>
@@ -10247,7 +10836,7 @@
         <w:t xml:space="preserve"> </w:t>
       </w:r>
       <w:r>
-        <w:t xml:space="preserve">La literatura de finanzas conductuales sugiere que emociones como el miedo o la ira pueden incrementar la aversión al riesgo o inducir sobre-reacciones</w:t>
+        <w:t xml:space="preserve">La literatura de finanzas conductuales sugiere que emociones como el miedo o la ira pueden incrementar la aversión al riesgo o inducir sobrerreacciones</w:t>
       </w:r>
       <w:r>
         <w:t xml:space="preserve"> </w:t>
@@ -10327,14 +10916,12 @@
         <m:r>
           <m:t>0119</m:t>
         </m:r>
-      </m:oMath>
-      <w:r>
-        <w:t xml:space="preserve">;</w:t>
-      </w:r>
-      <w:r>
-        <w:t xml:space="preserve"> </w:t>
-      </w:r>
-      <m:oMath>
+        <m:r>
+          <m:rPr>
+            <m:sty m:val="p"/>
+          </m:rPr>
+          <m:t>;</m:t>
+        </m:r>
         <m:r>
           <m:t>p</m:t>
         </m:r>
@@ -10358,7 +10945,7 @@
         </m:r>
       </m:oMath>
       <w:r>
-        <w:t xml:space="preserve">) y correlaciones condicionales dinámicas promedio moderadas (-0,043 a +0,057). Asimismo, el estudio de eventos ante choques extremos de IPI y negatividad evidencia que las fluctuaciones de precios se revierten en ventanas de tres a siete días hábiles. Las perturbaciones discursivas actúan como choques de atención de corto plazo</w:t>
+        <w:t xml:space="preserve">) y correlaciones condicionales dinámicas promedio moderadas (-0,043 a +0,057). Asimismo, el estudio de eventos ante choques extremos de IPI y negatividad evidencia que las fluctuaciones de precios se estabilizan en ventanas de tres a siete días calendario. Las perturbaciones discursivas actúan como choques de atención de corto plazo</w:t>
       </w:r>
       <w:r>
         <w:t xml:space="preserve"> </w:t>
@@ -10417,7 +11004,17 @@
         <w:t xml:space="preserve"> </w:t>
       </w:r>
       <w:r>
-        <w:t xml:space="preserve">Las trayectorias de la TRM, el COLCAP y la curva de rendimientos TES responden prioritariamente a las decisiones de política monetaria del Banco de la República, la prima de riesgo soberano internacional y las condiciones de liquidez global. El mercado procesa la actividad en Twitter como ruido comunicativo y preserva su anclaje en fundamentales macroeconómicos.</w:t>
+        <w:t xml:space="preserve">Las trayectorias de la TRM, el COLCAP y la curva de rendimientos de los TES responden prioritariamente a las decisiones de política monetaria del Banco de la República, la prima de riesgo soberano internacional y las condiciones de liquidez global. El mercado procesa la actividad en Twitter como ruido comunicativo y preserva su anclaje en fundamentales macroeconómicos.</w:t>
+      </w:r>
+    </w:p>
+    <w:bookmarkEnd w:id="95"/>
+    <w:bookmarkStart w:id="96" w:name="X120a7c6918207ee91b1e6e6dadd57a08464ba5d"/>
+    <w:p>
+      <w:pPr>
+        <w:pStyle w:val="Heading1"/>
+      </w:pPr>
+      <w:r>
+        <w:t xml:space="preserve">6. Limitaciones y líneas futuras de investigación</w:t>
       </w:r>
     </w:p>
     <w:p>
@@ -10425,35 +11022,15 @@
         <w:pStyle w:val="FirstParagraph"/>
       </w:pPr>
       <w:r>
-        <w:rPr>
-          <w:b/>
-          <w:bCs/>
-        </w:rPr>
-        <w:t xml:space="preserve">Implicación teórica y financiera:</w:t>
-      </w:r>
-      <w:r>
-        <w:t xml:space="preserve"> </w:t>
-      </w:r>
-      <w:r>
-        <w:t xml:space="preserve">A frecuencia diaria, las señales discursivas emitidas por la presidencia en Twitter/X carecen de capacidad para desviar sistemáticamente las cotizaciones bursátiles y cambiarias en Colombia. Este desacople respalda la hipótesis de eficiencia informativa y evidencia la resiliencia institucional de los mercados financieros locales ante la retórica de redes sociales.</w:t>
-      </w:r>
-    </w:p>
-    <w:bookmarkEnd w:id="89"/>
-    <w:bookmarkStart w:id="90" w:name="X120a7c6918207ee91b1e6e6dadd57a08464ba5d"/>
-    <w:p>
-      <w:pPr>
-        <w:pStyle w:val="Heading1"/>
-      </w:pPr>
-      <w:r>
-        <w:t xml:space="preserve">6. Limitaciones y líneas futuras de investigación</w:t>
+        <w:t xml:space="preserve">El análisis presenta tres limitaciones metodológicas que delimitan su alcance y orientan trabajos futuros:</w:t>
       </w:r>
     </w:p>
     <w:p>
       <w:pPr>
-        <w:pStyle w:val="FirstParagraph"/>
-      </w:pPr>
-      <w:r>
-        <w:t xml:space="preserve">El análisis presenta tres limitaciones que delimitan su alcance y orientan trabajos futuros:</w:t>
+        <w:pStyle w:val="BodyText"/>
+      </w:pPr>
+      <w:r>
+        <w:t xml:space="preserve">Primero, la concentración temporal del corpus secundario de opinión pública (97,49 % de los mensajes a las 18:00 COT con un cupo diario fijo de 10 tweets) restringió la modelación econométrica al censo oficial de @petrogustavo. Extensiones posteriores podrían implementar extracciones estratificadas uniformes a lo largo de las 24 horas para reincorporar la conversación ciudadana al análisis dinámico.</w:t>
       </w:r>
     </w:p>
     <w:p>
@@ -10461,7 +11038,7 @@
         <w:pStyle w:val="BodyText"/>
       </w:pPr>
       <w:r>
-        <w:t xml:space="preserve">Primero, la concentración temporal del corpus secundario de opinión pública (97,49 % de los mensajes a las 18:00 COT con un cupo diario fijo) restringió la modelación econométrica al censo oficial de @petrogustavo. Extensiones posteriores podrían implementar extracciones estratificadas uniformes a lo largo de las 24 horas para reincorporar la conversación ciudadana al análisis dinámico.</w:t>
+        <w:t xml:space="preserve">Segundo, aunque los diccionarios léxicos como NRC y el marco sentimétrico son transparentes y reproducibles, presentan restricciones para capturar la ironía, el sarcasmo y el lenguaje contextual del debate político. La calibración de modelos de lenguaje basados en transformadores (como RoBERTa en español) adaptados al léxico financiero constituye una línea promisoria de refinamiento metodológico.</w:t>
       </w:r>
     </w:p>
     <w:p>
@@ -10469,34 +11046,11 @@
         <w:pStyle w:val="BodyText"/>
       </w:pPr>
       <w:r>
-        <w:t xml:space="preserve">Segundo, aunque los diccionarios léxicos como NRC y el marco</w:t>
-      </w:r>
-      <w:r>
-        <w:t xml:space="preserve"> </w:t>
-      </w:r>
-      <w:r>
-        <w:rPr>
-          <w:rStyle w:val="VerbatimChar"/>
-        </w:rPr>
-        <w:t xml:space="preserve">sentometrics</w:t>
-      </w:r>
-      <w:r>
-        <w:t xml:space="preserve"> </w:t>
-      </w:r>
-      <w:r>
-        <w:t xml:space="preserve">son transparentes y reproducibles, presentan restricciones para capturar la ironía, el sarcasmo y el lenguaje contextual del debate político. La calibración de modelos de lenguaje basados en transformadores (como RoBERTa en español) adaptados al léxico financiero constituye una línea promisoria de refinamiento metodológico.</w:t>
+        <w:t xml:space="preserve">Tercero, la agregación a la frecuencia diaria diluye posibles efectos intradiarios de microestructura. La incorporación de registros transaccionales minuto a minuto en los mercados cambiarios y bursátiles permitiría verificar si existen respuestas de muy corto plazo que se absorben antes del cierre de cada sesión.</w:t>
       </w:r>
     </w:p>
-    <w:p>
-      <w:pPr>
-        <w:pStyle w:val="BodyText"/>
-      </w:pPr>
-      <w:r>
-        <w:t xml:space="preserve">Tercero, la agregación a frecuencia diaria diluye posibles efectos intradiarios de microestructura. La incorporación de registros transaccionales minuto a minuto en los mercados cambiario y bursátil permitiría verificar si existen respuestas de muy corto plazo que se absorben antes del cierre de cada sesión.</w:t>
-      </w:r>
-    </w:p>
-    <w:bookmarkEnd w:id="90"/>
-    <w:bookmarkStart w:id="91" w:name="conclusiones"/>
+    <w:bookmarkEnd w:id="96"/>
+    <w:bookmarkStart w:id="97" w:name="conclusiones"/>
     <w:p>
       <w:pPr>
         <w:pStyle w:val="Heading1"/>
@@ -10522,14 +11076,7 @@
         </w:numPr>
       </w:pPr>
       <w:r>
-        <w:rPr>
-          <w:b/>
-          <w:bCs/>
-        </w:rPr>
-        <w:t xml:space="preserve">El perfil discursivo presidencial refleja una retórica institucional de política pública</w:t>
-      </w:r>
-      <w:r>
-        <w:t xml:space="preserve">, con polaridad neta positiva promedio (</w:t>
+        <w:t xml:space="preserve">El perfil discursivo presidencial refleja una retórica institucional de política pública, con polaridad neta positiva promedio (</w:t>
       </w:r>
       <m:oMath>
         <m:r>
@@ -10573,17 +11120,7 @@
         </w:numPr>
       </w:pPr>
       <w:r>
-        <w:rPr>
-          <w:b/>
-          <w:bCs/>
-        </w:rPr>
-        <w:t xml:space="preserve">Las variables financieras colombianas son estadísticamente independientes del tono discursivo en redes.</w:t>
-      </w:r>
-      <w:r>
-        <w:t xml:space="preserve"> </w:t>
-      </w:r>
-      <w:r>
-        <w:t xml:space="preserve">Las pruebas de precedencia de Granger descartan predictibilidad lineal sobre divisas, acciones, renta fija y energía; de las 112 especificaciones evaluadas, ninguna sobrevive al control riguroso de la tasa de falsos descubrimientos (</w:t>
+        <w:t xml:space="preserve">Las variables financieras colombianas son estadísticamente independientes del tono discursivo en redes a frecuencia diaria. Las pruebas de precedencia de Granger descartan predictibilidad lineal sobre divisas, acciones, renta fija y energía; de las 112 especificaciones evaluadas en la familia presidencial, ninguna sobrevive al control riguroso de la tasa de falsos descubrimientos (</w:t>
       </w:r>
       <m:oMath>
         <m:r>
@@ -10621,17 +11158,7 @@
         </w:numPr>
       </w:pPr>
       <w:r>
-        <w:rPr>
-          <w:b/>
-          <w:bCs/>
-        </w:rPr>
-        <w:t xml:space="preserve">Las emociones individuales de valencia negativa no configuran un canal de contagio hacia las primas de riesgo.</w:t>
-      </w:r>
-      <w:r>
-        <w:t xml:space="preserve"> </w:t>
-      </w:r>
-      <w:r>
-        <w:t xml:space="preserve">Ni el miedo ni la ira presidencial muestran capacidad explicativa sobre los rendimientos o la volatilidad de los activos evaluados a frecuencia diaria.</w:t>
+        <w:t xml:space="preserve">Las emociones individuales de valencia negativa no configuran un canal de contagio hacia las primas de riesgo. Ni el miedo ni la ira presidencial muestran capacidad explicativa sobre los rendimientos o la volatilidad de los activos evaluados.</w:t>
       </w:r>
     </w:p>
     <w:p>
@@ -10643,17 +11170,7 @@
         </w:numPr>
       </w:pPr>
       <w:r>
-        <w:rPr>
-          <w:b/>
-          <w:bCs/>
-        </w:rPr>
-        <w:t xml:space="preserve">Las perturbaciones asociadas a episodios discursivos extremos son transitorias y revierten en pocos días.</w:t>
-      </w:r>
-      <w:r>
-        <w:t xml:space="preserve"> </w:t>
-      </w:r>
-      <w:r>
-        <w:t xml:space="preserve">El modelo DCC-GARCH indica una baja sensibilidad condicional a innovaciones discursivas (</w:t>
+        <w:t xml:space="preserve">Las perturbaciones asociadas a episodios discursivos extremos son transitorias y revierten en pocos días. El modelo DCC-GARCH indica una baja sensibilidad condicional a innovaciones discursivas (</w:t>
       </w:r>
       <m:oMath>
         <m:r>
@@ -10677,14 +11194,12 @@
         <m:r>
           <m:t>0119</m:t>
         </m:r>
-      </m:oMath>
-      <w:r>
-        <w:t xml:space="preserve">;</w:t>
-      </w:r>
-      <w:r>
-        <w:t xml:space="preserve"> </w:t>
-      </w:r>
-      <m:oMath>
+        <m:r>
+          <m:rPr>
+            <m:sty m:val="p"/>
+          </m:rPr>
+          <m:t>;</m:t>
+        </m:r>
         <m:r>
           <m:t>p</m:t>
         </m:r>
@@ -10751,7 +11266,10 @@
         </m:r>
       </m:oMath>
       <w:r>
-        <w:t xml:space="preserve">.</w:t>
+        <w:t xml:space="preserve"> </w:t>
+      </w:r>
+      <w:r>
+        <w:t xml:space="preserve">calendario.</w:t>
       </w:r>
     </w:p>
     <w:p>
@@ -10763,14 +11281,7 @@
         </w:numPr>
       </w:pPr>
       <w:r>
-        <w:rPr>
-          <w:b/>
-          <w:bCs/>
-        </w:rPr>
-        <w:t xml:space="preserve">Los precios de equilibrio de los activos permanecen anclados en fundamentos macroeconómicos</w:t>
-      </w:r>
-      <w:r>
-        <w:t xml:space="preserve">, reflejando la postura del banco central, el riesgo soberano y las tendencias de los mercados internacionales por encima de la retórica digital de coyuntura.</w:t>
+        <w:t xml:space="preserve">Los precios de equilibrio de los activos permanecen anclados en fundamentos macroeconómicos, reflejando la postura del banco central, el riesgo soberano y las tendencias de los mercados internacionales por encima de la retórica digital de coyuntura.</w:t>
       </w:r>
     </w:p>
     <w:p>
@@ -10791,8 +11302,8 @@
         <w:t xml:space="preserve">El sentimiento discursivo presidencial en Twitter/X moviliza la atención ciudadana y dinamiza el debate público, pero no constituye un determinante sistemático de los precios en los mercados financieros colombianos. La evidencia empírica respalda la hipótesis de eficiencia semifuerte a nivel diario y confirma la solidez institucional de los mercados domésticos frente al flujo comunicativo de redes sociales.</w:t>
       </w:r>
     </w:p>
-    <w:bookmarkEnd w:id="91"/>
-    <w:bookmarkStart w:id="93" w:name="disponibilidad-de-datos-y-código"/>
+    <w:bookmarkEnd w:id="97"/>
+    <w:bookmarkStart w:id="99" w:name="disponibilidad-de-datos-y-código"/>
     <w:p>
       <w:pPr>
         <w:pStyle w:val="Heading1"/>
@@ -10809,9 +11320,9 @@
         <w:t xml:space="preserve">Todos los conjuntos de datos limpios, tablas de resultados, figuras en alta resolución y el cuaderno metodológico reproducible en Quarto se encuentran públicamente disponibles en el repositorio de GitHub:</w:t>
       </w:r>
       <w:r>
-        <w:t xml:space="preserve"> </w:t>
-      </w:r>
-      <w:hyperlink r:id="rId92">
+        <w:br/>
+      </w:r>
+      <w:hyperlink r:id="rId98">
         <w:r>
           <w:rPr>
             <w:rStyle w:val="Hyperlink"/>
@@ -10823,8 +11334,8 @@
         <w:t xml:space="preserve">.</w:t>
       </w:r>
     </w:p>
-    <w:bookmarkEnd w:id="93"/>
-    <w:bookmarkStart w:id="94" w:name="declaración-de-conflicto-de-interés"/>
+    <w:bookmarkEnd w:id="99"/>
+    <w:bookmarkStart w:id="100" w:name="declaración-de-conflicto-de-interés"/>
     <w:p>
       <w:pPr>
         <w:pStyle w:val="Heading1"/>
@@ -10841,8 +11352,8 @@
         <w:t xml:space="preserve">Los autores declaran no tener conflictos de interés ni compromisos financieros relacionados con la publicación de este artículo.</w:t>
       </w:r>
     </w:p>
-    <w:bookmarkEnd w:id="94"/>
-    <w:bookmarkStart w:id="95" w:name="declaración-de-financiación"/>
+    <w:bookmarkEnd w:id="100"/>
+    <w:bookmarkStart w:id="101" w:name="declaración-de-financiación"/>
     <w:p>
       <w:pPr>
         <w:pStyle w:val="Heading1"/>
@@ -10859,8 +11370,8 @@
         <w:t xml:space="preserve">Esta investigación fue realizada en el marco del Semillero de Investigación de la Facultad de Economía de la Universidad Militar Nueva Granada (Bogotá, Colombia) y no contó con fuentes de financiación externas.</w:t>
       </w:r>
     </w:p>
-    <w:bookmarkEnd w:id="95"/>
-    <w:bookmarkStart w:id="187" w:name="referencias"/>
+    <w:bookmarkEnd w:id="101"/>
+    <w:bookmarkStart w:id="193" w:name="referencias"/>
     <w:p>
       <w:pPr>
         <w:pStyle w:val="Heading1"/>
@@ -10869,8 +11380,8 @@
         <w:t xml:space="preserve">Referencias</w:t>
       </w:r>
     </w:p>
-    <w:bookmarkStart w:id="186" w:name="refs"/>
-    <w:bookmarkStart w:id="97" w:name="ref-sentometrics_jss"/>
+    <w:bookmarkStart w:id="192" w:name="refs"/>
+    <w:bookmarkStart w:id="103" w:name="ref-sentometrics_jss"/>
     <w:p>
       <w:pPr>
         <w:pStyle w:val="Bibliography"/>
@@ -10919,7 +11430,7 @@
       <w:r>
         <w:t xml:space="preserve"> </w:t>
       </w:r>
-      <w:hyperlink r:id="rId96">
+      <w:hyperlink r:id="rId102">
         <w:r>
           <w:rPr>
             <w:rStyle w:val="Hyperlink"/>
@@ -10928,8 +11439,8 @@
         </w:r>
       </w:hyperlink>
     </w:p>
-    <w:bookmarkEnd w:id="97"/>
-    <w:bookmarkStart w:id="99" w:name="ref-baker_wurgler_2006"/>
+    <w:bookmarkEnd w:id="103"/>
+    <w:bookmarkStart w:id="105" w:name="ref-baker_wurgler_2006"/>
     <w:p>
       <w:pPr>
         <w:pStyle w:val="Bibliography"/>
@@ -10966,7 +11477,7 @@
       <w:r>
         <w:t xml:space="preserve"> </w:t>
       </w:r>
-      <w:hyperlink r:id="rId98">
+      <w:hyperlink r:id="rId104">
         <w:r>
           <w:rPr>
             <w:rStyle w:val="Hyperlink"/>
@@ -10975,8 +11486,8 @@
         </w:r>
       </w:hyperlink>
     </w:p>
-    <w:bookmarkEnd w:id="99"/>
-    <w:bookmarkStart w:id="101" w:name="ref-baker_bloom_davis_2016"/>
+    <w:bookmarkEnd w:id="105"/>
+    <w:bookmarkStart w:id="107" w:name="ref-baker_bloom_davis_2016"/>
     <w:p>
       <w:pPr>
         <w:pStyle w:val="Bibliography"/>
@@ -11013,7 +11524,7 @@
       <w:r>
         <w:t xml:space="preserve"> </w:t>
       </w:r>
-      <w:hyperlink r:id="rId100">
+      <w:hyperlink r:id="rId106">
         <w:r>
           <w:rPr>
             <w:rStyle w:val="Hyperlink"/>
@@ -11022,8 +11533,8 @@
         </w:r>
       </w:hyperlink>
     </w:p>
-    <w:bookmarkEnd w:id="101"/>
-    <w:bookmarkStart w:id="103" w:name="ref-barber_odean_2008"/>
+    <w:bookmarkEnd w:id="107"/>
+    <w:bookmarkStart w:id="109" w:name="ref-barber_odean_2008"/>
     <w:p>
       <w:pPr>
         <w:pStyle w:val="Bibliography"/>
@@ -11060,7 +11571,7 @@
       <w:r>
         <w:t xml:space="preserve"> </w:t>
       </w:r>
-      <w:hyperlink r:id="rId102">
+      <w:hyperlink r:id="rId108">
         <w:r>
           <w:rPr>
             <w:rStyle w:val="Hyperlink"/>
@@ -11069,8 +11580,42 @@
         </w:r>
       </w:hyperlink>
     </w:p>
-    <w:bookmarkEnd w:id="103"/>
-    <w:bookmarkStart w:id="105" w:name="ref-quanteda"/>
+    <w:bookmarkEnd w:id="109"/>
+    <w:bookmarkStart w:id="111" w:name="ref-benoit_textual_2018"/>
+    <w:p>
+      <w:pPr>
+        <w:pStyle w:val="Bibliography"/>
+      </w:pPr>
+      <w:r>
+        <w:t xml:space="preserve">Benoit, K., Nulty, P., Barber, P., Watanabe, K., &amp; Lauderdale, B. (2016).</w:t>
+      </w:r>
+      <w:r>
+        <w:t xml:space="preserve"> </w:t>
+      </w:r>
+      <w:r>
+        <w:rPr>
+          <w:i/>
+          <w:iCs/>
+        </w:rPr>
+        <w:t xml:space="preserve">quanteda: Quantitative Analysis of Textual Data</w:t>
+      </w:r>
+      <w:r>
+        <w:t xml:space="preserve">.</w:t>
+      </w:r>
+      <w:r>
+        <w:t xml:space="preserve"> </w:t>
+      </w:r>
+      <w:hyperlink r:id="rId110">
+        <w:r>
+          <w:rPr>
+            <w:rStyle w:val="Hyperlink"/>
+          </w:rPr>
+          <w:t xml:space="preserve">https://cran.r-project.org/package=quanteda</w:t>
+        </w:r>
+      </w:hyperlink>
+    </w:p>
+    <w:bookmarkEnd w:id="111"/>
+    <w:bookmarkStart w:id="113" w:name="ref-quanteda"/>
     <w:p>
       <w:pPr>
         <w:pStyle w:val="Bibliography"/>
@@ -11107,7 +11652,7 @@
       <w:r>
         <w:t xml:space="preserve"> </w:t>
       </w:r>
-      <w:hyperlink r:id="rId104">
+      <w:hyperlink r:id="rId112">
         <w:r>
           <w:rPr>
             <w:rStyle w:val="Hyperlink"/>
@@ -11116,8 +11661,8 @@
         </w:r>
       </w:hyperlink>
     </w:p>
-    <w:bookmarkEnd w:id="105"/>
-    <w:bookmarkStart w:id="107" w:name="ref-bianchi_gomezcram_kung_2024"/>
+    <w:bookmarkEnd w:id="113"/>
+    <w:bookmarkStart w:id="115" w:name="ref-bianchi_gomezcram_kung_2024"/>
     <w:p>
       <w:pPr>
         <w:pStyle w:val="Bibliography"/>
@@ -11154,7 +11699,7 @@
       <w:r>
         <w:t xml:space="preserve"> </w:t>
       </w:r>
-      <w:hyperlink r:id="rId106">
+      <w:hyperlink r:id="rId114">
         <w:r>
           <w:rPr>
             <w:rStyle w:val="Hyperlink"/>
@@ -11163,8 +11708,8 @@
         </w:r>
       </w:hyperlink>
     </w:p>
-    <w:bookmarkEnd w:id="107"/>
-    <w:bookmarkStart w:id="108" w:name="ref-blei_2003"/>
+    <w:bookmarkEnd w:id="115"/>
+    <w:bookmarkStart w:id="116" w:name="ref-blei_2003"/>
     <w:p>
       <w:pPr>
         <w:pStyle w:val="Bibliography"/>
@@ -11199,8 +11744,8 @@
         <w:t xml:space="preserve">(Jan), 993-1022.</w:t>
       </w:r>
     </w:p>
-    <w:bookmarkEnd w:id="108"/>
-    <w:bookmarkStart w:id="110" w:name="ref-bollen_pepe_mao_2011"/>
+    <w:bookmarkEnd w:id="116"/>
+    <w:bookmarkStart w:id="118" w:name="ref-bollen_mao_zeng_2011"/>
     <w:p>
       <w:pPr>
         <w:pStyle w:val="Bibliography"/>
@@ -11237,7 +11782,7 @@
       <w:r>
         <w:t xml:space="preserve"> </w:t>
       </w:r>
-      <w:hyperlink r:id="rId109">
+      <w:hyperlink r:id="rId117">
         <w:r>
           <w:rPr>
             <w:rStyle w:val="Hyperlink"/>
@@ -11246,8 +11791,8 @@
         </w:r>
       </w:hyperlink>
     </w:p>
-    <w:bookmarkEnd w:id="110"/>
-    <w:bookmarkStart w:id="111" w:name="ref-bondi_scott_2010"/>
+    <w:bookmarkEnd w:id="118"/>
+    <w:bookmarkStart w:id="119" w:name="ref-bondi_scott_2010"/>
     <w:p>
       <w:pPr>
         <w:pStyle w:val="Bibliography"/>
@@ -11272,8 +11817,8 @@
         <w:t xml:space="preserve">(Vol. 41). John Benjamins Publishing.</w:t>
       </w:r>
     </w:p>
-    <w:bookmarkEnd w:id="111"/>
-    <w:bookmarkStart w:id="112" w:name="ref-casallas_2020"/>
+    <w:bookmarkEnd w:id="119"/>
+    <w:bookmarkStart w:id="120" w:name="ref-casallas_2020"/>
     <w:p>
       <w:pPr>
         <w:pStyle w:val="Bibliography"/>
@@ -11354,8 +11899,8 @@
         <w:t xml:space="preserve">[{B.S.} thesis]. Universidad de La Sabana.</w:t>
       </w:r>
     </w:p>
-    <w:bookmarkEnd w:id="112"/>
-    <w:bookmarkStart w:id="114" w:name="ref-da_engelberg_gao_2011"/>
+    <w:bookmarkEnd w:id="120"/>
+    <w:bookmarkStart w:id="122" w:name="ref-da_engelberg_gao_2011"/>
     <w:p>
       <w:pPr>
         <w:pStyle w:val="Bibliography"/>
@@ -11392,7 +11937,7 @@
       <w:r>
         <w:t xml:space="preserve"> </w:t>
       </w:r>
-      <w:hyperlink r:id="rId113">
+      <w:hyperlink r:id="rId121">
         <w:r>
           <w:rPr>
             <w:rStyle w:val="Hyperlink"/>
@@ -11401,8 +11946,8 @@
         </w:r>
       </w:hyperlink>
     </w:p>
-    <w:bookmarkEnd w:id="114"/>
-    <w:bookmarkStart w:id="116" w:name="ref-delong_1990"/>
+    <w:bookmarkEnd w:id="122"/>
+    <w:bookmarkStart w:id="124" w:name="X373d1b28f44664a0cd28463ab0226a0b8f0f823"/>
     <w:p>
       <w:pPr>
         <w:pStyle w:val="Bibliography"/>
@@ -11439,7 +11984,7 @@
       <w:r>
         <w:t xml:space="preserve"> </w:t>
       </w:r>
-      <w:hyperlink r:id="rId115">
+      <w:hyperlink r:id="rId123">
         <w:r>
           <w:rPr>
             <w:rStyle w:val="Hyperlink"/>
@@ -11448,39 +11993,8 @@
         </w:r>
       </w:hyperlink>
     </w:p>
-    <w:bookmarkEnd w:id="116"/>
-    <w:bookmarkStart w:id="118" w:name="ref-original_petro_paper"/>
-    <w:p>
-      <w:pPr>
-        <w:pStyle w:val="Bibliography"/>
-      </w:pPr>
-      <w:r>
-        <w:t xml:space="preserve">Echeverry De Mendoza, J. J., Palma Rojas, M., &amp; Sandoval Garrido, L. E. (2026).</w:t>
-      </w:r>
-      <w:r>
-        <w:t xml:space="preserve"> </w:t>
-      </w:r>
-      <w:r>
-        <w:rPr>
-          <w:i/>
-          <w:iCs/>
-        </w:rPr>
-        <w:t xml:space="preserve">What is the Economic Impact of President Petro’s Tweets on the Financial Market?</w:t>
-      </w:r>
-      <w:r>
-        <w:t xml:space="preserve"> </w:t>
-      </w:r>
-      <w:hyperlink r:id="rId117">
-        <w:r>
-          <w:rPr>
-            <w:rStyle w:val="Hyperlink"/>
-          </w:rPr>
-          <w:t xml:space="preserve">https://github.com/juanjo-edm/What_is_the_economic_impact_of_Colombian_President_tweets/blob/main/docs/paper/Impacto_discurso_petro__ENG_.pdf</w:t>
-        </w:r>
-      </w:hyperlink>
-    </w:p>
-    <w:bookmarkEnd w:id="118"/>
-    <w:bookmarkStart w:id="120" w:name="ref-edmans_garcia_norli_2007"/>
+    <w:bookmarkEnd w:id="124"/>
+    <w:bookmarkStart w:id="126" w:name="ref-edmans_garcia_norli_2007"/>
     <w:p>
       <w:pPr>
         <w:pStyle w:val="Bibliography"/>
@@ -11517,7 +12031,7 @@
       <w:r>
         <w:t xml:space="preserve"> </w:t>
       </w:r>
-      <w:hyperlink r:id="rId119">
+      <w:hyperlink r:id="rId125">
         <w:r>
           <w:rPr>
             <w:rStyle w:val="Hyperlink"/>
@@ -11526,8 +12040,8 @@
         </w:r>
       </w:hyperlink>
     </w:p>
-    <w:bookmarkEnd w:id="120"/>
-    <w:bookmarkStart w:id="122" w:name="ref-fama_1970"/>
+    <w:bookmarkEnd w:id="126"/>
+    <w:bookmarkStart w:id="128" w:name="ref-fama_1970"/>
     <w:p>
       <w:pPr>
         <w:pStyle w:val="Bibliography"/>
@@ -11564,7 +12078,7 @@
       <w:r>
         <w:t xml:space="preserve"> </w:t>
       </w:r>
-      <w:hyperlink r:id="rId121">
+      <w:hyperlink r:id="rId127">
         <w:r>
           <w:rPr>
             <w:rStyle w:val="Hyperlink"/>
@@ -11573,8 +12087,8 @@
         </w:r>
       </w:hyperlink>
     </w:p>
-    <w:bookmarkEnd w:id="122"/>
-    <w:bookmarkStart w:id="124" w:name="ref-garcia_2013"/>
+    <w:bookmarkEnd w:id="128"/>
+    <w:bookmarkStart w:id="130" w:name="ref-garcia_2013"/>
     <w:p>
       <w:pPr>
         <w:pStyle w:val="Bibliography"/>
@@ -11611,7 +12125,7 @@
       <w:r>
         <w:t xml:space="preserve"> </w:t>
       </w:r>
-      <w:hyperlink r:id="rId123">
+      <w:hyperlink r:id="rId129">
         <w:r>
           <w:rPr>
             <w:rStyle w:val="Hyperlink"/>
@@ -11620,8 +12134,8 @@
         </w:r>
       </w:hyperlink>
     </w:p>
-    <w:bookmarkEnd w:id="124"/>
-    <w:bookmarkStart w:id="126" w:name="ref-gentzkow_kelly_taddy_2019"/>
+    <w:bookmarkEnd w:id="130"/>
+    <w:bookmarkStart w:id="132" w:name="ref-gentzkow_kelly_taddy_2019"/>
     <w:p>
       <w:pPr>
         <w:pStyle w:val="Bibliography"/>
@@ -11658,7 +12172,7 @@
       <w:r>
         <w:t xml:space="preserve"> </w:t>
       </w:r>
-      <w:hyperlink r:id="rId125">
+      <w:hyperlink r:id="rId131">
         <w:r>
           <w:rPr>
             <w:rStyle w:val="Hyperlink"/>
@@ -11667,8 +12181,8 @@
         </w:r>
       </w:hyperlink>
     </w:p>
-    <w:bookmarkEnd w:id="126"/>
-    <w:bookmarkStart w:id="128" w:name="ref-gjerstad_etal_2021"/>
+    <w:bookmarkEnd w:id="132"/>
+    <w:bookmarkStart w:id="134" w:name="ref-gjerstad_etal_2021"/>
     <w:p>
       <w:pPr>
         <w:pStyle w:val="Bibliography"/>
@@ -11705,7 +12219,7 @@
       <w:r>
         <w:t xml:space="preserve"> </w:t>
       </w:r>
-      <w:hyperlink r:id="rId127">
+      <w:hyperlink r:id="rId133">
         <w:r>
           <w:rPr>
             <w:rStyle w:val="Hyperlink"/>
@@ -11714,8 +12228,8 @@
         </w:r>
       </w:hyperlink>
     </w:p>
-    <w:bookmarkEnd w:id="128"/>
-    <w:bookmarkStart w:id="129" w:name="ref-gomez_torres_2018"/>
+    <w:bookmarkEnd w:id="134"/>
+    <w:bookmarkStart w:id="135" w:name="ref-gomez_torres_2018"/>
     <w:p>
       <w:pPr>
         <w:pStyle w:val="Bibliography"/>
@@ -11768,8 +12282,8 @@
         <w:t xml:space="preserve">(1), 67-78.</w:t>
       </w:r>
     </w:p>
-    <w:bookmarkEnd w:id="129"/>
-    <w:bookmarkStart w:id="131" w:name="ref-grimmer_stewart_2013"/>
+    <w:bookmarkEnd w:id="135"/>
+    <w:bookmarkStart w:id="137" w:name="ref-grimmer_stewart_2013"/>
     <w:p>
       <w:pPr>
         <w:pStyle w:val="Bibliography"/>
@@ -11806,7 +12320,7 @@
       <w:r>
         <w:t xml:space="preserve"> </w:t>
       </w:r>
-      <w:hyperlink r:id="rId130">
+      <w:hyperlink r:id="rId136">
         <w:r>
           <w:rPr>
             <w:rStyle w:val="Hyperlink"/>
@@ -11815,8 +12329,8 @@
         </w:r>
       </w:hyperlink>
     </w:p>
-    <w:bookmarkEnd w:id="131"/>
-    <w:bookmarkStart w:id="133" w:name="ref-hirschberg_manning_2015"/>
+    <w:bookmarkEnd w:id="137"/>
+    <w:bookmarkStart w:id="139" w:name="ref-hirschberg_manning_2015"/>
     <w:p>
       <w:pPr>
         <w:pStyle w:val="Bibliography"/>
@@ -11853,7 +12367,7 @@
       <w:r>
         <w:t xml:space="preserve"> </w:t>
       </w:r>
-      <w:hyperlink r:id="rId132">
+      <w:hyperlink r:id="rId138">
         <w:r>
           <w:rPr>
             <w:rStyle w:val="Hyperlink"/>
@@ -11862,8 +12376,8 @@
         </w:r>
       </w:hyperlink>
     </w:p>
-    <w:bookmarkEnd w:id="133"/>
-    <w:bookmarkStart w:id="135" w:name="ref-hirshleifer_shumway_2003"/>
+    <w:bookmarkEnd w:id="139"/>
+    <w:bookmarkStart w:id="141" w:name="ref-hirshleifer_shumway_2003"/>
     <w:p>
       <w:pPr>
         <w:pStyle w:val="Bibliography"/>
@@ -11900,7 +12414,7 @@
       <w:r>
         <w:t xml:space="preserve"> </w:t>
       </w:r>
-      <w:hyperlink r:id="rId134">
+      <w:hyperlink r:id="rId140">
         <w:r>
           <w:rPr>
             <w:rStyle w:val="Hyperlink"/>
@@ -11909,8 +12423,8 @@
         </w:r>
       </w:hyperlink>
     </w:p>
-    <w:bookmarkEnd w:id="135"/>
-    <w:bookmarkStart w:id="137" w:name="ref-jockers_2017"/>
+    <w:bookmarkEnd w:id="141"/>
+    <w:bookmarkStart w:id="143" w:name="ref-jockers_2017"/>
     <w:p>
       <w:pPr>
         <w:pStyle w:val="Bibliography"/>
@@ -11948,7 +12462,7 @@
       <w:r>
         <w:t xml:space="preserve"> </w:t>
       </w:r>
-      <w:hyperlink r:id="rId136">
+      <w:hyperlink r:id="rId142">
         <w:r>
           <w:rPr>
             <w:rStyle w:val="Hyperlink"/>
@@ -11957,8 +12471,8 @@
         </w:r>
       </w:hyperlink>
     </w:p>
-    <w:bookmarkEnd w:id="137"/>
-    <w:bookmarkStart w:id="139" w:name="ref-kahneman_1979"/>
+    <w:bookmarkEnd w:id="143"/>
+    <w:bookmarkStart w:id="145" w:name="ref-kahneman_1979"/>
     <w:p>
       <w:pPr>
         <w:pStyle w:val="Bibliography"/>
@@ -11995,7 +12509,7 @@
       <w:r>
         <w:t xml:space="preserve"> </w:t>
       </w:r>
-      <w:hyperlink r:id="rId138">
+      <w:hyperlink r:id="rId144">
         <w:r>
           <w:rPr>
             <w:rStyle w:val="Hyperlink"/>
@@ -12004,8 +12518,8 @@
         </w:r>
       </w:hyperlink>
     </w:p>
-    <w:bookmarkEnd w:id="139"/>
-    <w:bookmarkStart w:id="141" w:name="ref-laver_benoit_garry_2003"/>
+    <w:bookmarkEnd w:id="145"/>
+    <w:bookmarkStart w:id="147" w:name="ref-laver_benoit_garry_2003"/>
     <w:p>
       <w:pPr>
         <w:pStyle w:val="Bibliography"/>
@@ -12042,7 +12556,7 @@
       <w:r>
         <w:t xml:space="preserve"> </w:t>
       </w:r>
-      <w:hyperlink r:id="rId140">
+      <w:hyperlink r:id="rId146">
         <w:r>
           <w:rPr>
             <w:rStyle w:val="Hyperlink"/>
@@ -12051,8 +12565,8 @@
         </w:r>
       </w:hyperlink>
     </w:p>
-    <w:bookmarkEnd w:id="141"/>
-    <w:bookmarkStart w:id="143" w:name="ref-lerner_keltner_2001"/>
+    <w:bookmarkEnd w:id="147"/>
+    <w:bookmarkStart w:id="149" w:name="ref-lerner_keltner_2001"/>
     <w:p>
       <w:pPr>
         <w:pStyle w:val="Bibliography"/>
@@ -12089,7 +12603,7 @@
       <w:r>
         <w:t xml:space="preserve"> </w:t>
       </w:r>
-      <w:hyperlink r:id="rId142">
+      <w:hyperlink r:id="rId148">
         <w:r>
           <w:rPr>
             <w:rStyle w:val="Hyperlink"/>
@@ -12098,8 +12612,8 @@
         </w:r>
       </w:hyperlink>
     </w:p>
-    <w:bookmarkEnd w:id="143"/>
-    <w:bookmarkStart w:id="145" w:name="ref-loewenstein_2000"/>
+    <w:bookmarkEnd w:id="149"/>
+    <w:bookmarkStart w:id="151" w:name="ref-loewenstein_2000"/>
     <w:p>
       <w:pPr>
         <w:pStyle w:val="Bibliography"/>
@@ -12136,7 +12650,7 @@
       <w:r>
         <w:t xml:space="preserve"> </w:t>
       </w:r>
-      <w:hyperlink r:id="rId144">
+      <w:hyperlink r:id="rId150">
         <w:r>
           <w:rPr>
             <w:rStyle w:val="Hyperlink"/>
@@ -12145,8 +12659,8 @@
         </w:r>
       </w:hyperlink>
     </w:p>
-    <w:bookmarkEnd w:id="145"/>
-    <w:bookmarkStart w:id="147" w:name="ref-loughran_mcdonald_2011"/>
+    <w:bookmarkEnd w:id="151"/>
+    <w:bookmarkStart w:id="153" w:name="ref-loughran_mcdonald_2011"/>
     <w:p>
       <w:pPr>
         <w:pStyle w:val="Bibliography"/>
@@ -12183,7 +12697,7 @@
       <w:r>
         <w:t xml:space="preserve"> </w:t>
       </w:r>
-      <w:hyperlink r:id="rId146">
+      <w:hyperlink r:id="rId152">
         <w:r>
           <w:rPr>
             <w:rStyle w:val="Hyperlink"/>
@@ -12192,8 +12706,8 @@
         </w:r>
       </w:hyperlink>
     </w:p>
-    <w:bookmarkEnd w:id="147"/>
-    <w:bookmarkStart w:id="149" w:name="ref-medhat_2014"/>
+    <w:bookmarkEnd w:id="153"/>
+    <w:bookmarkStart w:id="155" w:name="ref-medhat_2014"/>
     <w:p>
       <w:pPr>
         <w:pStyle w:val="Bibliography"/>
@@ -12230,7 +12744,7 @@
       <w:r>
         <w:t xml:space="preserve"> </w:t>
       </w:r>
-      <w:hyperlink r:id="rId148">
+      <w:hyperlink r:id="rId154">
         <w:r>
           <w:rPr>
             <w:rStyle w:val="Hyperlink"/>
@@ -12239,8 +12753,8 @@
         </w:r>
       </w:hyperlink>
     </w:p>
-    <w:bookmarkEnd w:id="149"/>
-    <w:bookmarkStart w:id="151" w:name="ref-misuraca_2020"/>
+    <w:bookmarkEnd w:id="155"/>
+    <w:bookmarkStart w:id="157" w:name="ref-misuraca_2020"/>
     <w:p>
       <w:pPr>
         <w:pStyle w:val="Bibliography"/>
@@ -12264,7 +12778,7 @@
       <w:r>
         <w:t xml:space="preserve"> </w:t>
       </w:r>
-      <w:hyperlink r:id="rId150">
+      <w:hyperlink r:id="rId156">
         <w:r>
           <w:rPr>
             <w:rStyle w:val="Hyperlink"/>
@@ -12273,8 +12787,8 @@
         </w:r>
       </w:hyperlink>
     </w:p>
-    <w:bookmarkEnd w:id="151"/>
-    <w:bookmarkStart w:id="152" w:name="ref-mohammad_turney_2013"/>
+    <w:bookmarkEnd w:id="157"/>
+    <w:bookmarkStart w:id="158" w:name="ref-mohammad_turney_2013"/>
     <w:p>
       <w:pPr>
         <w:pStyle w:val="Bibliography"/>
@@ -12309,8 +12823,8 @@
         <w:t xml:space="preserve">(3), 436-465.</w:t>
       </w:r>
     </w:p>
-    <w:bookmarkEnd w:id="152"/>
-    <w:bookmarkStart w:id="154" w:name="ref-mohammad_turney_2010"/>
+    <w:bookmarkEnd w:id="158"/>
+    <w:bookmarkStart w:id="160" w:name="ref-mohammad_turney_2010"/>
     <w:p>
       <w:pPr>
         <w:pStyle w:val="Bibliography"/>
@@ -12334,7 +12848,7 @@
       <w:r>
         <w:t xml:space="preserve"> </w:t>
       </w:r>
-      <w:hyperlink r:id="rId153">
+      <w:hyperlink r:id="rId159">
         <w:r>
           <w:rPr>
             <w:rStyle w:val="Hyperlink"/>
@@ -12343,8 +12857,8 @@
         </w:r>
       </w:hyperlink>
     </w:p>
-    <w:bookmarkEnd w:id="154"/>
-    <w:bookmarkStart w:id="156" w:name="ref-mullainathan_thaler_2000"/>
+    <w:bookmarkEnd w:id="160"/>
+    <w:bookmarkStart w:id="162" w:name="ref-mullainathan_thaler_2000"/>
     <w:p>
       <w:pPr>
         <w:pStyle w:val="Bibliography"/>
@@ -12371,7 +12885,7 @@
       <w:r>
         <w:t xml:space="preserve"> </w:t>
       </w:r>
-      <w:hyperlink r:id="rId155">
+      <w:hyperlink r:id="rId161">
         <w:r>
           <w:rPr>
             <w:rStyle w:val="Hyperlink"/>
@@ -12380,8 +12894,8 @@
         </w:r>
       </w:hyperlink>
     </w:p>
-    <w:bookmarkEnd w:id="156"/>
-    <w:bookmarkStart w:id="158" w:name="ref-pastor_veronesi_2012"/>
+    <w:bookmarkEnd w:id="162"/>
+    <w:bookmarkStart w:id="164" w:name="ref-pastor_veronesi_2012"/>
     <w:p>
       <w:pPr>
         <w:pStyle w:val="Bibliography"/>
@@ -12418,7 +12932,7 @@
       <w:r>
         <w:t xml:space="preserve"> </w:t>
       </w:r>
-      <w:hyperlink r:id="rId157">
+      <w:hyperlink r:id="rId163">
         <w:r>
           <w:rPr>
             <w:rStyle w:val="Hyperlink"/>
@@ -12427,8 +12941,8 @@
         </w:r>
       </w:hyperlink>
     </w:p>
-    <w:bookmarkEnd w:id="158"/>
-    <w:bookmarkStart w:id="160" w:name="ref-pastor_veronesi_2013"/>
+    <w:bookmarkEnd w:id="164"/>
+    <w:bookmarkStart w:id="166" w:name="ref-pastor_veronesi_2013"/>
     <w:p>
       <w:pPr>
         <w:pStyle w:val="Bibliography"/>
@@ -12465,7 +12979,7 @@
       <w:r>
         <w:t xml:space="preserve"> </w:t>
       </w:r>
-      <w:hyperlink r:id="rId159">
+      <w:hyperlink r:id="rId165">
         <w:r>
           <w:rPr>
             <w:rStyle w:val="Hyperlink"/>
@@ -12474,8 +12988,8 @@
         </w:r>
       </w:hyperlink>
     </w:p>
-    <w:bookmarkEnd w:id="160"/>
-    <w:bookmarkStart w:id="162" w:name="ref-perez_llorente_2020"/>
+    <w:bookmarkEnd w:id="166"/>
+    <w:bookmarkStart w:id="168" w:name="ref-perez_llorente_2020"/>
     <w:p>
       <w:pPr>
         <w:pStyle w:val="Bibliography"/>
@@ -12499,7 +13013,7 @@
       <w:r>
         <w:t xml:space="preserve"> </w:t>
       </w:r>
-      <w:hyperlink r:id="rId161">
+      <w:hyperlink r:id="rId167">
         <w:r>
           <w:rPr>
             <w:rStyle w:val="Hyperlink"/>
@@ -12508,8 +13022,8 @@
         </w:r>
       </w:hyperlink>
     </w:p>
-    <w:bookmarkEnd w:id="162"/>
-    <w:bookmarkStart w:id="163" w:name="ref-plutchik_2003"/>
+    <w:bookmarkEnd w:id="168"/>
+    <w:bookmarkStart w:id="169" w:name="ref-plutchik_2003"/>
     <w:p>
       <w:pPr>
         <w:pStyle w:val="Bibliography"/>
@@ -12531,8 +13045,8 @@
         <w:t xml:space="preserve">. American Psychological Association.</w:t>
       </w:r>
     </w:p>
-    <w:bookmarkEnd w:id="163"/>
-    <w:bookmarkStart w:id="165" w:name="ref-prada_espinel_2018"/>
+    <w:bookmarkEnd w:id="169"/>
+    <w:bookmarkStart w:id="171" w:name="ref-prada_espinel_2018"/>
     <w:p>
       <w:pPr>
         <w:pStyle w:val="Bibliography"/>
@@ -12593,7 +13107,7 @@
       <w:r>
         <w:t xml:space="preserve"> </w:t>
       </w:r>
-      <w:hyperlink r:id="rId164">
+      <w:hyperlink r:id="rId170">
         <w:r>
           <w:rPr>
             <w:rStyle w:val="Hyperlink"/>
@@ -12602,8 +13116,8 @@
         </w:r>
       </w:hyperlink>
     </w:p>
-    <w:bookmarkEnd w:id="165"/>
-    <w:bookmarkStart w:id="167" w:name="ref-stm"/>
+    <w:bookmarkEnd w:id="171"/>
+    <w:bookmarkStart w:id="173" w:name="ref-stm"/>
     <w:p>
       <w:pPr>
         <w:pStyle w:val="Bibliography"/>
@@ -12640,7 +13154,7 @@
       <w:r>
         <w:t xml:space="preserve"> </w:t>
       </w:r>
-      <w:hyperlink r:id="rId166">
+      <w:hyperlink r:id="rId172">
         <w:r>
           <w:rPr>
             <w:rStyle w:val="Hyperlink"/>
@@ -12649,8 +13163,8 @@
         </w:r>
       </w:hyperlink>
     </w:p>
-    <w:bookmarkEnd w:id="167"/>
-    <w:bookmarkStart w:id="169" w:name="ref-romero_moreno_2020"/>
+    <w:bookmarkEnd w:id="173"/>
+    <w:bookmarkStart w:id="175" w:name="ref-romero_moreno_2020"/>
     <w:p>
       <w:pPr>
         <w:pStyle w:val="Bibliography"/>
@@ -12686,7 +13200,7 @@
       <w:r>
         <w:t xml:space="preserve"> </w:t>
       </w:r>
-      <w:hyperlink r:id="rId168">
+      <w:hyperlink r:id="rId174">
         <w:r>
           <w:rPr>
             <w:rStyle w:val="Hyperlink"/>
@@ -12695,8 +13209,8 @@
         </w:r>
       </w:hyperlink>
     </w:p>
-    <w:bookmarkEnd w:id="169"/>
-    <w:bookmarkStart w:id="171" w:name="ref-sandoval_marin_2022"/>
+    <w:bookmarkEnd w:id="175"/>
+    <w:bookmarkStart w:id="177" w:name="ref-sandoval_marin_2022"/>
     <w:p>
       <w:pPr>
         <w:pStyle w:val="Bibliography"/>
@@ -12720,7 +13234,7 @@
       <w:r>
         <w:t xml:space="preserve"> </w:t>
       </w:r>
-      <w:hyperlink r:id="rId170">
+      <w:hyperlink r:id="rId176">
         <w:r>
           <w:rPr>
             <w:rStyle w:val="Hyperlink"/>
@@ -12729,8 +13243,8 @@
         </w:r>
       </w:hyperlink>
     </w:p>
-    <w:bookmarkEnd w:id="171"/>
-    <w:bookmarkStart w:id="173" w:name="ref-schweinberger_2023"/>
+    <w:bookmarkEnd w:id="177"/>
+    <w:bookmarkStart w:id="179" w:name="ref-schweinberger_2023"/>
     <w:p>
       <w:pPr>
         <w:pStyle w:val="Bibliography"/>
@@ -12754,7 +13268,7 @@
       <w:r>
         <w:t xml:space="preserve"> </w:t>
       </w:r>
-      <w:hyperlink r:id="rId172">
+      <w:hyperlink r:id="rId178">
         <w:r>
           <w:rPr>
             <w:rStyle w:val="Hyperlink"/>
@@ -12763,8 +13277,8 @@
         </w:r>
       </w:hyperlink>
     </w:p>
-    <w:bookmarkEnd w:id="173"/>
-    <w:bookmarkStart w:id="175" w:name="ref-shiller_2019"/>
+    <w:bookmarkEnd w:id="179"/>
+    <w:bookmarkStart w:id="181" w:name="ref-shiller_2019"/>
     <w:p>
       <w:pPr>
         <w:pStyle w:val="Bibliography"/>
@@ -12788,7 +13302,7 @@
       <w:r>
         <w:t xml:space="preserve"> </w:t>
       </w:r>
-      <w:hyperlink r:id="rId174">
+      <w:hyperlink r:id="rId180">
         <w:r>
           <w:rPr>
             <w:rStyle w:val="Hyperlink"/>
@@ -12797,8 +13311,8 @@
         </w:r>
       </w:hyperlink>
     </w:p>
-    <w:bookmarkEnd w:id="175"/>
-    <w:bookmarkStart w:id="177" w:name="ref-shleifer_vishny_1997"/>
+    <w:bookmarkEnd w:id="181"/>
+    <w:bookmarkStart w:id="183" w:name="ref-shleifer_vishny_1997"/>
     <w:p>
       <w:pPr>
         <w:pStyle w:val="Bibliography"/>
@@ -12835,7 +13349,7 @@
       <w:r>
         <w:t xml:space="preserve"> </w:t>
       </w:r>
-      <w:hyperlink r:id="rId176">
+      <w:hyperlink r:id="rId182">
         <w:r>
           <w:rPr>
             <w:rStyle w:val="Hyperlink"/>
@@ -12844,8 +13358,8 @@
         </w:r>
       </w:hyperlink>
     </w:p>
-    <w:bookmarkEnd w:id="177"/>
-    <w:bookmarkStart w:id="178" w:name="ref-silge_robinson_2017"/>
+    <w:bookmarkEnd w:id="183"/>
+    <w:bookmarkStart w:id="184" w:name="ref-silge_robinson_2017"/>
     <w:p>
       <w:pPr>
         <w:pStyle w:val="Bibliography"/>
@@ -12867,8 +13381,8 @@
         <w:t xml:space="preserve">. O’Reilly Media.</w:t>
       </w:r>
     </w:p>
-    <w:bookmarkEnd w:id="178"/>
-    <w:bookmarkStart w:id="180" w:name="ref-slapin_proksch_2008"/>
+    <w:bookmarkEnd w:id="184"/>
+    <w:bookmarkStart w:id="186" w:name="ref-slapin_proksch_2008"/>
     <w:p>
       <w:pPr>
         <w:pStyle w:val="Bibliography"/>
@@ -12905,7 +13419,7 @@
       <w:r>
         <w:t xml:space="preserve"> </w:t>
       </w:r>
-      <w:hyperlink r:id="rId179">
+      <w:hyperlink r:id="rId185">
         <w:r>
           <w:rPr>
             <w:rStyle w:val="Hyperlink"/>
@@ -12914,8 +13428,8 @@
         </w:r>
       </w:hyperlink>
     </w:p>
-    <w:bookmarkEnd w:id="180"/>
-    <w:bookmarkStart w:id="181" w:name="ref-smith_1759"/>
+    <w:bookmarkEnd w:id="186"/>
+    <w:bookmarkStart w:id="187" w:name="ref-smith_1759"/>
     <w:p>
       <w:pPr>
         <w:pStyle w:val="Bibliography"/>
@@ -12937,8 +13451,8 @@
         <w:t xml:space="preserve">. Printed for A. Millar; A. Kincaid; J. Bell.</w:t>
       </w:r>
     </w:p>
-    <w:bookmarkEnd w:id="181"/>
-    <w:bookmarkStart w:id="183" w:name="ref-stefanowitsch_gries_2003"/>
+    <w:bookmarkEnd w:id="187"/>
+    <w:bookmarkStart w:id="189" w:name="ref-stefanowitsch_gries_2003"/>
     <w:p>
       <w:pPr>
         <w:pStyle w:val="Bibliography"/>
@@ -12975,7 +13489,7 @@
       <w:r>
         <w:t xml:space="preserve"> </w:t>
       </w:r>
-      <w:hyperlink r:id="rId182">
+      <w:hyperlink r:id="rId188">
         <w:r>
           <w:rPr>
             <w:rStyle w:val="Hyperlink"/>
@@ -12984,8 +13498,8 @@
         </w:r>
       </w:hyperlink>
     </w:p>
-    <w:bookmarkEnd w:id="183"/>
-    <w:bookmarkStart w:id="185" w:name="ref-tetlock_2007"/>
+    <w:bookmarkEnd w:id="189"/>
+    <w:bookmarkStart w:id="191" w:name="ref-tetlock_2007"/>
     <w:p>
       <w:pPr>
         <w:pStyle w:val="Bibliography"/>
@@ -13022,7 +13536,7 @@
       <w:r>
         <w:t xml:space="preserve"> </w:t>
       </w:r>
-      <w:hyperlink r:id="rId184">
+      <w:hyperlink r:id="rId190">
         <w:r>
           <w:rPr>
             <w:rStyle w:val="Hyperlink"/>
@@ -13031,9 +13545,9 @@
         </w:r>
       </w:hyperlink>
     </w:p>
-    <w:bookmarkEnd w:id="185"/>
-    <w:bookmarkEnd w:id="186"/>
-    <w:bookmarkEnd w:id="187"/>
+    <w:bookmarkEnd w:id="191"/>
+    <w:bookmarkEnd w:id="192"/>
+    <w:bookmarkEnd w:id="193"/>
     <w:sectPr>
       <w:footerReference r:id="rId9" w:type="default"/>
       <w:pgSz w:h="15840" w:w="12240"/>
